--- a/samples/Profile.docx
+++ b/samples/Profile.docx
@@ -643,8 +643,149 @@
           <w:kern w:val="0"/>
           <w14:ligatures w14:val="none"/>
         </w:rPr>
-        <w:t>dashboards</w:t>
-      </w:r>
+        <w:t>D</w:t>
+      </w:r>
+      <w:r>
+        <w:rPr>
+          <w:rFonts w:ascii="Calibri Light" w:eastAsia="Times New Roman" w:hAnsi="Calibri Light" w:cs="Calibri Light"/>
+          <w:kern w:val="0"/>
+          <w14:ligatures w14:val="none"/>
+        </w:rPr>
+        <w:t>ashboards</w:t>
+      </w:r>
+    </w:p>
+    <w:p>
+      <w:pPr>
+        <w:spacing w:before="100" w:beforeAutospacing="1" w:after="100" w:afterAutospacing="1" w:line="240" w:lineRule="auto"/>
+        <w:rPr>
+          <w:rFonts w:ascii="Calibri Light" w:eastAsia="Times New Roman" w:hAnsi="Calibri Light" w:cs="Calibri Light"/>
+          <w:kern w:val="0"/>
+          <w14:ligatures w14:val="none"/>
+        </w:rPr>
+      </w:pPr>
+    </w:p>
+    <w:p>
+      <w:pPr>
+        <w:spacing w:before="100" w:beforeAutospacing="1" w:after="100" w:afterAutospacing="1" w:line="240" w:lineRule="auto"/>
+        <w:rPr>
+          <w:rFonts w:ascii="Calibri Light" w:eastAsia="Times New Roman" w:hAnsi="Calibri Light" w:cs="Calibri Light"/>
+          <w:b/>
+          <w:bCs/>
+          <w:kern w:val="0"/>
+          <w:sz w:val="36"/>
+          <w:szCs w:val="36"/>
+          <w14:ligatures w14:val="none"/>
+        </w:rPr>
+      </w:pPr>
+      <w:r>
+        <w:rPr>
+          <w:rFonts w:ascii="Calibri Light" w:eastAsia="Times New Roman" w:hAnsi="Calibri Light" w:cs="Calibri Light"/>
+          <w:b/>
+          <w:bCs/>
+          <w:kern w:val="0"/>
+          <w:sz w:val="36"/>
+          <w:szCs w:val="36"/>
+          <w14:ligatures w14:val="none"/>
+        </w:rPr>
+        <w:lastRenderedPageBreak/>
+        <w:t>My Stack</w:t>
+      </w:r>
+    </w:p>
+    <w:p>
+      <w:pPr>
+        <w:spacing w:before="100" w:beforeAutospacing="1" w:after="100" w:afterAutospacing="1" w:line="240" w:lineRule="auto"/>
+        <w:rPr>
+          <w:rFonts w:ascii="Calibri Light" w:eastAsia="Times New Roman" w:hAnsi="Calibri Light" w:cs="Calibri Light"/>
+          <w:kern w:val="0"/>
+          <w14:ligatures w14:val="none"/>
+        </w:rPr>
+      </w:pPr>
+      <w:r>
+        <w:rPr>
+          <w:rFonts w:ascii="Calibri Light" w:eastAsia="Times New Roman" w:hAnsi="Calibri Light" w:cs="Calibri Light"/>
+          <w:kern w:val="0"/>
+          <w14:ligatures w14:val="none"/>
+        </w:rPr>
+        <w:t xml:space="preserve">Cursor, </w:t>
+      </w:r>
+      <w:r>
+        <w:rPr>
+          <w:rFonts w:ascii="Calibri Light" w:eastAsia="Times New Roman" w:hAnsi="Calibri Light" w:cs="Calibri Light"/>
+          <w:kern w:val="0"/>
+          <w14:ligatures w14:val="none"/>
+        </w:rPr>
+        <w:t xml:space="preserve">GitHub, </w:t>
+      </w:r>
+      <w:r>
+        <w:rPr>
+          <w:rFonts w:ascii="Calibri Light" w:eastAsia="Times New Roman" w:hAnsi="Calibri Light" w:cs="Calibri Light"/>
+          <w:kern w:val="0"/>
+          <w14:ligatures w14:val="none"/>
+        </w:rPr>
+        <w:t>GoDaddy</w:t>
+      </w:r>
+      <w:r>
+        <w:rPr>
+          <w:rFonts w:ascii="Calibri Light" w:eastAsia="Times New Roman" w:hAnsi="Calibri Light" w:cs="Calibri Light"/>
+          <w:kern w:val="0"/>
+          <w14:ligatures w14:val="none"/>
+        </w:rPr>
+        <w:t xml:space="preserve"> domains, Microsoft Email,</w:t>
+      </w:r>
+      <w:r>
+        <w:rPr>
+          <w:rFonts w:ascii="Calibri Light" w:eastAsia="Times New Roman" w:hAnsi="Calibri Light" w:cs="Calibri Light"/>
+          <w:kern w:val="0"/>
+          <w14:ligatures w14:val="none"/>
+        </w:rPr>
+        <w:t xml:space="preserve"> </w:t>
+      </w:r>
+      <w:r>
+        <w:rPr>
+          <w:rFonts w:ascii="Calibri Light" w:eastAsia="Times New Roman" w:hAnsi="Calibri Light" w:cs="Calibri Light"/>
+          <w:kern w:val="0"/>
+          <w14:ligatures w14:val="none"/>
+        </w:rPr>
+        <w:t>Microsoft Excel</w:t>
+      </w:r>
+      <w:r>
+        <w:rPr>
+          <w:rFonts w:ascii="Calibri Light" w:eastAsia="Times New Roman" w:hAnsi="Calibri Light" w:cs="Calibri Light"/>
+          <w:kern w:val="0"/>
+          <w14:ligatures w14:val="none"/>
+        </w:rPr>
+        <w:t xml:space="preserve">, Figma, </w:t>
+      </w:r>
+      <w:proofErr w:type="spellStart"/>
+      <w:r>
+        <w:rPr>
+          <w:rFonts w:ascii="Calibri Light" w:eastAsia="Times New Roman" w:hAnsi="Calibri Light" w:cs="Calibri Light"/>
+          <w:kern w:val="0"/>
+          <w14:ligatures w14:val="none"/>
+        </w:rPr>
+        <w:t>Supabase</w:t>
+      </w:r>
+      <w:proofErr w:type="spellEnd"/>
+      <w:r>
+        <w:rPr>
+          <w:rFonts w:ascii="Calibri Light" w:eastAsia="Times New Roman" w:hAnsi="Calibri Light" w:cs="Calibri Light"/>
+          <w:kern w:val="0"/>
+          <w14:ligatures w14:val="none"/>
+        </w:rPr>
+        <w:t>, Make, Claude AI, ChatGPT</w:t>
+      </w:r>
+    </w:p>
+    <w:p>
+      <w:pPr>
+        <w:spacing w:before="100" w:beforeAutospacing="1" w:after="100" w:afterAutospacing="1" w:line="240" w:lineRule="auto"/>
+        <w:rPr>
+          <w:rFonts w:ascii="Calibri Light" w:eastAsia="Times New Roman" w:hAnsi="Calibri Light" w:cs="Calibri Light"/>
+          <w:b/>
+          <w:bCs/>
+          <w:kern w:val="0"/>
+          <w14:ligatures w14:val="none"/>
+        </w:rPr>
+      </w:pPr>
     </w:p>
     <w:p>
       <w:pPr>

--- a/samples/Profile.docx
+++ b/samples/Profile.docx
@@ -13,13 +13,7 @@
         <w:rPr>
           <w:rFonts w:ascii="Calibri Light" w:hAnsi="Calibri Light" w:cs="Calibri Light"/>
         </w:rPr>
-        <w:t>You sell</w:t>
-      </w:r>
-      <w:r>
-        <w:rPr>
-          <w:rFonts w:ascii="Calibri Light" w:hAnsi="Calibri Light" w:cs="Calibri Light"/>
-        </w:rPr>
-        <w:t>:</w:t>
+        <w:t>You sell:</w:t>
       </w:r>
     </w:p>
     <w:p>
@@ -714,7 +708,7 @@
           <w:kern w:val="0"/>
           <w14:ligatures w14:val="none"/>
         </w:rPr>
-        <w:t xml:space="preserve">GitHub, </w:t>
+        <w:t>GitHub</w:t>
       </w:r>
       <w:r>
         <w:rPr>
@@ -722,6 +716,22 @@
           <w:kern w:val="0"/>
           <w14:ligatures w14:val="none"/>
         </w:rPr>
+        <w:t xml:space="preserve"> (creating a site with an intake form)</w:t>
+      </w:r>
+      <w:r>
+        <w:rPr>
+          <w:rFonts w:ascii="Calibri Light" w:eastAsia="Times New Roman" w:hAnsi="Calibri Light" w:cs="Calibri Light"/>
+          <w:kern w:val="0"/>
+          <w14:ligatures w14:val="none"/>
+        </w:rPr>
+        <w:t xml:space="preserve">, </w:t>
+      </w:r>
+      <w:r>
+        <w:rPr>
+          <w:rFonts w:ascii="Calibri Light" w:eastAsia="Times New Roman" w:hAnsi="Calibri Light" w:cs="Calibri Light"/>
+          <w:kern w:val="0"/>
+          <w14:ligatures w14:val="none"/>
+        </w:rPr>
         <w:t>GoDaddy</w:t>
       </w:r>
       <w:r>
@@ -738,7 +748,7 @@
           <w:kern w:val="0"/>
           <w14:ligatures w14:val="none"/>
         </w:rPr>
-        <w:t xml:space="preserve"> </w:t>
+        <w:t xml:space="preserve"> Microsoft Excel, Figma, Supabase, Make, Claude AI, </w:t>
       </w:r>
       <w:r>
         <w:rPr>
@@ -746,33 +756,79 @@
           <w:kern w:val="0"/>
           <w14:ligatures w14:val="none"/>
         </w:rPr>
-        <w:t>Microsoft Excel</w:t>
-      </w:r>
-      <w:r>
+        <w:t>OpenAI</w:t>
+      </w:r>
+    </w:p>
+    <w:p>
+      <w:pPr>
+        <w:spacing w:before="100" w:beforeAutospacing="1" w:after="100" w:afterAutospacing="1" w:line="240" w:lineRule="auto"/>
         <w:rPr>
           <w:rFonts w:ascii="Calibri Light" w:eastAsia="Times New Roman" w:hAnsi="Calibri Light" w:cs="Calibri Light"/>
           <w:kern w:val="0"/>
           <w14:ligatures w14:val="none"/>
         </w:rPr>
-        <w:t xml:space="preserve">, Figma, </w:t>
-      </w:r>
-      <w:proofErr w:type="spellStart"/>
-      <w:r>
+      </w:pPr>
+    </w:p>
+    <w:p>
+      <w:pPr>
+        <w:spacing w:before="100" w:beforeAutospacing="1" w:after="100" w:afterAutospacing="1" w:line="240" w:lineRule="auto"/>
         <w:rPr>
           <w:rFonts w:ascii="Calibri Light" w:eastAsia="Times New Roman" w:hAnsi="Calibri Light" w:cs="Calibri Light"/>
           <w:kern w:val="0"/>
           <w14:ligatures w14:val="none"/>
         </w:rPr>
-        <w:t>Supabase</w:t>
-      </w:r>
-      <w:proofErr w:type="spellEnd"/>
+      </w:pPr>
       <w:r>
         <w:rPr>
           <w:rFonts w:ascii="Calibri Light" w:eastAsia="Times New Roman" w:hAnsi="Calibri Light" w:cs="Calibri Light"/>
           <w:kern w:val="0"/>
           <w14:ligatures w14:val="none"/>
         </w:rPr>
-        <w:t>, Make, Claude AI, ChatGPT</w:t>
+        <w:t>Weddings and Funerals</w:t>
+      </w:r>
+    </w:p>
+    <w:p>
+      <w:pPr>
+        <w:spacing w:before="100" w:beforeAutospacing="1" w:after="100" w:afterAutospacing="1" w:line="240" w:lineRule="auto"/>
+        <w:rPr>
+          <w:rFonts w:ascii="Calibri Light" w:eastAsia="Times New Roman" w:hAnsi="Calibri Light" w:cs="Calibri Light"/>
+          <w:kern w:val="0"/>
+          <w14:ligatures w14:val="none"/>
+        </w:rPr>
+      </w:pPr>
+      <w:r>
+        <w:rPr>
+          <w:rFonts w:ascii="Calibri Light" w:eastAsia="Times New Roman" w:hAnsi="Calibri Light" w:cs="Calibri Light"/>
+          <w:kern w:val="0"/>
+          <w14:ligatures w14:val="none"/>
+        </w:rPr>
+        <w:t xml:space="preserve">Scraping – emails, contact </w:t>
+      </w:r>
+      <w:r>
+        <w:rPr>
+          <w:rFonts w:ascii="Calibri Light" w:eastAsia="Times New Roman" w:hAnsi="Calibri Light" w:cs="Calibri Light"/>
+          <w:kern w:val="0"/>
+          <w14:ligatures w14:val="none"/>
+        </w:rPr>
+        <w:t>numbers for potential clients</w:t>
+      </w:r>
+    </w:p>
+    <w:p>
+      <w:pPr>
+        <w:spacing w:before="100" w:beforeAutospacing="1" w:after="100" w:afterAutospacing="1" w:line="240" w:lineRule="auto"/>
+        <w:rPr>
+          <w:rFonts w:ascii="Calibri Light" w:eastAsia="Times New Roman" w:hAnsi="Calibri Light" w:cs="Calibri Light"/>
+          <w:kern w:val="0"/>
+          <w14:ligatures w14:val="none"/>
+        </w:rPr>
+      </w:pPr>
+      <w:r>
+        <w:rPr>
+          <w:rFonts w:ascii="Calibri Light" w:eastAsia="Times New Roman" w:hAnsi="Calibri Light" w:cs="Calibri Light"/>
+          <w:kern w:val="0"/>
+          <w14:ligatures w14:val="none"/>
+        </w:rPr>
+        <w:t>Local email newsletters</w:t>
       </w:r>
     </w:p>
     <w:p>
@@ -785,6 +841,4303 @@
           <w:kern w:val="0"/>
           <w14:ligatures w14:val="none"/>
         </w:rPr>
+      </w:pPr>
+    </w:p>
+    <w:p>
+      <w:pPr>
+        <w:rPr>
+          <w:rFonts w:ascii="Calibri Light" w:hAnsi="Calibri Light" w:cs="Calibri Light"/>
+          <w:b/>
+          <w:bCs/>
+          <w:sz w:val="32"/>
+          <w:szCs w:val="32"/>
+        </w:rPr>
+      </w:pPr>
+      <w:r>
+        <w:rPr>
+          <w:rFonts w:ascii="Apple Color Emoji" w:hAnsi="Apple Color Emoji" w:cs="Apple Color Emoji"/>
+          <w:b/>
+          <w:bCs/>
+          <w:sz w:val="32"/>
+          <w:szCs w:val="32"/>
+        </w:rPr>
+        <w:t>💰</w:t>
+      </w:r>
+      <w:r>
+        <w:rPr>
+          <w:rFonts w:ascii="Calibri Light" w:hAnsi="Calibri Light" w:cs="Calibri Light"/>
+          <w:b/>
+          <w:bCs/>
+          <w:sz w:val="32"/>
+          <w:szCs w:val="32"/>
+        </w:rPr>
+        <w:t xml:space="preserve"> HOW YOU SELL THIS</w:t>
+      </w:r>
+    </w:p>
+    <w:p>
+      <w:pPr>
+        <w:rPr>
+          <w:rFonts w:ascii="Calibri Light" w:hAnsi="Calibri Light" w:cs="Calibri Light"/>
+        </w:rPr>
+      </w:pPr>
+      <w:r>
+        <w:rPr>
+          <w:rFonts w:ascii="Calibri Light" w:hAnsi="Calibri Light" w:cs="Calibri Light"/>
+        </w:rPr>
+        <w:t>“We don’t just send you leads — we follow up with them automatically, so you don’t lose jobs.”</w:t>
+      </w:r>
+    </w:p>
+    <w:p>
+      <w:pPr>
+        <w:rPr>
+          <w:rFonts w:ascii="Calibri Light" w:hAnsi="Calibri Light" w:cs="Calibri Light"/>
+        </w:rPr>
+      </w:pPr>
+    </w:p>
+    <w:p>
+      <w:pPr>
+        <w:rPr>
+          <w:rFonts w:ascii="Calibri Light" w:hAnsi="Calibri Light" w:cs="Calibri Light"/>
+        </w:rPr>
+      </w:pPr>
+      <w:r>
+        <w:rPr>
+          <w:rFonts w:ascii="Calibri Light" w:hAnsi="Calibri Light" w:cs="Calibri Light"/>
+        </w:rPr>
+        <w:t>You don’t actually need a real client yet.</w:t>
+      </w:r>
+    </w:p>
+    <w:p>
+      <w:pPr>
+        <w:rPr>
+          <w:rFonts w:ascii="Calibri Light" w:hAnsi="Calibri Light" w:cs="Calibri Light"/>
+        </w:rPr>
+      </w:pPr>
+      <w:r>
+        <w:rPr>
+          <w:rFonts w:ascii="Calibri Light" w:hAnsi="Calibri Light" w:cs="Calibri Light"/>
+        </w:rPr>
+        <w:t>Build:</w:t>
+      </w:r>
+    </w:p>
+    <w:p>
+      <w:pPr>
+        <w:rPr>
+          <w:rFonts w:ascii="Calibri Light" w:hAnsi="Calibri Light" w:cs="Calibri Light"/>
+        </w:rPr>
+      </w:pPr>
+      <w:r>
+        <w:rPr>
+          <w:rFonts w:ascii="Calibri Light" w:hAnsi="Calibri Light" w:cs="Calibri Light"/>
+        </w:rPr>
+        <w:t>“Victoria Roofing Demo Page”</w:t>
+      </w:r>
+    </w:p>
+    <w:p>
+      <w:pPr>
+        <w:rPr>
+          <w:rFonts w:ascii="Calibri Light" w:hAnsi="Calibri Light" w:cs="Calibri Light"/>
+        </w:rPr>
+      </w:pPr>
+      <w:r>
+        <w:rPr>
+          <w:rFonts w:ascii="Calibri Light" w:hAnsi="Calibri Light" w:cs="Calibri Light"/>
+        </w:rPr>
+        <w:t>Then say:</w:t>
+      </w:r>
+    </w:p>
+    <w:p>
+      <w:pPr>
+        <w:rPr>
+          <w:rFonts w:ascii="Calibri Light" w:hAnsi="Calibri Light" w:cs="Calibri Light"/>
+        </w:rPr>
+      </w:pPr>
+      <w:r>
+        <w:rPr>
+          <w:rFonts w:ascii="Calibri Light" w:hAnsi="Calibri Light" w:cs="Calibri Light"/>
+        </w:rPr>
+        <w:t>“This is the exact system we deploy for our clients.”</w:t>
+      </w:r>
+    </w:p>
+    <w:p>
+      <w:pPr>
+        <w:rPr>
+          <w:rFonts w:ascii="Calibri Light" w:hAnsi="Calibri Light" w:cs="Calibri Light"/>
+        </w:rPr>
+      </w:pPr>
+      <w:r>
+        <w:rPr>
+          <w:rFonts w:ascii="Apple Color Emoji" w:hAnsi="Apple Color Emoji" w:cs="Apple Color Emoji"/>
+        </w:rPr>
+        <w:t>👉</w:t>
+      </w:r>
+      <w:r>
+        <w:t xml:space="preserve"> “AI-powered ad generation system”</w:t>
+      </w:r>
+    </w:p>
+    <w:p>
+      <w:pPr>
+        <w:rPr>
+          <w:rStyle w:val="Strong"/>
+        </w:rPr>
+      </w:pPr>
+      <w:r>
+        <w:rPr>
+          <w:rFonts w:ascii="Apple Color Emoji" w:hAnsi="Apple Color Emoji" w:cs="Apple Color Emoji"/>
+        </w:rPr>
+        <w:t>👉</w:t>
+      </w:r>
+      <w:r>
+        <w:t xml:space="preserve"> The </w:t>
+      </w:r>
+      <w:r>
+        <w:rPr>
+          <w:rStyle w:val="Strong"/>
+        </w:rPr>
+        <w:t>speed + automation + consistency</w:t>
+      </w:r>
+    </w:p>
+    <w:p>
+      <w:pPr>
+        <w:rPr>
+          <w:rFonts w:ascii="Calibri Light" w:hAnsi="Calibri Light" w:cs="Calibri Light"/>
+        </w:rPr>
+      </w:pPr>
+      <w:r>
+        <w:rPr>
+          <w:rFonts w:ascii="Calibri Light" w:hAnsi="Calibri Light" w:cs="Calibri Light"/>
+        </w:rPr>
+        <w:t>lead capture</w:t>
+      </w:r>
+    </w:p>
+    <w:p>
+      <w:pPr>
+        <w:rPr>
+          <w:rFonts w:ascii="Calibri Light" w:hAnsi="Calibri Light" w:cs="Calibri Light"/>
+        </w:rPr>
+      </w:pPr>
+      <w:r>
+        <w:rPr>
+          <w:rFonts w:ascii="Calibri Light" w:hAnsi="Calibri Light" w:cs="Calibri Light"/>
+        </w:rPr>
+        <w:t>instant reply</w:t>
+      </w:r>
+    </w:p>
+    <w:p>
+      <w:pPr>
+        <w:rPr>
+          <w:rFonts w:ascii="Calibri Light" w:hAnsi="Calibri Light" w:cs="Calibri Light"/>
+        </w:rPr>
+      </w:pPr>
+      <w:r>
+        <w:rPr>
+          <w:rFonts w:ascii="Calibri Light" w:hAnsi="Calibri Light" w:cs="Calibri Light"/>
+        </w:rPr>
+        <w:t>follow-up system</w:t>
+      </w:r>
+    </w:p>
+    <w:p>
+      <w:pPr>
+        <w:rPr>
+          <w:rFonts w:ascii="Calibri Light" w:hAnsi="Calibri Light" w:cs="Calibri Light"/>
+        </w:rPr>
+      </w:pPr>
+    </w:p>
+    <w:p>
+      <w:pPr>
+        <w:rPr>
+          <w:rFonts w:ascii="Calibri Light" w:hAnsi="Calibri Light" w:cs="Calibri Light"/>
+        </w:rPr>
+      </w:pPr>
+    </w:p>
+    <w:p>
+      <w:pPr>
+        <w:rPr>
+          <w:rFonts w:ascii="Calibri Light" w:hAnsi="Calibri Light" w:cs="Calibri Light"/>
+        </w:rPr>
+      </w:pPr>
+    </w:p>
+    <w:p>
+      <w:pPr>
+        <w:rPr>
+          <w:rFonts w:ascii="Calibri Light" w:hAnsi="Calibri Light" w:cs="Calibri Light"/>
+        </w:rPr>
+      </w:pPr>
+    </w:p>
+    <w:p>
+      <w:pPr>
+        <w:rPr>
+          <w:rFonts w:ascii="Calibri Light" w:hAnsi="Calibri Light" w:cs="Calibri Light"/>
+        </w:rPr>
+      </w:pPr>
+    </w:p>
+    <w:p>
+      <w:pPr>
+        <w:rPr>
+          <w:rFonts w:ascii="Calibri Light" w:hAnsi="Calibri Light" w:cs="Calibri Light"/>
+        </w:rPr>
+      </w:pPr>
+    </w:p>
+    <w:p>
+      <w:pPr>
+        <w:rPr>
+          <w:rFonts w:ascii="Calibri Light" w:hAnsi="Calibri Light" w:cs="Calibri Light"/>
+        </w:rPr>
+      </w:pPr>
+    </w:p>
+    <w:p>
+      <w:pPr>
+        <w:rPr>
+          <w:rFonts w:ascii="Calibri Light" w:hAnsi="Calibri Light" w:cs="Calibri Light"/>
+        </w:rPr>
+      </w:pPr>
+      <w:r>
+        <w:rPr>
+          <w:rFonts w:ascii="Calibri Light" w:hAnsi="Calibri Light" w:cs="Calibri Light"/>
+        </w:rPr>
+        <w:lastRenderedPageBreak/>
+        <w:t>3. The Service You Would Sell</w:t>
+      </w:r>
+    </w:p>
+    <w:p>
+      <w:pPr>
+        <w:rPr>
+          <w:rFonts w:ascii="Calibri Light" w:hAnsi="Calibri Light" w:cs="Calibri Light"/>
+        </w:rPr>
+      </w:pPr>
+      <w:r>
+        <w:rPr>
+          <w:rFonts w:ascii="Calibri Light" w:hAnsi="Calibri Light" w:cs="Calibri Light"/>
+        </w:rPr>
+        <w:t>Not "graphic design."</w:t>
+      </w:r>
+    </w:p>
+    <w:p>
+      <w:pPr>
+        <w:rPr>
+          <w:rFonts w:ascii="Calibri Light" w:hAnsi="Calibri Light" w:cs="Calibri Light"/>
+        </w:rPr>
+      </w:pPr>
+      <w:r>
+        <w:rPr>
+          <w:rFonts w:ascii="Calibri Light" w:hAnsi="Calibri Light" w:cs="Calibri Light"/>
+        </w:rPr>
+        <w:t>You sell Revenue Automation Systems.</w:t>
+      </w:r>
+    </w:p>
+    <w:p>
+      <w:pPr>
+        <w:rPr>
+          <w:rFonts w:ascii="Calibri Light" w:hAnsi="Calibri Light" w:cs="Calibri Light"/>
+        </w:rPr>
+      </w:pPr>
+    </w:p>
+    <w:p>
+      <w:pPr>
+        <w:rPr>
+          <w:rFonts w:ascii="Calibri Light" w:hAnsi="Calibri Light" w:cs="Calibri Light"/>
+          <w:b/>
+          <w:bCs/>
+          <w:sz w:val="32"/>
+          <w:szCs w:val="32"/>
+        </w:rPr>
+      </w:pPr>
+      <w:r>
+        <w:rPr>
+          <w:rFonts w:ascii="Calibri Light" w:hAnsi="Calibri Light" w:cs="Calibri Light"/>
+          <w:b/>
+          <w:bCs/>
+          <w:sz w:val="32"/>
+          <w:szCs w:val="32"/>
+        </w:rPr>
+        <w:t>Example package:</w:t>
+      </w:r>
+    </w:p>
+    <w:p>
+      <w:pPr>
+        <w:rPr>
+          <w:rFonts w:ascii="Calibri Light" w:hAnsi="Calibri Light" w:cs="Calibri Light"/>
+        </w:rPr>
+      </w:pPr>
+      <w:r>
+        <w:rPr>
+          <w:rFonts w:ascii="Calibri Light" w:hAnsi="Calibri Light" w:cs="Calibri Light"/>
+        </w:rPr>
+        <w:t>AI Growth System</w:t>
+      </w:r>
+    </w:p>
+    <w:p>
+      <w:pPr>
+        <w:rPr>
+          <w:rFonts w:ascii="Calibri Light" w:hAnsi="Calibri Light" w:cs="Calibri Light"/>
+          <w:b/>
+          <w:bCs/>
+        </w:rPr>
+      </w:pPr>
+      <w:r>
+        <w:rPr>
+          <w:rFonts w:ascii="Calibri Light" w:hAnsi="Calibri Light" w:cs="Calibri Light"/>
+          <w:b/>
+          <w:bCs/>
+        </w:rPr>
+        <w:t>Includes:</w:t>
+      </w:r>
+    </w:p>
+    <w:p>
+      <w:pPr>
+        <w:rPr>
+          <w:rFonts w:ascii="Calibri Light" w:hAnsi="Calibri Light" w:cs="Calibri Light"/>
+        </w:rPr>
+      </w:pPr>
+      <w:r>
+        <w:rPr>
+          <w:rFonts w:ascii="Calibri Light" w:hAnsi="Calibri Light" w:cs="Calibri Light"/>
+        </w:rPr>
+        <w:t>Ad creation automation</w:t>
+      </w:r>
+    </w:p>
+    <w:p>
+      <w:pPr>
+        <w:rPr>
+          <w:rFonts w:ascii="Calibri Light" w:hAnsi="Calibri Light" w:cs="Calibri Light"/>
+        </w:rPr>
+      </w:pPr>
+      <w:r>
+        <w:rPr>
+          <w:rFonts w:ascii="Calibri Light" w:hAnsi="Calibri Light" w:cs="Calibri Light"/>
+        </w:rPr>
+        <w:t>Landing pages</w:t>
+      </w:r>
+    </w:p>
+    <w:p>
+      <w:pPr>
+        <w:rPr>
+          <w:rFonts w:ascii="Calibri Light" w:hAnsi="Calibri Light" w:cs="Calibri Light"/>
+        </w:rPr>
+      </w:pPr>
+      <w:r>
+        <w:rPr>
+          <w:rFonts w:ascii="Calibri Light" w:hAnsi="Calibri Light" w:cs="Calibri Light"/>
+        </w:rPr>
+        <w:t>email campaigns</w:t>
+      </w:r>
+    </w:p>
+    <w:p>
+      <w:pPr>
+        <w:rPr>
+          <w:rFonts w:ascii="Calibri Light" w:hAnsi="Calibri Light" w:cs="Calibri Light"/>
+        </w:rPr>
+      </w:pPr>
+      <w:r>
+        <w:rPr>
+          <w:rFonts w:ascii="Calibri Light" w:hAnsi="Calibri Light" w:cs="Calibri Light"/>
+        </w:rPr>
+        <w:t>lead funnels</w:t>
+      </w:r>
+    </w:p>
+    <w:p>
+      <w:pPr>
+        <w:rPr>
+          <w:rFonts w:ascii="Calibri Light" w:hAnsi="Calibri Light" w:cs="Calibri Light"/>
+        </w:rPr>
+      </w:pPr>
+      <w:r>
+        <w:rPr>
+          <w:rFonts w:ascii="Calibri Light" w:hAnsi="Calibri Light" w:cs="Calibri Light"/>
+        </w:rPr>
+        <w:t>analytics dashboard</w:t>
+      </w:r>
+    </w:p>
+    <w:p>
+      <w:pPr>
+        <w:rPr>
+          <w:rFonts w:ascii="Calibri Light" w:hAnsi="Calibri Light" w:cs="Calibri Light"/>
+        </w:rPr>
+      </w:pPr>
+      <w:r>
+        <w:rPr>
+          <w:rFonts w:ascii="Calibri Light" w:hAnsi="Calibri Light" w:cs="Calibri Light"/>
+        </w:rPr>
+        <w:t>weekly optimization</w:t>
+      </w:r>
+    </w:p>
+    <w:p>
+      <w:pPr>
+        <w:rPr>
+          <w:rFonts w:ascii="Calibri Light" w:hAnsi="Calibri Light" w:cs="Calibri Light"/>
+        </w:rPr>
+      </w:pPr>
+      <w:r>
+        <w:rPr>
+          <w:rFonts w:ascii="Calibri Light" w:hAnsi="Calibri Light" w:cs="Calibri Light"/>
+        </w:rPr>
+        <w:t>You become their entire marketing department.</w:t>
+      </w:r>
+    </w:p>
+    <w:p>
+      <w:pPr>
+        <w:rPr>
+          <w:rFonts w:ascii="Calibri Light" w:hAnsi="Calibri Light" w:cs="Calibri Light"/>
+        </w:rPr>
+      </w:pPr>
+    </w:p>
+    <w:p>
+      <w:pPr>
+        <w:rPr>
+          <w:rFonts w:ascii="Calibri Light" w:hAnsi="Calibri Light" w:cs="Calibri Light"/>
+          <w:b/>
+          <w:bCs/>
+          <w:sz w:val="28"/>
+          <w:szCs w:val="28"/>
+        </w:rPr>
+      </w:pPr>
+      <w:r>
+        <w:rPr>
+          <w:rFonts w:ascii="Apple Color Emoji" w:hAnsi="Apple Color Emoji" w:cs="Apple Color Emoji"/>
+          <w:b/>
+          <w:bCs/>
+          <w:sz w:val="28"/>
+          <w:szCs w:val="28"/>
+        </w:rPr>
+        <w:t>💰</w:t>
+      </w:r>
+      <w:r>
+        <w:rPr>
+          <w:rFonts w:ascii="Calibri Light" w:hAnsi="Calibri Light" w:cs="Calibri Light"/>
+          <w:b/>
+          <w:bCs/>
+          <w:sz w:val="28"/>
+          <w:szCs w:val="28"/>
+        </w:rPr>
+        <w:t xml:space="preserve"> WHAT YOU SELL (IMPORTANT)</w:t>
+      </w:r>
+    </w:p>
+    <w:p>
+      <w:pPr>
+        <w:rPr>
+          <w:rFonts w:ascii="Calibri Light" w:hAnsi="Calibri Light" w:cs="Calibri Light"/>
+          <w:b/>
+          <w:bCs/>
+          <w:sz w:val="28"/>
+          <w:szCs w:val="28"/>
+        </w:rPr>
+      </w:pPr>
+      <w:r>
+        <w:rPr>
+          <w:rFonts w:ascii="Calibri Light" w:hAnsi="Calibri Light" w:cs="Calibri Light"/>
+          <w:b/>
+          <w:bCs/>
+          <w:sz w:val="28"/>
+          <w:szCs w:val="28"/>
+        </w:rPr>
+        <w:t>Package it like this:</w:t>
+      </w:r>
+    </w:p>
+    <w:p>
+      <w:pPr>
+        <w:rPr>
+          <w:rFonts w:ascii="Calibri Light" w:hAnsi="Calibri Light" w:cs="Calibri Light"/>
+          <w:b/>
+          <w:bCs/>
+          <w:sz w:val="28"/>
+          <w:szCs w:val="28"/>
+        </w:rPr>
+      </w:pPr>
+      <w:r>
+        <w:rPr>
+          <w:rFonts w:ascii="Calibri Light" w:hAnsi="Calibri Light" w:cs="Calibri Light"/>
+          <w:b/>
+          <w:bCs/>
+          <w:sz w:val="28"/>
+          <w:szCs w:val="28"/>
+        </w:rPr>
+        <w:t>“AI Lead Engine for Roofers”</w:t>
+      </w:r>
+    </w:p>
+    <w:p>
+      <w:pPr>
+        <w:rPr>
+          <w:rFonts w:ascii="Calibri Light" w:hAnsi="Calibri Light" w:cs="Calibri Light"/>
+        </w:rPr>
+      </w:pPr>
+      <w:r>
+        <w:rPr>
+          <w:rFonts w:ascii="Calibri Light" w:hAnsi="Calibri Light" w:cs="Calibri Light"/>
+        </w:rPr>
+        <w:t>$1,200 – $2,000/month</w:t>
+      </w:r>
+    </w:p>
+    <w:p>
+      <w:pPr>
+        <w:rPr>
+          <w:rFonts w:ascii="Calibri Light" w:hAnsi="Calibri Light" w:cs="Calibri Light"/>
+          <w:b/>
+          <w:bCs/>
+        </w:rPr>
+      </w:pPr>
+    </w:p>
+    <w:p>
+      <w:pPr>
+        <w:rPr>
+          <w:rFonts w:ascii="Calibri Light" w:hAnsi="Calibri Light" w:cs="Calibri Light"/>
+          <w:b/>
+          <w:bCs/>
+        </w:rPr>
+      </w:pPr>
+      <w:r>
+        <w:rPr>
+          <w:rFonts w:ascii="Calibri Light" w:hAnsi="Calibri Light" w:cs="Calibri Light"/>
+          <w:b/>
+          <w:bCs/>
+        </w:rPr>
+        <w:t>Includes:</w:t>
+      </w:r>
+    </w:p>
+    <w:p>
+      <w:pPr>
+        <w:rPr>
+          <w:rFonts w:ascii="Calibri Light" w:hAnsi="Calibri Light" w:cs="Calibri Light"/>
+        </w:rPr>
+      </w:pPr>
+      <w:r>
+        <w:rPr>
+          <w:rFonts w:ascii="Calibri Light" w:hAnsi="Calibri Light" w:cs="Calibri Light"/>
+        </w:rPr>
+        <w:t>Landing page</w:t>
+      </w:r>
+    </w:p>
+    <w:p>
+      <w:pPr>
+        <w:rPr>
+          <w:rFonts w:ascii="Calibri Light" w:hAnsi="Calibri Light" w:cs="Calibri Light"/>
+        </w:rPr>
+      </w:pPr>
+      <w:r>
+        <w:rPr>
+          <w:rFonts w:ascii="Calibri Light" w:hAnsi="Calibri Light" w:cs="Calibri Light"/>
+        </w:rPr>
+        <w:t>Lead capture</w:t>
+      </w:r>
+    </w:p>
+    <w:p>
+      <w:pPr>
+        <w:rPr>
+          <w:rFonts w:ascii="Calibri Light" w:hAnsi="Calibri Light" w:cs="Calibri Light"/>
+        </w:rPr>
+      </w:pPr>
+      <w:r>
+        <w:rPr>
+          <w:rFonts w:ascii="Calibri Light" w:hAnsi="Calibri Light" w:cs="Calibri Light"/>
+        </w:rPr>
+        <w:t>Instant delivery</w:t>
+      </w:r>
+    </w:p>
+    <w:p>
+      <w:pPr>
+        <w:rPr>
+          <w:rFonts w:ascii="Calibri Light" w:hAnsi="Calibri Light" w:cs="Calibri Light"/>
+        </w:rPr>
+      </w:pPr>
+      <w:r>
+        <w:rPr>
+          <w:rFonts w:ascii="Calibri Light" w:hAnsi="Calibri Light" w:cs="Calibri Light"/>
+        </w:rPr>
+        <w:t>AI auto-response</w:t>
+      </w:r>
+    </w:p>
+    <w:p>
+      <w:pPr>
+        <w:rPr>
+          <w:rFonts w:ascii="Calibri Light" w:hAnsi="Calibri Light" w:cs="Calibri Light"/>
+        </w:rPr>
+      </w:pPr>
+      <w:r>
+        <w:rPr>
+          <w:rFonts w:ascii="Calibri Light" w:hAnsi="Calibri Light" w:cs="Calibri Light"/>
+        </w:rPr>
+        <w:t>Follow-ups</w:t>
+      </w:r>
+    </w:p>
+    <w:p>
+      <w:pPr>
+        <w:rPr>
+          <w:rFonts w:ascii="Calibri Light" w:hAnsi="Calibri Light" w:cs="Calibri Light"/>
+        </w:rPr>
+      </w:pPr>
+      <w:r>
+        <w:rPr>
+          <w:rFonts w:ascii="Calibri Light" w:hAnsi="Calibri Light" w:cs="Calibri Light"/>
+        </w:rPr>
+        <w:t>Ad optimization support</w:t>
+      </w:r>
+    </w:p>
+    <w:p>
+      <w:pPr>
+        <w:rPr>
+          <w:rFonts w:ascii="Calibri Light" w:hAnsi="Calibri Light" w:cs="Calibri Light"/>
+        </w:rPr>
+      </w:pPr>
+    </w:p>
+    <w:p>
+      <w:pPr>
+        <w:rPr>
+          <w:rFonts w:ascii="Calibri Light" w:hAnsi="Calibri Light" w:cs="Calibri Light"/>
+        </w:rPr>
+      </w:pPr>
+    </w:p>
+    <w:p>
+      <w:pPr>
+        <w:rPr>
+          <w:rFonts w:ascii="Calibri" w:hAnsi="Calibri" w:cs="Calibri"/>
+          <w:sz w:val="32"/>
+          <w:szCs w:val="32"/>
+        </w:rPr>
+      </w:pPr>
+      <w:r>
+        <w:rPr>
+          <w:rFonts w:ascii="Calibri" w:hAnsi="Calibri" w:cs="Calibri"/>
+          <w:sz w:val="32"/>
+          <w:szCs w:val="32"/>
+        </w:rPr>
+        <w:lastRenderedPageBreak/>
+        <w:t>Prompt:</w:t>
+      </w:r>
+    </w:p>
+    <w:p>
+      <w:pPr>
+        <w:rPr>
+          <w:rFonts w:ascii="Calibri" w:hAnsi="Calibri" w:cs="Calibri"/>
+        </w:rPr>
+      </w:pPr>
+    </w:p>
+    <w:p>
+      <w:pPr>
+        <w:spacing w:after="0" w:line="240" w:lineRule="auto"/>
+        <w:rPr>
+          <w:rFonts w:ascii="Calibri" w:eastAsia="Times New Roman" w:hAnsi="Calibri" w:cs="Calibri"/>
+          <w:kern w:val="0"/>
+          <w14:ligatures w14:val="none"/>
+        </w:rPr>
+      </w:pPr>
+      <w:r>
+        <w:rPr>
+          <w:rFonts w:ascii="Calibri" w:eastAsia="Times New Roman" w:hAnsi="Calibri" w:cs="Calibri"/>
+          <w:kern w:val="0"/>
+          <w14:ligatures w14:val="none"/>
+        </w:rPr>
+        <w:t>Can you give me a more simplified why to create and run this automation in "Make" using a stack of supabase → microsoft email → chatGPT → figma → google_adds. Provide me screenshots when the step gets too complex and make sure that this process works with the automation I want to create with providing leads to desired customers.</w:t>
+      </w:r>
+    </w:p>
+    <w:p>
+      <w:pPr>
+        <w:spacing w:before="100" w:beforeAutospacing="1" w:after="100" w:afterAutospacing="1" w:line="240" w:lineRule="auto"/>
+        <w:rPr>
+          <w:rFonts w:ascii="Calibri" w:eastAsia="Times New Roman" w:hAnsi="Calibri" w:cs="Calibri"/>
+          <w:kern w:val="0"/>
+          <w14:ligatures w14:val="none"/>
+        </w:rPr>
+      </w:pPr>
+      <w:r>
+        <w:rPr>
+          <w:rFonts w:ascii="Calibri" w:eastAsia="Times New Roman" w:hAnsi="Calibri" w:cs="Calibri"/>
+          <w:kern w:val="0"/>
+          <w14:ligatures w14:val="none"/>
+        </w:rPr>
+        <w:t>Got you — let’s strip this down to a clean, simple, actually-buildable system using your stack:</w:t>
+      </w:r>
+    </w:p>
+    <w:p>
+      <w:pPr>
+        <w:spacing w:before="100" w:beforeAutospacing="1" w:after="100" w:afterAutospacing="1" w:line="240" w:lineRule="auto"/>
+        <w:rPr>
+          <w:rFonts w:ascii="Calibri" w:eastAsia="Times New Roman" w:hAnsi="Calibri" w:cs="Calibri"/>
+          <w:kern w:val="0"/>
+          <w14:ligatures w14:val="none"/>
+        </w:rPr>
+      </w:pPr>
+      <w:r>
+        <w:rPr>
+          <w:rFonts w:ascii="Apple Color Emoji" w:eastAsia="Times New Roman" w:hAnsi="Apple Color Emoji" w:cs="Apple Color Emoji"/>
+          <w:kern w:val="0"/>
+          <w14:ligatures w14:val="none"/>
+        </w:rPr>
+        <w:t>👉</w:t>
+      </w:r>
+      <w:r>
+        <w:rPr>
+          <w:rFonts w:ascii="Calibri" w:eastAsia="Times New Roman" w:hAnsi="Calibri" w:cs="Calibri"/>
+          <w:kern w:val="0"/>
+          <w14:ligatures w14:val="none"/>
+        </w:rPr>
+        <w:t xml:space="preserve"> Supabase → Make → Microsoft Email → OpenAI API → Figma → Google Ads</w:t>
+      </w:r>
+    </w:p>
+    <w:p>
+      <w:pPr>
+        <w:pStyle w:val="Heading2"/>
+        <w:rPr>
+          <w:rFonts w:ascii="Calibri" w:eastAsia="Times New Roman" w:hAnsi="Calibri" w:cs="Calibri"/>
+          <w:color w:val="auto"/>
+          <w:kern w:val="0"/>
+          <w:sz w:val="24"/>
+          <w:szCs w:val="24"/>
+          <w14:ligatures w14:val="none"/>
+        </w:rPr>
+      </w:pPr>
+      <w:r>
+        <w:rPr>
+          <w:rFonts w:ascii="Calibri" w:hAnsi="Calibri" w:cs="Calibri"/>
+          <w:sz w:val="24"/>
+          <w:szCs w:val="24"/>
+        </w:rPr>
+        <w:t>I've set up the stack from both My Site Leads form and Client Site Form → Make → Supabase → Microsoft Email → (what now?). Where does this automation go now? • I still want to include the Ai+Figma automation to creates ads for Google Ads/Meta etc. • Generate a matching Google Ads campaign for this page • Add AI auto-reply to leads • AI follow-up inside Make</w:t>
+      </w:r>
+      <w:r>
+        <w:rPr>
+          <w:rFonts w:ascii="Calibri" w:hAnsi="Calibri" w:cs="Calibri"/>
+          <w:sz w:val="24"/>
+          <w:szCs w:val="24"/>
+        </w:rPr>
+        <w:br/>
+      </w:r>
+      <w:r>
+        <w:rPr>
+          <w:rFonts w:ascii="Calibri" w:hAnsi="Calibri" w:cs="Calibri"/>
+          <w:sz w:val="24"/>
+          <w:szCs w:val="24"/>
+        </w:rPr>
+        <w:br/>
+      </w:r>
+      <w:r>
+        <w:rPr>
+          <w:rFonts w:ascii="Calibri" w:eastAsia="Times New Roman" w:hAnsi="Calibri" w:cs="Calibri"/>
+          <w:color w:val="auto"/>
+          <w:kern w:val="0"/>
+          <w:sz w:val="24"/>
+          <w:szCs w:val="24"/>
+          <w14:ligatures w14:val="none"/>
+        </w:rPr>
+        <w:t>Inside Make:</w:t>
+      </w:r>
+    </w:p>
+    <w:p>
+      <w:pPr>
+        <w:spacing w:before="100" w:beforeAutospacing="1" w:after="100" w:afterAutospacing="1" w:line="240" w:lineRule="auto"/>
+        <w:rPr>
+          <w:rFonts w:ascii="Calibri" w:eastAsia="Times New Roman" w:hAnsi="Calibri" w:cs="Calibri"/>
+          <w:kern w:val="0"/>
+          <w14:ligatures w14:val="none"/>
+        </w:rPr>
+      </w:pPr>
+      <w:r>
+        <w:rPr>
+          <w:rFonts w:ascii="Calibri" w:eastAsia="Times New Roman" w:hAnsi="Calibri" w:cs="Calibri"/>
+          <w:kern w:val="0"/>
+          <w14:ligatures w14:val="none"/>
+        </w:rPr>
+        <w:t>Add another route (or new scenario):</w:t>
+      </w:r>
+    </w:p>
+    <w:p>
+      <w:pPr>
+        <w:spacing w:before="100" w:beforeAutospacing="1" w:after="100" w:afterAutospacing="1" w:line="240" w:lineRule="auto"/>
+        <w:outlineLvl w:val="2"/>
+        <w:rPr>
+          <w:rFonts w:ascii="Calibri" w:eastAsia="Times New Roman" w:hAnsi="Calibri" w:cs="Calibri"/>
+          <w:kern w:val="0"/>
+          <w14:ligatures w14:val="none"/>
+        </w:rPr>
+      </w:pPr>
+      <w:r>
+        <w:rPr>
+          <w:rFonts w:ascii="Calibri" w:eastAsia="Times New Roman" w:hAnsi="Calibri" w:cs="Calibri"/>
+          <w:kern w:val="0"/>
+          <w14:ligatures w14:val="none"/>
+        </w:rPr>
+        <w:t>Step 1 — OpenAI</w:t>
+      </w:r>
+    </w:p>
+    <w:p>
+      <w:pPr>
+        <w:spacing w:before="100" w:beforeAutospacing="1" w:after="100" w:afterAutospacing="1" w:line="240" w:lineRule="auto"/>
+        <w:rPr>
+          <w:rFonts w:ascii="Calibri" w:eastAsia="Times New Roman" w:hAnsi="Calibri" w:cs="Calibri"/>
+          <w:kern w:val="0"/>
+          <w14:ligatures w14:val="none"/>
+        </w:rPr>
+      </w:pPr>
+      <w:r>
+        <w:rPr>
+          <w:rFonts w:ascii="Calibri" w:eastAsia="Times New Roman" w:hAnsi="Calibri" w:cs="Calibri"/>
+          <w:kern w:val="0"/>
+          <w14:ligatures w14:val="none"/>
+        </w:rPr>
+        <w:t>Prompt:</w:t>
+      </w:r>
+    </w:p>
+    <w:p>
+      <w:pPr>
+        <w:tabs>
+          <w:tab w:val="left" w:pos="916"/>
+          <w:tab w:val="left" w:pos="1832"/>
+          <w:tab w:val="left" w:pos="2748"/>
+          <w:tab w:val="left" w:pos="3664"/>
+          <w:tab w:val="left" w:pos="4580"/>
+          <w:tab w:val="left" w:pos="5496"/>
+          <w:tab w:val="left" w:pos="6412"/>
+          <w:tab w:val="left" w:pos="7328"/>
+          <w:tab w:val="left" w:pos="8244"/>
+          <w:tab w:val="left" w:pos="9160"/>
+          <w:tab w:val="left" w:pos="10076"/>
+          <w:tab w:val="left" w:pos="10992"/>
+          <w:tab w:val="left" w:pos="11908"/>
+          <w:tab w:val="left" w:pos="12824"/>
+          <w:tab w:val="left" w:pos="13740"/>
+          <w:tab w:val="left" w:pos="14656"/>
+        </w:tabs>
+        <w:spacing w:after="0" w:line="240" w:lineRule="auto"/>
+        <w:rPr>
+          <w:rFonts w:ascii="Calibri" w:eastAsia="Times New Roman" w:hAnsi="Calibri" w:cs="Calibri"/>
+          <w:kern w:val="0"/>
+          <w14:ligatures w14:val="none"/>
+        </w:rPr>
+      </w:pPr>
+      <w:r>
+        <w:rPr>
+          <w:rFonts w:ascii="Calibri" w:eastAsia="Times New Roman" w:hAnsi="Calibri" w:cs="Calibri"/>
+          <w:kern w:val="0"/>
+          <w14:ligatures w14:val="none"/>
+        </w:rPr>
+        <w:t>Generate 5 high-converting Google Ads headlines and 3 descriptions for a roofing company in Victoria BC.</w:t>
+      </w:r>
+      <w:r>
+        <w:rPr>
+          <w:rFonts w:ascii="Calibri" w:eastAsia="Times New Roman" w:hAnsi="Calibri" w:cs="Calibri"/>
+          <w:kern w:val="0"/>
+          <w14:ligatures w14:val="none"/>
+        </w:rPr>
+        <w:br/>
+      </w:r>
+      <w:r>
+        <w:rPr>
+          <w:rFonts w:ascii="Calibri" w:eastAsia="Times New Roman" w:hAnsi="Calibri" w:cs="Calibri"/>
+          <w:kern w:val="0"/>
+          <w14:ligatures w14:val="none"/>
+        </w:rPr>
+        <w:br/>
+        <w:t>Focus:</w:t>
+      </w:r>
+      <w:r>
+        <w:rPr>
+          <w:rFonts w:ascii="Calibri" w:eastAsia="Times New Roman" w:hAnsi="Calibri" w:cs="Calibri"/>
+          <w:kern w:val="0"/>
+          <w14:ligatures w14:val="none"/>
+        </w:rPr>
+        <w:br/>
+        <w:t>- Emergency repairs</w:t>
+      </w:r>
+      <w:r>
+        <w:rPr>
+          <w:rFonts w:ascii="Calibri" w:eastAsia="Times New Roman" w:hAnsi="Calibri" w:cs="Calibri"/>
+          <w:kern w:val="0"/>
+          <w14:ligatures w14:val="none"/>
+        </w:rPr>
+        <w:br/>
+        <w:t>- Free quotes</w:t>
+      </w:r>
+      <w:r>
+        <w:rPr>
+          <w:rFonts w:ascii="Calibri" w:eastAsia="Times New Roman" w:hAnsi="Calibri" w:cs="Calibri"/>
+          <w:kern w:val="0"/>
+          <w14:ligatures w14:val="none"/>
+        </w:rPr>
+        <w:br/>
+        <w:t>- Local trust</w:t>
+      </w:r>
+      <w:r>
+        <w:rPr>
+          <w:rFonts w:ascii="Calibri" w:eastAsia="Times New Roman" w:hAnsi="Calibri" w:cs="Calibri"/>
+          <w:kern w:val="0"/>
+          <w14:ligatures w14:val="none"/>
+        </w:rPr>
+        <w:br/>
+      </w:r>
+      <w:r>
+        <w:rPr>
+          <w:rFonts w:ascii="Calibri" w:eastAsia="Times New Roman" w:hAnsi="Calibri" w:cs="Calibri"/>
+          <w:kern w:val="0"/>
+          <w14:ligatures w14:val="none"/>
+        </w:rPr>
+        <w:br/>
+        <w:t>Keep headlines under 30 characters.</w:t>
+      </w:r>
+      <w:r>
+        <w:rPr>
+          <w:rFonts w:ascii="Calibri" w:eastAsia="Times New Roman" w:hAnsi="Calibri" w:cs="Calibri"/>
+          <w:kern w:val="0"/>
+          <w14:ligatures w14:val="none"/>
+        </w:rPr>
+        <w:br/>
+        <w:t>Descriptions under 90 characters.</w:t>
+      </w:r>
+    </w:p>
+    <w:p>
+      <w:pPr>
+        <w:spacing w:after="0" w:line="240" w:lineRule="auto"/>
+        <w:rPr>
+          <w:rFonts w:ascii="Calibri" w:eastAsia="Times New Roman" w:hAnsi="Calibri" w:cs="Calibri"/>
+          <w:kern w:val="0"/>
+          <w14:ligatures w14:val="none"/>
+        </w:rPr>
+      </w:pPr>
+      <w:r>
+        <w:pict w14:anchorId="2AAFB454">
+          <v:rect id="Horizontal Line 1" o:spid="_x0000_s1037" alt="" style="width:468pt;height:.05pt;visibility:visible;mso-wrap-style:square;mso-width-percent:0;mso-height-percent:0;mso-left-percent:-10001;mso-top-percent:-10001;mso-position-horizontal:absolute;mso-position-horizontal-relative:char;mso-position-vertical:absolute;mso-position-vertical-relative:line;mso-width-percent:0;mso-height-percent:0;mso-left-percent:-10001;mso-top-percent:-10001;v-text-anchor:top" filled="f">
+            <o:lock v:ext="edit" rotation="t" aspectratio="t" verticies="t" text="t" shapetype="t"/>
+            <w10:anchorlock/>
+          </v:rect>
+        </w:pict>
+      </w:r>
+    </w:p>
+    <w:p>
+      <w:pPr>
+        <w:spacing w:before="100" w:beforeAutospacing="1" w:after="100" w:afterAutospacing="1" w:line="240" w:lineRule="auto"/>
+        <w:outlineLvl w:val="2"/>
+        <w:rPr>
+          <w:rFonts w:ascii="Calibri" w:eastAsia="Times New Roman" w:hAnsi="Calibri" w:cs="Calibri"/>
+          <w:kern w:val="0"/>
+          <w14:ligatures w14:val="none"/>
+        </w:rPr>
+      </w:pPr>
+      <w:r>
+        <w:rPr>
+          <w:rFonts w:ascii="Calibri" w:eastAsia="Times New Roman" w:hAnsi="Calibri" w:cs="Calibri"/>
+          <w:kern w:val="0"/>
+          <w14:ligatures w14:val="none"/>
+        </w:rPr>
+        <w:t>Step 2 — Store output</w:t>
+      </w:r>
+    </w:p>
+    <w:p>
+      <w:pPr>
+        <w:spacing w:before="100" w:beforeAutospacing="1" w:after="100" w:afterAutospacing="1" w:line="240" w:lineRule="auto"/>
+        <w:rPr>
+          <w:rFonts w:ascii="Calibri" w:eastAsia="Times New Roman" w:hAnsi="Calibri" w:cs="Calibri"/>
+          <w:kern w:val="0"/>
+          <w14:ligatures w14:val="none"/>
+        </w:rPr>
+      </w:pPr>
+      <w:r>
+        <w:rPr>
+          <w:rFonts w:ascii="Calibri" w:eastAsia="Times New Roman" w:hAnsi="Calibri" w:cs="Calibri"/>
+          <w:kern w:val="0"/>
+          <w14:ligatures w14:val="none"/>
+        </w:rPr>
+        <w:t>Save to:</w:t>
+      </w:r>
+      <w:r>
+        <w:rPr>
+          <w:rFonts w:ascii="Calibri" w:eastAsia="Times New Roman" w:hAnsi="Calibri" w:cs="Calibri"/>
+          <w:kern w:val="0"/>
+          <w14:ligatures w14:val="none"/>
+        </w:rPr>
+        <w:br/>
+      </w:r>
+      <w:r>
+        <w:rPr>
+          <w:rFonts w:ascii="Apple Color Emoji" w:eastAsia="Times New Roman" w:hAnsi="Apple Color Emoji" w:cs="Apple Color Emoji"/>
+          <w:kern w:val="0"/>
+          <w14:ligatures w14:val="none"/>
+        </w:rPr>
+        <w:t>👉</w:t>
+      </w:r>
+      <w:r>
+        <w:rPr>
+          <w:rFonts w:ascii="Calibri" w:eastAsia="Times New Roman" w:hAnsi="Calibri" w:cs="Calibri"/>
+          <w:kern w:val="0"/>
+          <w14:ligatures w14:val="none"/>
+        </w:rPr>
+        <w:t xml:space="preserve"> Supabase table: ad_creatives</w:t>
+      </w:r>
+    </w:p>
+    <w:p>
+      <w:pPr>
+        <w:spacing w:after="0" w:line="240" w:lineRule="auto"/>
+        <w:rPr>
+          <w:rFonts w:ascii="Calibri" w:eastAsia="Times New Roman" w:hAnsi="Calibri" w:cs="Calibri"/>
+          <w:kern w:val="0"/>
+          <w14:ligatures w14:val="none"/>
+        </w:rPr>
+      </w:pPr>
+      <w:r>
+        <w:pict w14:anchorId="673459ED">
+          <v:rect id="Horizontal Line 2" o:spid="_x0000_s1036" alt="" style="width:468pt;height:1.1pt;visibility:visible;mso-wrap-style:square;mso-width-percent:0;mso-height-percent:0;mso-left-percent:-10001;mso-top-percent:-10001;mso-position-horizontal:absolute;mso-position-horizontal-relative:char;mso-position-vertical:absolute;mso-position-vertical-relative:line;mso-width-percent:0;mso-height-percent:0;mso-left-percent:-10001;mso-top-percent:-10001;v-text-anchor:top" filled="f">
+            <o:lock v:ext="edit" rotation="t" aspectratio="t" verticies="t" text="t" shapetype="t"/>
+            <w10:anchorlock/>
+          </v:rect>
+        </w:pict>
+      </w:r>
+    </w:p>
+    <w:p>
+      <w:pPr>
+        <w:spacing w:before="100" w:beforeAutospacing="1" w:after="100" w:afterAutospacing="1" w:line="240" w:lineRule="auto"/>
+        <w:outlineLvl w:val="2"/>
+        <w:rPr>
+          <w:rFonts w:ascii="Calibri" w:eastAsia="Times New Roman" w:hAnsi="Calibri" w:cs="Calibri"/>
+          <w:kern w:val="0"/>
+          <w14:ligatures w14:val="none"/>
+        </w:rPr>
+      </w:pPr>
+      <w:r>
+        <w:rPr>
+          <w:rFonts w:ascii="Calibri" w:eastAsia="Times New Roman" w:hAnsi="Calibri" w:cs="Calibri"/>
+          <w:kern w:val="0"/>
+          <w14:ligatures w14:val="none"/>
+        </w:rPr>
+        <w:t>Step 3 — Use in Figma</w:t>
+      </w:r>
+    </w:p>
+    <w:p>
+      <w:pPr>
+        <w:numPr>
+          <w:ilvl w:val="0"/>
+          <w:numId w:val="9"/>
+        </w:numPr>
+        <w:spacing w:before="100" w:beforeAutospacing="1" w:after="100" w:afterAutospacing="1" w:line="240" w:lineRule="auto"/>
+        <w:rPr>
+          <w:rFonts w:ascii="Calibri" w:eastAsia="Times New Roman" w:hAnsi="Calibri" w:cs="Calibri"/>
+          <w:kern w:val="0"/>
+          <w14:ligatures w14:val="none"/>
+        </w:rPr>
+      </w:pPr>
+      <w:r>
+        <w:rPr>
+          <w:rFonts w:ascii="Calibri" w:eastAsia="Times New Roman" w:hAnsi="Calibri" w:cs="Calibri"/>
+          <w:kern w:val="0"/>
+          <w14:ligatures w14:val="none"/>
+        </w:rPr>
+        <w:t xml:space="preserve">Create 3–5 ad templates manually </w:t>
+      </w:r>
+    </w:p>
+    <w:p>
+      <w:pPr>
+        <w:numPr>
+          <w:ilvl w:val="0"/>
+          <w:numId w:val="9"/>
+        </w:numPr>
+        <w:spacing w:before="100" w:beforeAutospacing="1" w:after="100" w:afterAutospacing="1" w:line="240" w:lineRule="auto"/>
+        <w:rPr>
+          <w:rFonts w:ascii="Calibri" w:eastAsia="Times New Roman" w:hAnsi="Calibri" w:cs="Calibri"/>
+          <w:kern w:val="0"/>
+          <w14:ligatures w14:val="none"/>
+        </w:rPr>
+      </w:pPr>
+      <w:r>
+        <w:rPr>
+          <w:rFonts w:ascii="Calibri" w:eastAsia="Times New Roman" w:hAnsi="Calibri" w:cs="Calibri"/>
+          <w:kern w:val="0"/>
+          <w14:ligatures w14:val="none"/>
+        </w:rPr>
+        <w:t xml:space="preserve">Paste AI copy into them </w:t>
+      </w:r>
+    </w:p>
+    <w:p>
+      <w:pPr>
+        <w:numPr>
+          <w:ilvl w:val="0"/>
+          <w:numId w:val="9"/>
+        </w:numPr>
+        <w:spacing w:before="100" w:beforeAutospacing="1" w:after="100" w:afterAutospacing="1" w:line="240" w:lineRule="auto"/>
+        <w:rPr>
+          <w:rFonts w:ascii="Calibri" w:eastAsia="Times New Roman" w:hAnsi="Calibri" w:cs="Calibri"/>
+          <w:kern w:val="0"/>
+          <w14:ligatures w14:val="none"/>
+        </w:rPr>
+      </w:pPr>
+      <w:r>
+        <w:rPr>
+          <w:rFonts w:ascii="Calibri" w:eastAsia="Times New Roman" w:hAnsi="Calibri" w:cs="Calibri"/>
+          <w:kern w:val="0"/>
+          <w14:ligatures w14:val="none"/>
+        </w:rPr>
+        <w:t xml:space="preserve">Export images </w:t>
+      </w:r>
+    </w:p>
+    <w:p>
+      <w:pPr>
+        <w:spacing w:before="100" w:beforeAutospacing="1" w:after="100" w:afterAutospacing="1" w:line="240" w:lineRule="auto"/>
+        <w:rPr>
+          <w:rFonts w:ascii="Calibri" w:eastAsia="Times New Roman" w:hAnsi="Calibri" w:cs="Calibri"/>
+          <w:kern w:val="0"/>
+          <w14:ligatures w14:val="none"/>
+        </w:rPr>
+      </w:pPr>
+      <w:r>
+        <w:rPr>
+          <w:rFonts w:ascii="Apple Color Emoji" w:eastAsia="Times New Roman" w:hAnsi="Apple Color Emoji" w:cs="Apple Color Emoji"/>
+          <w:kern w:val="0"/>
+          <w14:ligatures w14:val="none"/>
+        </w:rPr>
+        <w:lastRenderedPageBreak/>
+        <w:t>👉</w:t>
+      </w:r>
+      <w:r>
+        <w:rPr>
+          <w:rFonts w:ascii="Calibri" w:eastAsia="Times New Roman" w:hAnsi="Calibri" w:cs="Calibri"/>
+          <w:kern w:val="0"/>
+          <w14:ligatures w14:val="none"/>
+        </w:rPr>
+        <w:t xml:space="preserve"> Later you can automate via Figma API if needed</w:t>
+      </w:r>
+    </w:p>
+    <w:p>
+      <w:pPr>
+        <w:spacing w:after="0" w:line="240" w:lineRule="auto"/>
+        <w:rPr>
+          <w:rFonts w:ascii="Calibri" w:eastAsia="Times New Roman" w:hAnsi="Calibri" w:cs="Calibri"/>
+          <w:kern w:val="0"/>
+          <w14:ligatures w14:val="none"/>
+        </w:rPr>
+      </w:pPr>
+      <w:r>
+        <w:pict w14:anchorId="21D597D1">
+          <v:rect id="Horizontal Line 3" o:spid="_x0000_s1035" alt="" style="width:468pt;height:.05pt;visibility:visible;mso-wrap-style:square;mso-width-percent:0;mso-height-percent:0;mso-left-percent:-10001;mso-top-percent:-10001;mso-position-horizontal:absolute;mso-position-horizontal-relative:char;mso-position-vertical:absolute;mso-position-vertical-relative:line;mso-width-percent:0;mso-height-percent:0;mso-left-percent:-10001;mso-top-percent:-10001;v-text-anchor:top" filled="f">
+            <o:lock v:ext="edit" rotation="t" aspectratio="t" verticies="t" text="t" shapetype="t"/>
+            <w10:anchorlock/>
+          </v:rect>
+        </w:pict>
+      </w:r>
+    </w:p>
+    <w:p>
+      <w:pPr>
+        <w:spacing w:before="100" w:beforeAutospacing="1" w:after="100" w:afterAutospacing="1" w:line="240" w:lineRule="auto"/>
+        <w:outlineLvl w:val="0"/>
+        <w:rPr>
+          <w:rFonts w:ascii="Calibri" w:eastAsia="Times New Roman" w:hAnsi="Calibri" w:cs="Calibri"/>
+          <w:kern w:val="36"/>
+          <w14:ligatures w14:val="none"/>
+        </w:rPr>
+      </w:pPr>
+      <w:r>
+        <w:rPr>
+          <w:rFonts w:ascii="Apple Color Emoji" w:eastAsia="Times New Roman" w:hAnsi="Apple Color Emoji" w:cs="Apple Color Emoji"/>
+          <w:kern w:val="36"/>
+          <w14:ligatures w14:val="none"/>
+        </w:rPr>
+        <w:t>🔴</w:t>
+      </w:r>
+      <w:r>
+        <w:rPr>
+          <w:rFonts w:ascii="Calibri" w:eastAsia="Times New Roman" w:hAnsi="Calibri" w:cs="Calibri"/>
+          <w:kern w:val="36"/>
+          <w14:ligatures w14:val="none"/>
+        </w:rPr>
+        <w:t xml:space="preserve"> 4. GOOGLE ADS CAMPAIGN (WHAT YOU SELL)</w:t>
+      </w:r>
+    </w:p>
+    <w:p>
+      <w:pPr>
+        <w:spacing w:before="100" w:beforeAutospacing="1" w:after="100" w:afterAutospacing="1" w:line="240" w:lineRule="auto"/>
+        <w:rPr>
+          <w:rFonts w:ascii="Calibri" w:eastAsia="Times New Roman" w:hAnsi="Calibri" w:cs="Calibri"/>
+          <w:kern w:val="0"/>
+          <w14:ligatures w14:val="none"/>
+        </w:rPr>
+      </w:pPr>
+      <w:r>
+        <w:rPr>
+          <w:rFonts w:ascii="Calibri" w:eastAsia="Times New Roman" w:hAnsi="Calibri" w:cs="Calibri"/>
+          <w:kern w:val="0"/>
+          <w14:ligatures w14:val="none"/>
+        </w:rPr>
+        <w:t>Now we connect the funnel.</w:t>
+      </w:r>
+    </w:p>
+    <w:p>
+      <w:pPr>
+        <w:spacing w:after="0" w:line="240" w:lineRule="auto"/>
+        <w:rPr>
+          <w:rFonts w:ascii="Calibri" w:eastAsia="Times New Roman" w:hAnsi="Calibri" w:cs="Calibri"/>
+          <w:kern w:val="0"/>
+          <w14:ligatures w14:val="none"/>
+        </w:rPr>
+      </w:pPr>
+      <w:r>
+        <w:pict w14:anchorId="32D870A0">
+          <v:rect id="Horizontal Line 4" o:spid="_x0000_s1034" alt="" style="width:468pt;height:.05pt;visibility:visible;mso-wrap-style:square;mso-width-percent:0;mso-height-percent:0;mso-left-percent:-10001;mso-top-percent:-10001;mso-position-horizontal:absolute;mso-position-horizontal-relative:char;mso-position-vertical:absolute;mso-position-vertical-relative:line;mso-width-percent:0;mso-height-percent:0;mso-left-percent:-10001;mso-top-percent:-10001;v-text-anchor:top" filled="f">
+            <o:lock v:ext="edit" rotation="t" aspectratio="t" verticies="t" text="t" shapetype="t"/>
+            <w10:anchorlock/>
+          </v:rect>
+        </w:pict>
+      </w:r>
+    </w:p>
+    <w:p>
+      <w:pPr>
+        <w:spacing w:before="100" w:beforeAutospacing="1" w:after="100" w:afterAutospacing="1" w:line="240" w:lineRule="auto"/>
+        <w:outlineLvl w:val="1"/>
+        <w:rPr>
+          <w:rFonts w:ascii="Calibri" w:eastAsia="Times New Roman" w:hAnsi="Calibri" w:cs="Calibri"/>
+          <w:kern w:val="0"/>
+          <w14:ligatures w14:val="none"/>
+        </w:rPr>
+      </w:pPr>
+      <w:r>
+        <w:rPr>
+          <w:rFonts w:ascii="Apple Color Emoji" w:eastAsia="Times New Roman" w:hAnsi="Apple Color Emoji" w:cs="Apple Color Emoji"/>
+          <w:kern w:val="0"/>
+          <w14:ligatures w14:val="none"/>
+        </w:rPr>
+        <w:t>🎯</w:t>
+      </w:r>
+      <w:r>
+        <w:rPr>
+          <w:rFonts w:ascii="Calibri" w:eastAsia="Times New Roman" w:hAnsi="Calibri" w:cs="Calibri"/>
+          <w:kern w:val="0"/>
+          <w14:ligatures w14:val="none"/>
+        </w:rPr>
+        <w:t xml:space="preserve"> Campaign Structure for Google Ads</w:t>
+      </w:r>
+    </w:p>
+    <w:p>
+      <w:pPr>
+        <w:spacing w:before="100" w:beforeAutospacing="1" w:after="100" w:afterAutospacing="1" w:line="240" w:lineRule="auto"/>
+        <w:outlineLvl w:val="2"/>
+        <w:rPr>
+          <w:rFonts w:ascii="Calibri" w:eastAsia="Times New Roman" w:hAnsi="Calibri" w:cs="Calibri"/>
+          <w:kern w:val="0"/>
+          <w14:ligatures w14:val="none"/>
+        </w:rPr>
+      </w:pPr>
+      <w:r>
+        <w:rPr>
+          <w:rFonts w:ascii="Calibri" w:eastAsia="Times New Roman" w:hAnsi="Calibri" w:cs="Calibri"/>
+          <w:kern w:val="0"/>
+          <w14:ligatures w14:val="none"/>
+        </w:rPr>
+        <w:t>Campaign:</w:t>
+      </w:r>
+    </w:p>
+    <w:p>
+      <w:pPr>
+        <w:spacing w:before="100" w:beforeAutospacing="1" w:after="100" w:afterAutospacing="1" w:line="240" w:lineRule="auto"/>
+        <w:rPr>
+          <w:rFonts w:ascii="Calibri" w:eastAsia="Times New Roman" w:hAnsi="Calibri" w:cs="Calibri"/>
+          <w:kern w:val="0"/>
+          <w14:ligatures w14:val="none"/>
+        </w:rPr>
+      </w:pPr>
+      <w:r>
+        <w:rPr>
+          <w:rFonts w:ascii="Calibri" w:eastAsia="Times New Roman" w:hAnsi="Calibri" w:cs="Calibri"/>
+          <w:kern w:val="0"/>
+          <w14:ligatures w14:val="none"/>
+        </w:rPr>
+        <w:t>Victoria Roofing – Leads</w:t>
+      </w:r>
+    </w:p>
+    <w:p>
+      <w:pPr>
+        <w:spacing w:after="0" w:line="240" w:lineRule="auto"/>
+        <w:rPr>
+          <w:rFonts w:ascii="Calibri" w:eastAsia="Times New Roman" w:hAnsi="Calibri" w:cs="Calibri"/>
+          <w:kern w:val="0"/>
+          <w14:ligatures w14:val="none"/>
+        </w:rPr>
+      </w:pPr>
+      <w:r>
+        <w:pict w14:anchorId="5396973E">
+          <v:rect id="Horizontal Line 5" o:spid="_x0000_s1033" alt="" style="width:468pt;height:1.1pt;visibility:visible;mso-wrap-style:square;mso-width-percent:0;mso-height-percent:0;mso-left-percent:-10001;mso-top-percent:-10001;mso-position-horizontal:absolute;mso-position-horizontal-relative:char;mso-position-vertical:absolute;mso-position-vertical-relative:line;mso-width-percent:0;mso-height-percent:0;mso-left-percent:-10001;mso-top-percent:-10001;v-text-anchor:top" filled="f">
+            <o:lock v:ext="edit" rotation="t" aspectratio="t" verticies="t" text="t" shapetype="t"/>
+            <w10:anchorlock/>
+          </v:rect>
+        </w:pict>
+      </w:r>
+    </w:p>
+    <w:p>
+      <w:pPr>
+        <w:spacing w:before="100" w:beforeAutospacing="1" w:after="100" w:afterAutospacing="1" w:line="240" w:lineRule="auto"/>
+        <w:outlineLvl w:val="2"/>
+        <w:rPr>
+          <w:rFonts w:ascii="Calibri" w:eastAsia="Times New Roman" w:hAnsi="Calibri" w:cs="Calibri"/>
+          <w:kern w:val="0"/>
+          <w14:ligatures w14:val="none"/>
+        </w:rPr>
+      </w:pPr>
+      <w:r>
+        <w:rPr>
+          <w:rFonts w:ascii="Calibri" w:eastAsia="Times New Roman" w:hAnsi="Calibri" w:cs="Calibri"/>
+          <w:kern w:val="0"/>
+          <w14:ligatures w14:val="none"/>
+        </w:rPr>
+        <w:t>Ad Groups:</w:t>
+      </w:r>
+    </w:p>
+    <w:p>
+      <w:pPr>
+        <w:spacing w:before="100" w:beforeAutospacing="1" w:after="100" w:afterAutospacing="1" w:line="240" w:lineRule="auto"/>
+        <w:outlineLvl w:val="3"/>
+        <w:rPr>
+          <w:rFonts w:ascii="Calibri" w:eastAsia="Times New Roman" w:hAnsi="Calibri" w:cs="Calibri"/>
+          <w:kern w:val="0"/>
+          <w14:ligatures w14:val="none"/>
+        </w:rPr>
+      </w:pPr>
+      <w:r>
+        <w:rPr>
+          <w:rFonts w:ascii="Calibri" w:eastAsia="Times New Roman" w:hAnsi="Calibri" w:cs="Calibri"/>
+          <w:kern w:val="0"/>
+          <w14:ligatures w14:val="none"/>
+        </w:rPr>
+        <w:t>1. Roof Repair</w:t>
+      </w:r>
+    </w:p>
+    <w:p>
+      <w:pPr>
+        <w:spacing w:before="100" w:beforeAutospacing="1" w:after="100" w:afterAutospacing="1" w:line="240" w:lineRule="auto"/>
+        <w:rPr>
+          <w:rFonts w:ascii="Calibri" w:eastAsia="Times New Roman" w:hAnsi="Calibri" w:cs="Calibri"/>
+          <w:kern w:val="0"/>
+          <w14:ligatures w14:val="none"/>
+        </w:rPr>
+      </w:pPr>
+      <w:r>
+        <w:rPr>
+          <w:rFonts w:ascii="Calibri" w:eastAsia="Times New Roman" w:hAnsi="Calibri" w:cs="Calibri"/>
+          <w:kern w:val="0"/>
+          <w14:ligatures w14:val="none"/>
+        </w:rPr>
+        <w:t>Keywords:</w:t>
+      </w:r>
+    </w:p>
+    <w:p>
+      <w:pPr>
+        <w:numPr>
+          <w:ilvl w:val="0"/>
+          <w:numId w:val="10"/>
+        </w:numPr>
+        <w:spacing w:before="100" w:beforeAutospacing="1" w:after="100" w:afterAutospacing="1" w:line="240" w:lineRule="auto"/>
+        <w:rPr>
+          <w:rFonts w:ascii="Calibri" w:eastAsia="Times New Roman" w:hAnsi="Calibri" w:cs="Calibri"/>
+          <w:kern w:val="0"/>
+          <w14:ligatures w14:val="none"/>
+        </w:rPr>
+      </w:pPr>
+      <w:r>
+        <w:rPr>
+          <w:rFonts w:ascii="Calibri" w:eastAsia="Times New Roman" w:hAnsi="Calibri" w:cs="Calibri"/>
+          <w:kern w:val="0"/>
+          <w14:ligatures w14:val="none"/>
+        </w:rPr>
+        <w:t xml:space="preserve">roof repair victoria bc </w:t>
+      </w:r>
+    </w:p>
+    <w:p>
+      <w:pPr>
+        <w:numPr>
+          <w:ilvl w:val="0"/>
+          <w:numId w:val="10"/>
+        </w:numPr>
+        <w:spacing w:before="100" w:beforeAutospacing="1" w:after="100" w:afterAutospacing="1" w:line="240" w:lineRule="auto"/>
+        <w:rPr>
+          <w:rFonts w:ascii="Calibri" w:eastAsia="Times New Roman" w:hAnsi="Calibri" w:cs="Calibri"/>
+          <w:kern w:val="0"/>
+          <w14:ligatures w14:val="none"/>
+        </w:rPr>
+      </w:pPr>
+      <w:r>
+        <w:rPr>
+          <w:rFonts w:ascii="Calibri" w:eastAsia="Times New Roman" w:hAnsi="Calibri" w:cs="Calibri"/>
+          <w:kern w:val="0"/>
+          <w14:ligatures w14:val="none"/>
+        </w:rPr>
+        <w:t xml:space="preserve">fix roof leak victoria </w:t>
+      </w:r>
+    </w:p>
+    <w:p>
+      <w:pPr>
+        <w:spacing w:after="0" w:line="240" w:lineRule="auto"/>
+        <w:rPr>
+          <w:rFonts w:ascii="Calibri" w:eastAsia="Times New Roman" w:hAnsi="Calibri" w:cs="Calibri"/>
+          <w:kern w:val="0"/>
+          <w14:ligatures w14:val="none"/>
+        </w:rPr>
+      </w:pPr>
+      <w:r>
+        <w:pict w14:anchorId="3660EE02">
+          <v:rect id="Horizontal Line 6" o:spid="_x0000_s1032" alt="" style="width:468pt;height:.05pt;visibility:visible;mso-wrap-style:square;mso-width-percent:0;mso-height-percent:0;mso-left-percent:-10001;mso-top-percent:-10001;mso-position-horizontal:absolute;mso-position-horizontal-relative:char;mso-position-vertical:absolute;mso-position-vertical-relative:line;mso-width-percent:0;mso-height-percent:0;mso-left-percent:-10001;mso-top-percent:-10001;v-text-anchor:top" filled="f">
+            <o:lock v:ext="edit" rotation="t" aspectratio="t" verticies="t" text="t" shapetype="t"/>
+            <w10:anchorlock/>
+          </v:rect>
+        </w:pict>
+      </w:r>
+    </w:p>
+    <w:p>
+      <w:pPr>
+        <w:spacing w:before="100" w:beforeAutospacing="1" w:after="100" w:afterAutospacing="1" w:line="240" w:lineRule="auto"/>
+        <w:outlineLvl w:val="3"/>
+        <w:rPr>
+          <w:rFonts w:ascii="Calibri" w:eastAsia="Times New Roman" w:hAnsi="Calibri" w:cs="Calibri"/>
+          <w:kern w:val="0"/>
+          <w14:ligatures w14:val="none"/>
+        </w:rPr>
+      </w:pPr>
+      <w:r>
+        <w:rPr>
+          <w:rFonts w:ascii="Calibri" w:eastAsia="Times New Roman" w:hAnsi="Calibri" w:cs="Calibri"/>
+          <w:kern w:val="0"/>
+          <w14:ligatures w14:val="none"/>
+        </w:rPr>
+        <w:t>2. Roof Replacement</w:t>
+      </w:r>
+    </w:p>
+    <w:p>
+      <w:pPr>
+        <w:numPr>
+          <w:ilvl w:val="0"/>
+          <w:numId w:val="11"/>
+        </w:numPr>
+        <w:spacing w:before="100" w:beforeAutospacing="1" w:after="100" w:afterAutospacing="1" w:line="240" w:lineRule="auto"/>
+        <w:rPr>
+          <w:rFonts w:ascii="Calibri" w:eastAsia="Times New Roman" w:hAnsi="Calibri" w:cs="Calibri"/>
+          <w:kern w:val="0"/>
+          <w14:ligatures w14:val="none"/>
+        </w:rPr>
+      </w:pPr>
+      <w:r>
+        <w:rPr>
+          <w:rFonts w:ascii="Calibri" w:eastAsia="Times New Roman" w:hAnsi="Calibri" w:cs="Calibri"/>
+          <w:kern w:val="0"/>
+          <w14:ligatures w14:val="none"/>
+        </w:rPr>
+        <w:t xml:space="preserve">new roof victoria bc </w:t>
+      </w:r>
+    </w:p>
+    <w:p>
+      <w:pPr>
+        <w:numPr>
+          <w:ilvl w:val="0"/>
+          <w:numId w:val="11"/>
+        </w:numPr>
+        <w:spacing w:before="100" w:beforeAutospacing="1" w:after="100" w:afterAutospacing="1" w:line="240" w:lineRule="auto"/>
+        <w:rPr>
+          <w:rFonts w:ascii="Calibri" w:eastAsia="Times New Roman" w:hAnsi="Calibri" w:cs="Calibri"/>
+          <w:kern w:val="0"/>
+          <w14:ligatures w14:val="none"/>
+        </w:rPr>
+      </w:pPr>
+      <w:r>
+        <w:rPr>
+          <w:rFonts w:ascii="Calibri" w:eastAsia="Times New Roman" w:hAnsi="Calibri" w:cs="Calibri"/>
+          <w:kern w:val="0"/>
+          <w14:ligatures w14:val="none"/>
+        </w:rPr>
+        <w:t xml:space="preserve">roofing contractors victoria </w:t>
+      </w:r>
+    </w:p>
+    <w:p>
+      <w:pPr>
+        <w:spacing w:after="0" w:line="240" w:lineRule="auto"/>
+        <w:rPr>
+          <w:rFonts w:ascii="Calibri" w:eastAsia="Times New Roman" w:hAnsi="Calibri" w:cs="Calibri"/>
+          <w:kern w:val="0"/>
+          <w14:ligatures w14:val="none"/>
+        </w:rPr>
+      </w:pPr>
+      <w:r>
+        <w:pict w14:anchorId="5B30C9D7">
+          <v:rect id="Horizontal Line 7" o:spid="_x0000_s1031" alt="" style="width:468pt;height:.05pt;visibility:visible;mso-wrap-style:square;mso-width-percent:0;mso-height-percent:0;mso-left-percent:-10001;mso-top-percent:-10001;mso-position-horizontal:absolute;mso-position-horizontal-relative:char;mso-position-vertical:absolute;mso-position-vertical-relative:line;mso-width-percent:0;mso-height-percent:0;mso-left-percent:-10001;mso-top-percent:-10001;v-text-anchor:top" filled="f">
+            <o:lock v:ext="edit" rotation="t" aspectratio="t" verticies="t" text="t" shapetype="t"/>
+            <w10:anchorlock/>
+          </v:rect>
+        </w:pict>
+      </w:r>
+    </w:p>
+    <w:p>
+      <w:pPr>
+        <w:spacing w:before="100" w:beforeAutospacing="1" w:after="100" w:afterAutospacing="1" w:line="240" w:lineRule="auto"/>
+        <w:outlineLvl w:val="3"/>
+        <w:rPr>
+          <w:rFonts w:ascii="Calibri" w:eastAsia="Times New Roman" w:hAnsi="Calibri" w:cs="Calibri"/>
+          <w:kern w:val="0"/>
+          <w14:ligatures w14:val="none"/>
+        </w:rPr>
+      </w:pPr>
+      <w:r>
+        <w:rPr>
+          <w:rFonts w:ascii="Calibri" w:eastAsia="Times New Roman" w:hAnsi="Calibri" w:cs="Calibri"/>
+          <w:kern w:val="0"/>
+          <w14:ligatures w14:val="none"/>
+        </w:rPr>
+        <w:t>3. Emergency Roofing</w:t>
+      </w:r>
+    </w:p>
+    <w:p>
+      <w:pPr>
+        <w:numPr>
+          <w:ilvl w:val="0"/>
+          <w:numId w:val="12"/>
+        </w:numPr>
+        <w:spacing w:before="100" w:beforeAutospacing="1" w:after="100" w:afterAutospacing="1" w:line="240" w:lineRule="auto"/>
+        <w:rPr>
+          <w:rFonts w:ascii="Calibri" w:eastAsia="Times New Roman" w:hAnsi="Calibri" w:cs="Calibri"/>
+          <w:kern w:val="0"/>
+          <w14:ligatures w14:val="none"/>
+        </w:rPr>
+      </w:pPr>
+      <w:r>
+        <w:rPr>
+          <w:rFonts w:ascii="Calibri" w:eastAsia="Times New Roman" w:hAnsi="Calibri" w:cs="Calibri"/>
+          <w:kern w:val="0"/>
+          <w14:ligatures w14:val="none"/>
+        </w:rPr>
+        <w:t xml:space="preserve">emergency roof repair victoria </w:t>
+      </w:r>
+    </w:p>
+    <w:p>
+      <w:pPr>
+        <w:numPr>
+          <w:ilvl w:val="0"/>
+          <w:numId w:val="12"/>
+        </w:numPr>
+        <w:spacing w:before="100" w:beforeAutospacing="1" w:after="100" w:afterAutospacing="1" w:line="240" w:lineRule="auto"/>
+        <w:rPr>
+          <w:rFonts w:ascii="Calibri" w:eastAsia="Times New Roman" w:hAnsi="Calibri" w:cs="Calibri"/>
+          <w:kern w:val="0"/>
+          <w14:ligatures w14:val="none"/>
+        </w:rPr>
+      </w:pPr>
+      <w:r>
+        <w:rPr>
+          <w:rFonts w:ascii="Calibri" w:eastAsia="Times New Roman" w:hAnsi="Calibri" w:cs="Calibri"/>
+          <w:kern w:val="0"/>
+          <w14:ligatures w14:val="none"/>
+        </w:rPr>
+        <w:t xml:space="preserve">roof leak urgent victoria </w:t>
+      </w:r>
+    </w:p>
+    <w:p>
+      <w:pPr>
+        <w:spacing w:after="0" w:line="240" w:lineRule="auto"/>
+        <w:rPr>
+          <w:rFonts w:ascii="Calibri" w:eastAsia="Times New Roman" w:hAnsi="Calibri" w:cs="Calibri"/>
+          <w:kern w:val="0"/>
+          <w14:ligatures w14:val="none"/>
+        </w:rPr>
+      </w:pPr>
+      <w:r>
+        <w:pict w14:anchorId="4247D87A">
+          <v:rect id="Horizontal Line 8" o:spid="_x0000_s1030" alt="" style="width:468pt;height:.05pt;visibility:visible;mso-wrap-style:square;mso-width-percent:0;mso-height-percent:0;mso-left-percent:-10001;mso-top-percent:-10001;mso-position-horizontal:absolute;mso-position-horizontal-relative:char;mso-position-vertical:absolute;mso-position-vertical-relative:line;mso-width-percent:0;mso-height-percent:0;mso-left-percent:-10001;mso-top-percent:-10001;v-text-anchor:top" filled="f">
+            <o:lock v:ext="edit" rotation="t" aspectratio="t" verticies="t" text="t" shapetype="t"/>
+            <w10:anchorlock/>
+          </v:rect>
+        </w:pict>
+      </w:r>
+    </w:p>
+    <w:p>
+      <w:pPr>
+        <w:spacing w:before="100" w:beforeAutospacing="1" w:after="100" w:afterAutospacing="1" w:line="240" w:lineRule="auto"/>
+        <w:outlineLvl w:val="1"/>
+        <w:rPr>
+          <w:rFonts w:ascii="Calibri" w:eastAsia="Times New Roman" w:hAnsi="Calibri" w:cs="Calibri"/>
+          <w:kern w:val="0"/>
+          <w14:ligatures w14:val="none"/>
+        </w:rPr>
+      </w:pPr>
+      <w:r>
+        <w:rPr>
+          <w:rFonts w:ascii="Apple Color Emoji" w:eastAsia="Times New Roman" w:hAnsi="Apple Color Emoji" w:cs="Apple Color Emoji"/>
+          <w:kern w:val="0"/>
+          <w14:ligatures w14:val="none"/>
+        </w:rPr>
+        <w:t>🧠</w:t>
+      </w:r>
+      <w:r>
+        <w:rPr>
+          <w:rFonts w:ascii="Calibri" w:eastAsia="Times New Roman" w:hAnsi="Calibri" w:cs="Calibri"/>
+          <w:kern w:val="0"/>
+          <w14:ligatures w14:val="none"/>
+        </w:rPr>
+        <w:t xml:space="preserve"> Example Headlines:</w:t>
+      </w:r>
+    </w:p>
+    <w:p>
+      <w:pPr>
+        <w:numPr>
+          <w:ilvl w:val="0"/>
+          <w:numId w:val="13"/>
+        </w:numPr>
+        <w:spacing w:before="100" w:beforeAutospacing="1" w:after="100" w:afterAutospacing="1" w:line="240" w:lineRule="auto"/>
+        <w:rPr>
+          <w:rFonts w:ascii="Calibri" w:eastAsia="Times New Roman" w:hAnsi="Calibri" w:cs="Calibri"/>
+          <w:kern w:val="0"/>
+          <w14:ligatures w14:val="none"/>
+        </w:rPr>
+      </w:pPr>
+      <w:r>
+        <w:rPr>
+          <w:rFonts w:ascii="Calibri" w:eastAsia="Times New Roman" w:hAnsi="Calibri" w:cs="Calibri"/>
+          <w:kern w:val="0"/>
+          <w14:ligatures w14:val="none"/>
+        </w:rPr>
+        <w:t xml:space="preserve">Roof Repair Victoria </w:t>
+      </w:r>
+    </w:p>
+    <w:p>
+      <w:pPr>
+        <w:numPr>
+          <w:ilvl w:val="0"/>
+          <w:numId w:val="13"/>
+        </w:numPr>
+        <w:spacing w:before="100" w:beforeAutospacing="1" w:after="100" w:afterAutospacing="1" w:line="240" w:lineRule="auto"/>
+        <w:rPr>
+          <w:rFonts w:ascii="Calibri" w:eastAsia="Times New Roman" w:hAnsi="Calibri" w:cs="Calibri"/>
+          <w:kern w:val="0"/>
+          <w14:ligatures w14:val="none"/>
+        </w:rPr>
+      </w:pPr>
+      <w:r>
+        <w:rPr>
+          <w:rFonts w:ascii="Calibri" w:eastAsia="Times New Roman" w:hAnsi="Calibri" w:cs="Calibri"/>
+          <w:kern w:val="0"/>
+          <w14:ligatures w14:val="none"/>
+        </w:rPr>
+        <w:t xml:space="preserve">Free Roofing Quote </w:t>
+      </w:r>
+    </w:p>
+    <w:p>
+      <w:pPr>
+        <w:numPr>
+          <w:ilvl w:val="0"/>
+          <w:numId w:val="13"/>
+        </w:numPr>
+        <w:spacing w:before="100" w:beforeAutospacing="1" w:after="100" w:afterAutospacing="1" w:line="240" w:lineRule="auto"/>
+        <w:rPr>
+          <w:rFonts w:ascii="Calibri" w:eastAsia="Times New Roman" w:hAnsi="Calibri" w:cs="Calibri"/>
+          <w:kern w:val="0"/>
+          <w14:ligatures w14:val="none"/>
+        </w:rPr>
+      </w:pPr>
+      <w:r>
+        <w:rPr>
+          <w:rFonts w:ascii="Calibri" w:eastAsia="Times New Roman" w:hAnsi="Calibri" w:cs="Calibri"/>
+          <w:kern w:val="0"/>
+          <w14:ligatures w14:val="none"/>
+        </w:rPr>
+        <w:t xml:space="preserve">Fix Roof Leaks Fast </w:t>
+      </w:r>
+    </w:p>
+    <w:p>
+      <w:pPr>
+        <w:numPr>
+          <w:ilvl w:val="0"/>
+          <w:numId w:val="13"/>
+        </w:numPr>
+        <w:spacing w:before="100" w:beforeAutospacing="1" w:after="100" w:afterAutospacing="1" w:line="240" w:lineRule="auto"/>
+        <w:rPr>
+          <w:rFonts w:ascii="Calibri" w:eastAsia="Times New Roman" w:hAnsi="Calibri" w:cs="Calibri"/>
+          <w:kern w:val="0"/>
+          <w14:ligatures w14:val="none"/>
+        </w:rPr>
+      </w:pPr>
+      <w:r>
+        <w:rPr>
+          <w:rFonts w:ascii="Calibri" w:eastAsia="Times New Roman" w:hAnsi="Calibri" w:cs="Calibri"/>
+          <w:kern w:val="0"/>
+          <w14:ligatures w14:val="none"/>
+        </w:rPr>
+        <w:t xml:space="preserve">Local Roofing Experts </w:t>
+      </w:r>
+    </w:p>
+    <w:p>
+      <w:pPr>
+        <w:spacing w:after="0" w:line="240" w:lineRule="auto"/>
+        <w:rPr>
+          <w:rFonts w:ascii="Calibri" w:eastAsia="Times New Roman" w:hAnsi="Calibri" w:cs="Calibri"/>
+          <w:kern w:val="0"/>
+          <w14:ligatures w14:val="none"/>
+        </w:rPr>
+      </w:pPr>
+      <w:r>
+        <w:pict w14:anchorId="6BC8121B">
+          <v:rect id="Horizontal Line 9" o:spid="_x0000_s1029" alt="" style="width:468pt;height:.05pt;visibility:visible;mso-wrap-style:square;mso-width-percent:0;mso-height-percent:0;mso-left-percent:-10001;mso-top-percent:-10001;mso-position-horizontal:absolute;mso-position-horizontal-relative:char;mso-position-vertical:absolute;mso-position-vertical-relative:line;mso-width-percent:0;mso-height-percent:0;mso-left-percent:-10001;mso-top-percent:-10001;v-text-anchor:top" filled="f">
+            <o:lock v:ext="edit" rotation="t" aspectratio="t" verticies="t" text="t" shapetype="t"/>
+            <w10:anchorlock/>
+          </v:rect>
+        </w:pict>
+      </w:r>
+    </w:p>
+    <w:p>
+      <w:pPr>
+        <w:spacing w:before="100" w:beforeAutospacing="1" w:after="100" w:afterAutospacing="1" w:line="240" w:lineRule="auto"/>
+        <w:outlineLvl w:val="1"/>
+        <w:rPr>
+          <w:rFonts w:ascii="Calibri" w:eastAsia="Times New Roman" w:hAnsi="Calibri" w:cs="Calibri"/>
+          <w:kern w:val="0"/>
+          <w14:ligatures w14:val="none"/>
+        </w:rPr>
+      </w:pPr>
+      <w:r>
+        <w:rPr>
+          <w:rFonts w:ascii="Calibri" w:eastAsia="Times New Roman" w:hAnsi="Calibri" w:cs="Calibri"/>
+          <w:kern w:val="0"/>
+          <w14:ligatures w14:val="none"/>
+        </w:rPr>
+        <w:lastRenderedPageBreak/>
+        <w:t>Descriptions:</w:t>
+      </w:r>
+    </w:p>
+    <w:p>
+      <w:pPr>
+        <w:numPr>
+          <w:ilvl w:val="0"/>
+          <w:numId w:val="14"/>
+        </w:numPr>
+        <w:spacing w:before="100" w:beforeAutospacing="1" w:after="100" w:afterAutospacing="1" w:line="240" w:lineRule="auto"/>
+        <w:rPr>
+          <w:rFonts w:ascii="Calibri" w:eastAsia="Times New Roman" w:hAnsi="Calibri" w:cs="Calibri"/>
+          <w:kern w:val="0"/>
+          <w14:ligatures w14:val="none"/>
+        </w:rPr>
+      </w:pPr>
+      <w:r>
+        <w:rPr>
+          <w:rFonts w:ascii="Calibri" w:eastAsia="Times New Roman" w:hAnsi="Calibri" w:cs="Calibri"/>
+          <w:kern w:val="0"/>
+          <w14:ligatures w14:val="none"/>
+        </w:rPr>
+        <w:t xml:space="preserve">Fast, reliable roofing in Victoria. Free quotes. </w:t>
+      </w:r>
+    </w:p>
+    <w:p>
+      <w:pPr>
+        <w:numPr>
+          <w:ilvl w:val="0"/>
+          <w:numId w:val="14"/>
+        </w:numPr>
+        <w:spacing w:before="100" w:beforeAutospacing="1" w:after="100" w:afterAutospacing="1" w:line="240" w:lineRule="auto"/>
+        <w:rPr>
+          <w:rFonts w:ascii="Calibri" w:eastAsia="Times New Roman" w:hAnsi="Calibri" w:cs="Calibri"/>
+          <w:kern w:val="0"/>
+          <w14:ligatures w14:val="none"/>
+        </w:rPr>
+      </w:pPr>
+      <w:r>
+        <w:rPr>
+          <w:rFonts w:ascii="Calibri" w:eastAsia="Times New Roman" w:hAnsi="Calibri" w:cs="Calibri"/>
+          <w:kern w:val="0"/>
+          <w14:ligatures w14:val="none"/>
+        </w:rPr>
+        <w:t xml:space="preserve">Trusted local roofers. Call now. </w:t>
+      </w:r>
+    </w:p>
+    <w:p>
+      <w:pPr>
+        <w:spacing w:after="0" w:line="240" w:lineRule="auto"/>
+        <w:rPr>
+          <w:rFonts w:ascii="Calibri" w:eastAsia="Times New Roman" w:hAnsi="Calibri" w:cs="Calibri"/>
+          <w:kern w:val="0"/>
+          <w14:ligatures w14:val="none"/>
+        </w:rPr>
+      </w:pPr>
+      <w:r>
+        <w:pict w14:anchorId="28F501AA">
+          <v:rect id="Horizontal Line 10" o:spid="_x0000_s1028" alt="" style="width:468pt;height:.05pt;visibility:visible;mso-wrap-style:square;mso-width-percent:0;mso-height-percent:0;mso-left-percent:-10001;mso-top-percent:-10001;mso-position-horizontal:absolute;mso-position-horizontal-relative:char;mso-position-vertical:absolute;mso-position-vertical-relative:line;mso-width-percent:0;mso-height-percent:0;mso-left-percent:-10001;mso-top-percent:-10001;v-text-anchor:top" filled="f">
+            <o:lock v:ext="edit" rotation="t" aspectratio="t" verticies="t" text="t" shapetype="t"/>
+            <w10:anchorlock/>
+          </v:rect>
+        </w:pict>
+      </w:r>
+    </w:p>
+    <w:p>
+      <w:pPr>
+        <w:spacing w:before="100" w:beforeAutospacing="1" w:after="100" w:afterAutospacing="1" w:line="240" w:lineRule="auto"/>
+        <w:outlineLvl w:val="1"/>
+        <w:rPr>
+          <w:rFonts w:ascii="Calibri" w:eastAsia="Times New Roman" w:hAnsi="Calibri" w:cs="Calibri"/>
+          <w:kern w:val="0"/>
+          <w14:ligatures w14:val="none"/>
+        </w:rPr>
+      </w:pPr>
+      <w:r>
+        <w:rPr>
+          <w:rFonts w:ascii="Calibri" w:eastAsia="Times New Roman" w:hAnsi="Calibri" w:cs="Calibri"/>
+          <w:kern w:val="0"/>
+          <w14:ligatures w14:val="none"/>
+        </w:rPr>
+        <w:t>Landing Page:</w:t>
+      </w:r>
+    </w:p>
+    <w:p>
+      <w:pPr>
+        <w:spacing w:before="100" w:beforeAutospacing="1" w:after="100" w:afterAutospacing="1" w:line="240" w:lineRule="auto"/>
+        <w:rPr>
+          <w:rFonts w:ascii="Calibri" w:eastAsia="Times New Roman" w:hAnsi="Calibri" w:cs="Calibri"/>
+          <w:kern w:val="0"/>
+          <w14:ligatures w14:val="none"/>
+        </w:rPr>
+      </w:pPr>
+      <w:r>
+        <w:rPr>
+          <w:rFonts w:ascii="Apple Color Emoji" w:eastAsia="Times New Roman" w:hAnsi="Apple Color Emoji" w:cs="Apple Color Emoji"/>
+          <w:kern w:val="0"/>
+          <w14:ligatures w14:val="none"/>
+        </w:rPr>
+        <w:t>👉</w:t>
+      </w:r>
+      <w:r>
+        <w:rPr>
+          <w:rFonts w:ascii="Calibri" w:eastAsia="Times New Roman" w:hAnsi="Calibri" w:cs="Calibri"/>
+          <w:kern w:val="0"/>
+          <w14:ligatures w14:val="none"/>
+        </w:rPr>
+        <w:t xml:space="preserve"> Your demo page (already built)</w:t>
+      </w:r>
+    </w:p>
+    <w:p>
+      <w:pPr>
+        <w:tabs>
+          <w:tab w:val="left" w:pos="916"/>
+          <w:tab w:val="left" w:pos="1832"/>
+          <w:tab w:val="left" w:pos="2748"/>
+          <w:tab w:val="left" w:pos="3664"/>
+          <w:tab w:val="left" w:pos="4580"/>
+          <w:tab w:val="left" w:pos="5496"/>
+          <w:tab w:val="left" w:pos="6412"/>
+          <w:tab w:val="left" w:pos="7328"/>
+          <w:tab w:val="left" w:pos="8244"/>
+          <w:tab w:val="left" w:pos="9160"/>
+          <w:tab w:val="left" w:pos="10076"/>
+          <w:tab w:val="left" w:pos="10992"/>
+          <w:tab w:val="left" w:pos="11908"/>
+          <w:tab w:val="left" w:pos="12824"/>
+          <w:tab w:val="left" w:pos="13740"/>
+          <w:tab w:val="left" w:pos="14656"/>
+        </w:tabs>
+        <w:spacing w:after="0" w:line="240" w:lineRule="auto"/>
+        <w:rPr>
+          <w:rFonts w:ascii="Calibri" w:eastAsia="Times New Roman" w:hAnsi="Calibri" w:cs="Calibri"/>
+          <w:kern w:val="0"/>
+          <w14:ligatures w14:val="none"/>
+        </w:rPr>
+      </w:pPr>
+      <w:r>
+        <w:pict w14:anchorId="14D1B073">
+          <v:rect id="Horizontal Line 11" o:spid="_x0000_s1027" alt="" style="width:468pt;height:1.1pt;visibility:visible;mso-wrap-style:square;mso-width-percent:0;mso-height-percent:0;mso-left-percent:-10001;mso-top-percent:-10001;mso-position-horizontal:absolute;mso-position-horizontal-relative:char;mso-position-vertical:absolute;mso-position-vertical-relative:line;mso-width-percent:0;mso-height-percent:0;mso-left-percent:-10001;mso-top-percent:-10001;v-text-anchor:top" filled="f">
+            <o:lock v:ext="edit" rotation="t" aspectratio="t" verticies="t" text="t" shapetype="t"/>
+            <w10:anchorlock/>
+          </v:rect>
+        </w:pict>
+      </w:r>
+      <w:r>
+        <w:rPr>
+          <w:rFonts w:ascii="Calibri" w:eastAsia="Times New Roman" w:hAnsi="Calibri" w:cs="Calibri"/>
+          <w:kern w:val="0"/>
+          <w14:ligatures w14:val="none"/>
+        </w:rPr>
+        <w:br/>
+      </w:r>
+      <w:r>
+        <w:rPr>
+          <w:rFonts w:ascii="Calibri" w:eastAsia="Times New Roman" w:hAnsi="Calibri" w:cs="Calibri"/>
+          <w:kern w:val="0"/>
+          <w14:ligatures w14:val="none"/>
+        </w:rPr>
+        <w:br/>
+      </w:r>
+      <w:r>
+        <w:rPr>
+          <w:rFonts w:ascii="Calibri" w:eastAsia="Times New Roman" w:hAnsi="Calibri" w:cs="Calibri"/>
+          <w:kern w:val="0"/>
+          <w14:ligatures w14:val="none"/>
+        </w:rPr>
+        <w:br/>
+        <w:t>Supabase Webhook</w:t>
+      </w:r>
+    </w:p>
+    <w:p>
+      <w:pPr>
+        <w:tabs>
+          <w:tab w:val="left" w:pos="916"/>
+          <w:tab w:val="left" w:pos="1832"/>
+          <w:tab w:val="left" w:pos="2748"/>
+          <w:tab w:val="left" w:pos="3664"/>
+          <w:tab w:val="left" w:pos="4580"/>
+          <w:tab w:val="left" w:pos="5496"/>
+          <w:tab w:val="left" w:pos="6412"/>
+          <w:tab w:val="left" w:pos="7328"/>
+          <w:tab w:val="left" w:pos="8244"/>
+          <w:tab w:val="left" w:pos="9160"/>
+          <w:tab w:val="left" w:pos="10076"/>
+          <w:tab w:val="left" w:pos="10992"/>
+          <w:tab w:val="left" w:pos="11908"/>
+          <w:tab w:val="left" w:pos="12824"/>
+          <w:tab w:val="left" w:pos="13740"/>
+          <w:tab w:val="left" w:pos="14656"/>
+        </w:tabs>
+        <w:spacing w:after="0" w:line="240" w:lineRule="auto"/>
+        <w:rPr>
+          <w:rFonts w:ascii="Calibri" w:eastAsia="Times New Roman" w:hAnsi="Calibri" w:cs="Calibri"/>
+          <w:kern w:val="0"/>
+          <w14:ligatures w14:val="none"/>
+        </w:rPr>
+      </w:pPr>
+      <w:r>
+        <w:rPr>
+          <w:rFonts w:ascii="Calibri" w:eastAsia="Times New Roman" w:hAnsi="Calibri" w:cs="Calibri"/>
+          <w:kern w:val="0"/>
+          <w14:ligatures w14:val="none"/>
+        </w:rPr>
+        <w:t xml:space="preserve">        ↓</w:t>
+      </w:r>
+    </w:p>
+    <w:p>
+      <w:pPr>
+        <w:tabs>
+          <w:tab w:val="left" w:pos="916"/>
+          <w:tab w:val="left" w:pos="1832"/>
+          <w:tab w:val="left" w:pos="2748"/>
+          <w:tab w:val="left" w:pos="3664"/>
+          <w:tab w:val="left" w:pos="4580"/>
+          <w:tab w:val="left" w:pos="5496"/>
+          <w:tab w:val="left" w:pos="6412"/>
+          <w:tab w:val="left" w:pos="7328"/>
+          <w:tab w:val="left" w:pos="8244"/>
+          <w:tab w:val="left" w:pos="9160"/>
+          <w:tab w:val="left" w:pos="10076"/>
+          <w:tab w:val="left" w:pos="10992"/>
+          <w:tab w:val="left" w:pos="11908"/>
+          <w:tab w:val="left" w:pos="12824"/>
+          <w:tab w:val="left" w:pos="13740"/>
+          <w:tab w:val="left" w:pos="14656"/>
+        </w:tabs>
+        <w:spacing w:after="0" w:line="240" w:lineRule="auto"/>
+        <w:rPr>
+          <w:rFonts w:ascii="Calibri" w:eastAsia="Times New Roman" w:hAnsi="Calibri" w:cs="Calibri"/>
+          <w:kern w:val="0"/>
+          <w14:ligatures w14:val="none"/>
+        </w:rPr>
+      </w:pPr>
+      <w:r>
+        <w:rPr>
+          <w:rFonts w:ascii="Calibri" w:eastAsia="Times New Roman" w:hAnsi="Calibri" w:cs="Calibri"/>
+          <w:kern w:val="0"/>
+          <w14:ligatures w14:val="none"/>
+        </w:rPr>
+        <w:t xml:space="preserve">      Router</w:t>
+      </w:r>
+    </w:p>
+    <w:p>
+      <w:pPr>
+        <w:tabs>
+          <w:tab w:val="left" w:pos="916"/>
+          <w:tab w:val="left" w:pos="1832"/>
+          <w:tab w:val="left" w:pos="2748"/>
+          <w:tab w:val="left" w:pos="3664"/>
+          <w:tab w:val="left" w:pos="4580"/>
+          <w:tab w:val="left" w:pos="5496"/>
+          <w:tab w:val="left" w:pos="6412"/>
+          <w:tab w:val="left" w:pos="7328"/>
+          <w:tab w:val="left" w:pos="8244"/>
+          <w:tab w:val="left" w:pos="9160"/>
+          <w:tab w:val="left" w:pos="10076"/>
+          <w:tab w:val="left" w:pos="10992"/>
+          <w:tab w:val="left" w:pos="11908"/>
+          <w:tab w:val="left" w:pos="12824"/>
+          <w:tab w:val="left" w:pos="13740"/>
+          <w:tab w:val="left" w:pos="14656"/>
+        </w:tabs>
+        <w:spacing w:after="0" w:line="240" w:lineRule="auto"/>
+        <w:rPr>
+          <w:rFonts w:ascii="Calibri" w:eastAsia="Times New Roman" w:hAnsi="Calibri" w:cs="Calibri"/>
+          <w:kern w:val="0"/>
+          <w14:ligatures w14:val="none"/>
+        </w:rPr>
+      </w:pPr>
+      <w:r>
+        <w:rPr>
+          <w:rFonts w:ascii="Calibri" w:eastAsia="Times New Roman" w:hAnsi="Calibri" w:cs="Calibri"/>
+          <w:kern w:val="0"/>
+          <w14:ligatures w14:val="none"/>
+        </w:rPr>
+        <w:t xml:space="preserve">     /      \</w:t>
+      </w:r>
+    </w:p>
+    <w:p>
+      <w:pPr>
+        <w:tabs>
+          <w:tab w:val="left" w:pos="916"/>
+          <w:tab w:val="left" w:pos="1832"/>
+          <w:tab w:val="left" w:pos="2748"/>
+          <w:tab w:val="left" w:pos="3664"/>
+          <w:tab w:val="left" w:pos="4580"/>
+          <w:tab w:val="left" w:pos="5496"/>
+          <w:tab w:val="left" w:pos="6412"/>
+          <w:tab w:val="left" w:pos="7328"/>
+          <w:tab w:val="left" w:pos="8244"/>
+          <w:tab w:val="left" w:pos="9160"/>
+          <w:tab w:val="left" w:pos="10076"/>
+          <w:tab w:val="left" w:pos="10992"/>
+          <w:tab w:val="left" w:pos="11908"/>
+          <w:tab w:val="left" w:pos="12824"/>
+          <w:tab w:val="left" w:pos="13740"/>
+          <w:tab w:val="left" w:pos="14656"/>
+        </w:tabs>
+        <w:spacing w:after="0" w:line="240" w:lineRule="auto"/>
+        <w:rPr>
+          <w:rFonts w:ascii="Calibri" w:eastAsia="Times New Roman" w:hAnsi="Calibri" w:cs="Calibri"/>
+          <w:kern w:val="0"/>
+          <w14:ligatures w14:val="none"/>
+        </w:rPr>
+      </w:pPr>
+      <w:r>
+        <w:rPr>
+          <w:rFonts w:ascii="Calibri" w:eastAsia="Times New Roman" w:hAnsi="Calibri" w:cs="Calibri"/>
+          <w:kern w:val="0"/>
+          <w14:ligatures w14:val="none"/>
+        </w:rPr>
+        <w:t>Your Leads   Client Leads</w:t>
+      </w:r>
+    </w:p>
+    <w:p>
+      <w:pPr>
+        <w:tabs>
+          <w:tab w:val="left" w:pos="916"/>
+          <w:tab w:val="left" w:pos="1832"/>
+          <w:tab w:val="left" w:pos="2748"/>
+          <w:tab w:val="left" w:pos="3664"/>
+          <w:tab w:val="left" w:pos="4580"/>
+          <w:tab w:val="left" w:pos="5496"/>
+          <w:tab w:val="left" w:pos="6412"/>
+          <w:tab w:val="left" w:pos="7328"/>
+          <w:tab w:val="left" w:pos="8244"/>
+          <w:tab w:val="left" w:pos="9160"/>
+          <w:tab w:val="left" w:pos="10076"/>
+          <w:tab w:val="left" w:pos="10992"/>
+          <w:tab w:val="left" w:pos="11908"/>
+          <w:tab w:val="left" w:pos="12824"/>
+          <w:tab w:val="left" w:pos="13740"/>
+          <w:tab w:val="left" w:pos="14656"/>
+        </w:tabs>
+        <w:spacing w:after="0" w:line="240" w:lineRule="auto"/>
+        <w:rPr>
+          <w:rFonts w:ascii="Calibri" w:eastAsia="Times New Roman" w:hAnsi="Calibri" w:cs="Calibri"/>
+          <w:kern w:val="0"/>
+          <w14:ligatures w14:val="none"/>
+        </w:rPr>
+      </w:pPr>
+      <w:r>
+        <w:rPr>
+          <w:rFonts w:ascii="Calibri" w:eastAsia="Times New Roman" w:hAnsi="Calibri" w:cs="Calibri"/>
+          <w:kern w:val="0"/>
+          <w14:ligatures w14:val="none"/>
+        </w:rPr>
+        <w:t xml:space="preserve">   ↓            ↓</w:t>
+      </w:r>
+    </w:p>
+    <w:p>
+      <w:pPr>
+        <w:tabs>
+          <w:tab w:val="left" w:pos="916"/>
+          <w:tab w:val="left" w:pos="1832"/>
+          <w:tab w:val="left" w:pos="2748"/>
+          <w:tab w:val="left" w:pos="3664"/>
+          <w:tab w:val="left" w:pos="4580"/>
+          <w:tab w:val="left" w:pos="5496"/>
+          <w:tab w:val="left" w:pos="6412"/>
+          <w:tab w:val="left" w:pos="7328"/>
+          <w:tab w:val="left" w:pos="8244"/>
+          <w:tab w:val="left" w:pos="9160"/>
+          <w:tab w:val="left" w:pos="10076"/>
+          <w:tab w:val="left" w:pos="10992"/>
+          <w:tab w:val="left" w:pos="11908"/>
+          <w:tab w:val="left" w:pos="12824"/>
+          <w:tab w:val="left" w:pos="13740"/>
+          <w:tab w:val="left" w:pos="14656"/>
+        </w:tabs>
+        <w:spacing w:after="0" w:line="240" w:lineRule="auto"/>
+        <w:rPr>
+          <w:rFonts w:ascii="Calibri" w:eastAsia="Times New Roman" w:hAnsi="Calibri" w:cs="Calibri"/>
+          <w:kern w:val="0"/>
+          <w14:ligatures w14:val="none"/>
+        </w:rPr>
+      </w:pPr>
+      <w:r>
+        <w:rPr>
+          <w:rFonts w:ascii="Calibri" w:eastAsia="Times New Roman" w:hAnsi="Calibri" w:cs="Calibri"/>
+          <w:kern w:val="0"/>
+          <w14:ligatures w14:val="none"/>
+        </w:rPr>
+        <w:t xml:space="preserve"> Email You   Email Client</w:t>
+      </w:r>
+    </w:p>
+    <w:p>
+      <w:pPr>
+        <w:tabs>
+          <w:tab w:val="left" w:pos="916"/>
+          <w:tab w:val="left" w:pos="1832"/>
+          <w:tab w:val="left" w:pos="2748"/>
+          <w:tab w:val="left" w:pos="3664"/>
+          <w:tab w:val="left" w:pos="4580"/>
+          <w:tab w:val="left" w:pos="5496"/>
+          <w:tab w:val="left" w:pos="6412"/>
+          <w:tab w:val="left" w:pos="7328"/>
+          <w:tab w:val="left" w:pos="8244"/>
+          <w:tab w:val="left" w:pos="9160"/>
+          <w:tab w:val="left" w:pos="10076"/>
+          <w:tab w:val="left" w:pos="10992"/>
+          <w:tab w:val="left" w:pos="11908"/>
+          <w:tab w:val="left" w:pos="12824"/>
+          <w:tab w:val="left" w:pos="13740"/>
+          <w:tab w:val="left" w:pos="14656"/>
+        </w:tabs>
+        <w:spacing w:after="0" w:line="240" w:lineRule="auto"/>
+        <w:rPr>
+          <w:rFonts w:ascii="Calibri" w:eastAsia="Times New Roman" w:hAnsi="Calibri" w:cs="Calibri"/>
+          <w:kern w:val="0"/>
+          <w14:ligatures w14:val="none"/>
+        </w:rPr>
+      </w:pPr>
+      <w:r>
+        <w:rPr>
+          <w:rFonts w:ascii="Calibri" w:eastAsia="Times New Roman" w:hAnsi="Calibri" w:cs="Calibri"/>
+          <w:kern w:val="0"/>
+          <w14:ligatures w14:val="none"/>
+        </w:rPr>
+        <w:t xml:space="preserve">                  ↓</w:t>
+      </w:r>
+    </w:p>
+    <w:p>
+      <w:pPr>
+        <w:tabs>
+          <w:tab w:val="left" w:pos="916"/>
+          <w:tab w:val="left" w:pos="1832"/>
+          <w:tab w:val="left" w:pos="2748"/>
+          <w:tab w:val="left" w:pos="3664"/>
+          <w:tab w:val="left" w:pos="4580"/>
+          <w:tab w:val="left" w:pos="5496"/>
+          <w:tab w:val="left" w:pos="6412"/>
+          <w:tab w:val="left" w:pos="7328"/>
+          <w:tab w:val="left" w:pos="8244"/>
+          <w:tab w:val="left" w:pos="9160"/>
+          <w:tab w:val="left" w:pos="10076"/>
+          <w:tab w:val="left" w:pos="10992"/>
+          <w:tab w:val="left" w:pos="11908"/>
+          <w:tab w:val="left" w:pos="12824"/>
+          <w:tab w:val="left" w:pos="13740"/>
+          <w:tab w:val="left" w:pos="14656"/>
+        </w:tabs>
+        <w:spacing w:after="0" w:line="240" w:lineRule="auto"/>
+        <w:rPr>
+          <w:rFonts w:ascii="Calibri" w:eastAsia="Times New Roman" w:hAnsi="Calibri" w:cs="Calibri"/>
+          <w:kern w:val="0"/>
+          <w14:ligatures w14:val="none"/>
+        </w:rPr>
+      </w:pPr>
+      <w:r>
+        <w:rPr>
+          <w:rFonts w:ascii="Calibri" w:eastAsia="Times New Roman" w:hAnsi="Calibri" w:cs="Calibri"/>
+          <w:kern w:val="0"/>
+          <w14:ligatures w14:val="none"/>
+        </w:rPr>
+        <w:t xml:space="preserve">              AI Auto Reply (NEW)</w:t>
+      </w:r>
+    </w:p>
+    <w:p>
+      <w:pPr>
+        <w:tabs>
+          <w:tab w:val="left" w:pos="916"/>
+          <w:tab w:val="left" w:pos="1832"/>
+          <w:tab w:val="left" w:pos="2748"/>
+          <w:tab w:val="left" w:pos="3664"/>
+          <w:tab w:val="left" w:pos="4580"/>
+          <w:tab w:val="left" w:pos="5496"/>
+          <w:tab w:val="left" w:pos="6412"/>
+          <w:tab w:val="left" w:pos="7328"/>
+          <w:tab w:val="left" w:pos="8244"/>
+          <w:tab w:val="left" w:pos="9160"/>
+          <w:tab w:val="left" w:pos="10076"/>
+          <w:tab w:val="left" w:pos="10992"/>
+          <w:tab w:val="left" w:pos="11908"/>
+          <w:tab w:val="left" w:pos="12824"/>
+          <w:tab w:val="left" w:pos="13740"/>
+          <w:tab w:val="left" w:pos="14656"/>
+        </w:tabs>
+        <w:spacing w:after="0" w:line="240" w:lineRule="auto"/>
+        <w:rPr>
+          <w:rFonts w:ascii="Calibri" w:eastAsia="Times New Roman" w:hAnsi="Calibri" w:cs="Calibri"/>
+          <w:kern w:val="0"/>
+          <w14:ligatures w14:val="none"/>
+        </w:rPr>
+      </w:pPr>
+      <w:r>
+        <w:rPr>
+          <w:rFonts w:ascii="Calibri" w:eastAsia="Times New Roman" w:hAnsi="Calibri" w:cs="Calibri"/>
+          <w:kern w:val="0"/>
+          <w14:ligatures w14:val="none"/>
+        </w:rPr>
+        <w:t xml:space="preserve">                  ↓</w:t>
+      </w:r>
+    </w:p>
+    <w:p>
+      <w:pPr>
+        <w:tabs>
+          <w:tab w:val="left" w:pos="916"/>
+          <w:tab w:val="left" w:pos="1832"/>
+          <w:tab w:val="left" w:pos="2748"/>
+          <w:tab w:val="left" w:pos="3664"/>
+          <w:tab w:val="left" w:pos="4580"/>
+          <w:tab w:val="left" w:pos="5496"/>
+          <w:tab w:val="left" w:pos="6412"/>
+          <w:tab w:val="left" w:pos="7328"/>
+          <w:tab w:val="left" w:pos="8244"/>
+          <w:tab w:val="left" w:pos="9160"/>
+          <w:tab w:val="left" w:pos="10076"/>
+          <w:tab w:val="left" w:pos="10992"/>
+          <w:tab w:val="left" w:pos="11908"/>
+          <w:tab w:val="left" w:pos="12824"/>
+          <w:tab w:val="left" w:pos="13740"/>
+          <w:tab w:val="left" w:pos="14656"/>
+        </w:tabs>
+        <w:spacing w:after="0" w:line="240" w:lineRule="auto"/>
+        <w:rPr>
+          <w:rFonts w:ascii="Calibri" w:eastAsia="Times New Roman" w:hAnsi="Calibri" w:cs="Calibri"/>
+          <w:kern w:val="0"/>
+          <w14:ligatures w14:val="none"/>
+        </w:rPr>
+      </w:pPr>
+      <w:r>
+        <w:rPr>
+          <w:rFonts w:ascii="Calibri" w:eastAsia="Times New Roman" w:hAnsi="Calibri" w:cs="Calibri"/>
+          <w:kern w:val="0"/>
+          <w14:ligatures w14:val="none"/>
+        </w:rPr>
+        <w:t xml:space="preserve">              Follow-up System (NEW)</w:t>
+      </w:r>
+    </w:p>
+    <w:p>
+      <w:pPr>
+        <w:spacing w:after="0" w:line="240" w:lineRule="auto"/>
+        <w:rPr>
+          <w:rFonts w:ascii="Calibri" w:eastAsia="Times New Roman" w:hAnsi="Calibri" w:cs="Calibri"/>
+          <w:kern w:val="0"/>
+          <w14:ligatures w14:val="none"/>
+        </w:rPr>
+      </w:pPr>
+    </w:p>
+    <w:p>
+      <w:pPr>
+        <w:spacing w:before="100" w:beforeAutospacing="1" w:after="100" w:afterAutospacing="1" w:line="240" w:lineRule="auto"/>
+        <w:outlineLvl w:val="0"/>
+        <w:rPr>
+          <w:rFonts w:ascii="Calibri" w:eastAsia="Times New Roman" w:hAnsi="Calibri" w:cs="Calibri"/>
+          <w:kern w:val="36"/>
+          <w14:ligatures w14:val="none"/>
+        </w:rPr>
+      </w:pPr>
+      <w:r>
+        <w:rPr>
+          <w:rFonts w:ascii="Apple Color Emoji" w:eastAsia="Times New Roman" w:hAnsi="Apple Color Emoji" w:cs="Apple Color Emoji"/>
+          <w:kern w:val="36"/>
+          <w14:ligatures w14:val="none"/>
+        </w:rPr>
+        <w:t>🔥</w:t>
+      </w:r>
+      <w:r>
+        <w:rPr>
+          <w:rFonts w:ascii="Calibri" w:eastAsia="Times New Roman" w:hAnsi="Calibri" w:cs="Calibri"/>
+          <w:kern w:val="36"/>
+          <w14:ligatures w14:val="none"/>
+        </w:rPr>
+        <w:t xml:space="preserve"> WHERE EVERYTHING CONNECTS</w:t>
+      </w:r>
+    </w:p>
+    <w:p>
+      <w:pPr>
+        <w:tabs>
+          <w:tab w:val="left" w:pos="916"/>
+          <w:tab w:val="left" w:pos="1832"/>
+          <w:tab w:val="left" w:pos="2748"/>
+          <w:tab w:val="left" w:pos="3664"/>
+          <w:tab w:val="left" w:pos="4580"/>
+          <w:tab w:val="left" w:pos="5496"/>
+          <w:tab w:val="left" w:pos="6412"/>
+          <w:tab w:val="left" w:pos="7328"/>
+          <w:tab w:val="left" w:pos="8244"/>
+          <w:tab w:val="left" w:pos="9160"/>
+          <w:tab w:val="left" w:pos="10076"/>
+          <w:tab w:val="left" w:pos="10992"/>
+          <w:tab w:val="left" w:pos="11908"/>
+          <w:tab w:val="left" w:pos="12824"/>
+          <w:tab w:val="left" w:pos="13740"/>
+          <w:tab w:val="left" w:pos="14656"/>
+        </w:tabs>
+        <w:spacing w:after="0" w:line="240" w:lineRule="auto"/>
+        <w:rPr>
+          <w:rFonts w:ascii="Calibri" w:eastAsia="Times New Roman" w:hAnsi="Calibri" w:cs="Calibri"/>
+          <w:kern w:val="0"/>
+          <w14:ligatures w14:val="none"/>
+        </w:rPr>
+      </w:pPr>
+      <w:r>
+        <w:rPr>
+          <w:rFonts w:ascii="Calibri" w:eastAsia="Times New Roman" w:hAnsi="Calibri" w:cs="Calibri"/>
+          <w:kern w:val="0"/>
+          <w14:ligatures w14:val="none"/>
+        </w:rPr>
+        <w:t>Google Ads / Meta Ads</w:t>
+      </w:r>
+      <w:r>
+        <w:rPr>
+          <w:rFonts w:ascii="Calibri" w:eastAsia="Times New Roman" w:hAnsi="Calibri" w:cs="Calibri"/>
+          <w:kern w:val="0"/>
+          <w14:ligatures w14:val="none"/>
+        </w:rPr>
+        <w:br/>
+        <w:t xml:space="preserve">        ↓</w:t>
+      </w:r>
+      <w:r>
+        <w:rPr>
+          <w:rFonts w:ascii="Calibri" w:eastAsia="Times New Roman" w:hAnsi="Calibri" w:cs="Calibri"/>
+          <w:kern w:val="0"/>
+          <w14:ligatures w14:val="none"/>
+        </w:rPr>
+        <w:br/>
+        <w:t>Landing Page (Client)</w:t>
+      </w:r>
+      <w:r>
+        <w:rPr>
+          <w:rFonts w:ascii="Calibri" w:eastAsia="Times New Roman" w:hAnsi="Calibri" w:cs="Calibri"/>
+          <w:kern w:val="0"/>
+          <w14:ligatures w14:val="none"/>
+        </w:rPr>
+        <w:br/>
+        <w:t xml:space="preserve">        ↓</w:t>
+      </w:r>
+      <w:r>
+        <w:rPr>
+          <w:rFonts w:ascii="Calibri" w:eastAsia="Times New Roman" w:hAnsi="Calibri" w:cs="Calibri"/>
+          <w:kern w:val="0"/>
+          <w14:ligatures w14:val="none"/>
+        </w:rPr>
+        <w:br/>
+        <w:t>Supabase</w:t>
+      </w:r>
+      <w:r>
+        <w:rPr>
+          <w:rFonts w:ascii="Calibri" w:eastAsia="Times New Roman" w:hAnsi="Calibri" w:cs="Calibri"/>
+          <w:kern w:val="0"/>
+          <w14:ligatures w14:val="none"/>
+        </w:rPr>
+        <w:br/>
+        <w:t xml:space="preserve">        ↓</w:t>
+      </w:r>
+      <w:r>
+        <w:rPr>
+          <w:rFonts w:ascii="Calibri" w:eastAsia="Times New Roman" w:hAnsi="Calibri" w:cs="Calibri"/>
+          <w:kern w:val="0"/>
+          <w14:ligatures w14:val="none"/>
+        </w:rPr>
+        <w:br/>
+        <w:t>Make</w:t>
+      </w:r>
+      <w:r>
+        <w:rPr>
+          <w:rFonts w:ascii="Calibri" w:eastAsia="Times New Roman" w:hAnsi="Calibri" w:cs="Calibri"/>
+          <w:kern w:val="0"/>
+          <w14:ligatures w14:val="none"/>
+        </w:rPr>
+        <w:br/>
+        <w:t xml:space="preserve">   ↓        ↓        ↓</w:t>
+      </w:r>
+      <w:r>
+        <w:rPr>
+          <w:rFonts w:ascii="Calibri" w:eastAsia="Times New Roman" w:hAnsi="Calibri" w:cs="Calibri"/>
+          <w:kern w:val="0"/>
+          <w14:ligatures w14:val="none"/>
+        </w:rPr>
+        <w:br/>
+        <w:t>Client Email  Auto Reply  Follow-up</w:t>
+      </w:r>
+    </w:p>
+    <w:p>
+      <w:pPr>
+        <w:tabs>
+          <w:tab w:val="left" w:pos="916"/>
+          <w:tab w:val="left" w:pos="1832"/>
+          <w:tab w:val="left" w:pos="2748"/>
+          <w:tab w:val="left" w:pos="3664"/>
+          <w:tab w:val="left" w:pos="4580"/>
+          <w:tab w:val="left" w:pos="5496"/>
+          <w:tab w:val="left" w:pos="6412"/>
+          <w:tab w:val="left" w:pos="7328"/>
+          <w:tab w:val="left" w:pos="8244"/>
+          <w:tab w:val="left" w:pos="9160"/>
+          <w:tab w:val="left" w:pos="10076"/>
+          <w:tab w:val="left" w:pos="10992"/>
+          <w:tab w:val="left" w:pos="11908"/>
+          <w:tab w:val="left" w:pos="12824"/>
+          <w:tab w:val="left" w:pos="13740"/>
+          <w:tab w:val="left" w:pos="14656"/>
+        </w:tabs>
+        <w:spacing w:after="0" w:line="240" w:lineRule="auto"/>
+        <w:rPr>
+          <w:rFonts w:ascii="Calibri" w:eastAsia="Times New Roman" w:hAnsi="Calibri" w:cs="Calibri"/>
+          <w:kern w:val="0"/>
+          <w14:ligatures w14:val="none"/>
+        </w:rPr>
+      </w:pPr>
+    </w:p>
+    <w:p>
+      <w:pPr>
+        <w:pStyle w:val="NormalWeb"/>
+        <w:rPr>
+          <w:rFonts w:ascii="Calibri" w:hAnsi="Calibri" w:cs="Calibri"/>
+        </w:rPr>
+      </w:pPr>
+      <w:r>
+        <w:rPr>
+          <w:rFonts w:ascii="Calibri" w:hAnsi="Calibri" w:cs="Calibri"/>
+        </w:rPr>
+        <w:br/>
+        <w:t>You’re ready for:</w:t>
+      </w:r>
+    </w:p>
+    <w:p>
+      <w:pPr>
+        <w:pStyle w:val="NormalWeb"/>
+        <w:rPr>
+          <w:rFonts w:ascii="Calibri" w:hAnsi="Calibri" w:cs="Calibri"/>
+        </w:rPr>
+      </w:pPr>
+      <w:r>
+        <w:rPr>
+          <w:rFonts w:ascii="Apple Color Emoji" w:hAnsi="Apple Color Emoji" w:cs="Apple Color Emoji"/>
+        </w:rPr>
+        <w:t>👉</w:t>
+      </w:r>
+      <w:r>
+        <w:rPr>
+          <w:rFonts w:ascii="Calibri" w:hAnsi="Calibri" w:cs="Calibri"/>
+        </w:rPr>
+        <w:t xml:space="preserve"> AI ads system (Figma + Google Ads)</w:t>
+      </w:r>
+    </w:p>
+    <w:p>
+      <w:pPr>
+        <w:pStyle w:val="NormalWeb"/>
+        <w:rPr>
+          <w:rFonts w:ascii="Calibri" w:hAnsi="Calibri" w:cs="Calibri"/>
+        </w:rPr>
+      </w:pPr>
+      <w:r>
+        <w:rPr>
+          <w:rFonts w:ascii="Calibri" w:hAnsi="Calibri" w:cs="Calibri"/>
+        </w:rPr>
+        <w:br/>
+      </w:r>
+      <w:r>
+        <w:rPr>
+          <w:rFonts w:ascii="Apple Color Emoji" w:hAnsi="Apple Color Emoji" w:cs="Apple Color Emoji"/>
+        </w:rPr>
+        <w:t>👉</w:t>
+      </w:r>
+      <w:r>
+        <w:rPr>
+          <w:rFonts w:ascii="Calibri" w:hAnsi="Calibri" w:cs="Calibri"/>
+        </w:rPr>
+        <w:t xml:space="preserve"> Client packaging &amp; pricing</w:t>
+      </w:r>
+    </w:p>
+    <w:p>
+      <w:pPr>
+        <w:tabs>
+          <w:tab w:val="left" w:pos="916"/>
+          <w:tab w:val="left" w:pos="1832"/>
+          <w:tab w:val="left" w:pos="2748"/>
+          <w:tab w:val="left" w:pos="3664"/>
+          <w:tab w:val="left" w:pos="4580"/>
+          <w:tab w:val="left" w:pos="5496"/>
+          <w:tab w:val="left" w:pos="6412"/>
+          <w:tab w:val="left" w:pos="7328"/>
+          <w:tab w:val="left" w:pos="8244"/>
+          <w:tab w:val="left" w:pos="9160"/>
+          <w:tab w:val="left" w:pos="10076"/>
+          <w:tab w:val="left" w:pos="10992"/>
+          <w:tab w:val="left" w:pos="11908"/>
+          <w:tab w:val="left" w:pos="12824"/>
+          <w:tab w:val="left" w:pos="13740"/>
+          <w:tab w:val="left" w:pos="14656"/>
+        </w:tabs>
+        <w:spacing w:after="0" w:line="240" w:lineRule="auto"/>
+        <w:rPr>
+          <w:rFonts w:ascii="Courier New" w:eastAsia="Times New Roman" w:hAnsi="Courier New" w:cs="Courier New"/>
+          <w:kern w:val="0"/>
+          <w:sz w:val="20"/>
+          <w:szCs w:val="20"/>
+          <w14:ligatures w14:val="none"/>
+        </w:rPr>
+      </w:pPr>
+    </w:p>
+    <w:p>
+      <w:pPr>
+        <w:tabs>
+          <w:tab w:val="left" w:pos="916"/>
+          <w:tab w:val="left" w:pos="1832"/>
+          <w:tab w:val="left" w:pos="2748"/>
+          <w:tab w:val="left" w:pos="3664"/>
+          <w:tab w:val="left" w:pos="4580"/>
+          <w:tab w:val="left" w:pos="5496"/>
+          <w:tab w:val="left" w:pos="6412"/>
+          <w:tab w:val="left" w:pos="7328"/>
+          <w:tab w:val="left" w:pos="8244"/>
+          <w:tab w:val="left" w:pos="9160"/>
+          <w:tab w:val="left" w:pos="10076"/>
+          <w:tab w:val="left" w:pos="10992"/>
+          <w:tab w:val="left" w:pos="11908"/>
+          <w:tab w:val="left" w:pos="12824"/>
+          <w:tab w:val="left" w:pos="13740"/>
+          <w:tab w:val="left" w:pos="14656"/>
+        </w:tabs>
+        <w:spacing w:after="0" w:line="240" w:lineRule="auto"/>
+        <w:rPr>
+          <w:rFonts w:ascii="Courier New" w:eastAsia="Times New Roman" w:hAnsi="Courier New" w:cs="Courier New"/>
+          <w:kern w:val="0"/>
+          <w:sz w:val="20"/>
+          <w:szCs w:val="20"/>
+          <w14:ligatures w14:val="none"/>
+        </w:rPr>
+      </w:pPr>
+    </w:p>
+    <w:p>
+      <w:pPr>
+        <w:tabs>
+          <w:tab w:val="left" w:pos="916"/>
+          <w:tab w:val="left" w:pos="1832"/>
+          <w:tab w:val="left" w:pos="2748"/>
+          <w:tab w:val="left" w:pos="3664"/>
+          <w:tab w:val="left" w:pos="4580"/>
+          <w:tab w:val="left" w:pos="5496"/>
+          <w:tab w:val="left" w:pos="6412"/>
+          <w:tab w:val="left" w:pos="7328"/>
+          <w:tab w:val="left" w:pos="8244"/>
+          <w:tab w:val="left" w:pos="9160"/>
+          <w:tab w:val="left" w:pos="10076"/>
+          <w:tab w:val="left" w:pos="10992"/>
+          <w:tab w:val="left" w:pos="11908"/>
+          <w:tab w:val="left" w:pos="12824"/>
+          <w:tab w:val="left" w:pos="13740"/>
+          <w:tab w:val="left" w:pos="14656"/>
+        </w:tabs>
+        <w:spacing w:after="0" w:line="240" w:lineRule="auto"/>
+        <w:rPr>
+          <w:rFonts w:ascii="Courier New" w:eastAsia="Times New Roman" w:hAnsi="Courier New" w:cs="Courier New"/>
+          <w:kern w:val="0"/>
+          <w:sz w:val="20"/>
+          <w:szCs w:val="20"/>
+          <w14:ligatures w14:val="none"/>
+        </w:rPr>
+      </w:pPr>
+    </w:p>
+    <w:p>
+      <w:pPr>
+        <w:tabs>
+          <w:tab w:val="left" w:pos="916"/>
+          <w:tab w:val="left" w:pos="1832"/>
+          <w:tab w:val="left" w:pos="2748"/>
+          <w:tab w:val="left" w:pos="3664"/>
+          <w:tab w:val="left" w:pos="4580"/>
+          <w:tab w:val="left" w:pos="5496"/>
+          <w:tab w:val="left" w:pos="6412"/>
+          <w:tab w:val="left" w:pos="7328"/>
+          <w:tab w:val="left" w:pos="8244"/>
+          <w:tab w:val="left" w:pos="9160"/>
+          <w:tab w:val="left" w:pos="10076"/>
+          <w:tab w:val="left" w:pos="10992"/>
+          <w:tab w:val="left" w:pos="11908"/>
+          <w:tab w:val="left" w:pos="12824"/>
+          <w:tab w:val="left" w:pos="13740"/>
+          <w:tab w:val="left" w:pos="14656"/>
+        </w:tabs>
+        <w:spacing w:after="0" w:line="240" w:lineRule="auto"/>
+        <w:rPr>
+          <w:rFonts w:ascii="Courier New" w:eastAsia="Times New Roman" w:hAnsi="Courier New" w:cs="Courier New"/>
+          <w:kern w:val="0"/>
+          <w:sz w:val="20"/>
+          <w:szCs w:val="20"/>
+          <w14:ligatures w14:val="none"/>
+        </w:rPr>
+      </w:pPr>
+      <w:r>
+        <w:rPr>
+          <w:rFonts w:ascii="Courier New" w:eastAsia="Times New Roman" w:hAnsi="Courier New" w:cs="Courier New"/>
+          <w:kern w:val="0"/>
+          <w:sz w:val="20"/>
+          <w:szCs w:val="20"/>
+          <w14:ligatures w14:val="none"/>
+        </w:rPr>
+        <w:lastRenderedPageBreak/>
+        <w:t>JSON PARSE:</w:t>
+      </w:r>
+      <w:r>
+        <w:rPr>
+          <w:rFonts w:ascii="Courier New" w:eastAsia="Times New Roman" w:hAnsi="Courier New" w:cs="Courier New"/>
+          <w:kern w:val="0"/>
+          <w:sz w:val="20"/>
+          <w:szCs w:val="20"/>
+          <w14:ligatures w14:val="none"/>
+        </w:rPr>
+        <w:br/>
+      </w:r>
+      <w:r>
+        <w:rPr>
+          <w:rFonts w:ascii="Courier New" w:eastAsia="Times New Roman" w:hAnsi="Courier New" w:cs="Courier New"/>
+          <w:kern w:val="0"/>
+          <w:sz w:val="20"/>
+          <w:szCs w:val="20"/>
+          <w14:ligatures w14:val="none"/>
+        </w:rPr>
+        <w:br/>
+      </w:r>
+      <w:r>
+        <w:rPr>
+          <w:rFonts w:ascii="Courier New" w:eastAsia="Times New Roman" w:hAnsi="Courier New" w:cs="Courier New"/>
+          <w:kern w:val="0"/>
+          <w:sz w:val="20"/>
+          <w:szCs w:val="20"/>
+          <w14:ligatures w14:val="none"/>
+        </w:rPr>
+        <w:t>You are an API that returns ONLY valid JSON.</w:t>
+      </w:r>
+    </w:p>
+    <w:p>
+      <w:pPr>
+        <w:tabs>
+          <w:tab w:val="left" w:pos="916"/>
+          <w:tab w:val="left" w:pos="1832"/>
+          <w:tab w:val="left" w:pos="2748"/>
+          <w:tab w:val="left" w:pos="3664"/>
+          <w:tab w:val="left" w:pos="4580"/>
+          <w:tab w:val="left" w:pos="5496"/>
+          <w:tab w:val="left" w:pos="6412"/>
+          <w:tab w:val="left" w:pos="7328"/>
+          <w:tab w:val="left" w:pos="8244"/>
+          <w:tab w:val="left" w:pos="9160"/>
+          <w:tab w:val="left" w:pos="10076"/>
+          <w:tab w:val="left" w:pos="10992"/>
+          <w:tab w:val="left" w:pos="11908"/>
+          <w:tab w:val="left" w:pos="12824"/>
+          <w:tab w:val="left" w:pos="13740"/>
+          <w:tab w:val="left" w:pos="14656"/>
+        </w:tabs>
+        <w:spacing w:after="0" w:line="240" w:lineRule="auto"/>
+        <w:rPr>
+          <w:rFonts w:ascii="Courier New" w:eastAsia="Times New Roman" w:hAnsi="Courier New" w:cs="Courier New"/>
+          <w:kern w:val="0"/>
+          <w:sz w:val="20"/>
+          <w:szCs w:val="20"/>
+          <w14:ligatures w14:val="none"/>
+        </w:rPr>
+      </w:pPr>
+    </w:p>
+    <w:p>
+      <w:pPr>
+        <w:tabs>
+          <w:tab w:val="left" w:pos="916"/>
+          <w:tab w:val="left" w:pos="1832"/>
+          <w:tab w:val="left" w:pos="2748"/>
+          <w:tab w:val="left" w:pos="3664"/>
+          <w:tab w:val="left" w:pos="4580"/>
+          <w:tab w:val="left" w:pos="5496"/>
+          <w:tab w:val="left" w:pos="6412"/>
+          <w:tab w:val="left" w:pos="7328"/>
+          <w:tab w:val="left" w:pos="8244"/>
+          <w:tab w:val="left" w:pos="9160"/>
+          <w:tab w:val="left" w:pos="10076"/>
+          <w:tab w:val="left" w:pos="10992"/>
+          <w:tab w:val="left" w:pos="11908"/>
+          <w:tab w:val="left" w:pos="12824"/>
+          <w:tab w:val="left" w:pos="13740"/>
+          <w:tab w:val="left" w:pos="14656"/>
+        </w:tabs>
+        <w:spacing w:after="0" w:line="240" w:lineRule="auto"/>
+        <w:rPr>
+          <w:rFonts w:ascii="Courier New" w:eastAsia="Times New Roman" w:hAnsi="Courier New" w:cs="Courier New"/>
+          <w:kern w:val="0"/>
+          <w:sz w:val="20"/>
+          <w:szCs w:val="20"/>
+          <w14:ligatures w14:val="none"/>
+        </w:rPr>
+      </w:pPr>
+      <w:r>
+        <w:rPr>
+          <w:rFonts w:ascii="Courier New" w:eastAsia="Times New Roman" w:hAnsi="Courier New" w:cs="Courier New"/>
+          <w:kern w:val="0"/>
+          <w:sz w:val="20"/>
+          <w:szCs w:val="20"/>
+          <w14:ligatures w14:val="none"/>
+        </w:rPr>
+        <w:t>Do not include any explanation, text, or formatting.</w:t>
+      </w:r>
+    </w:p>
+    <w:p>
+      <w:pPr>
+        <w:tabs>
+          <w:tab w:val="left" w:pos="916"/>
+          <w:tab w:val="left" w:pos="1832"/>
+          <w:tab w:val="left" w:pos="2748"/>
+          <w:tab w:val="left" w:pos="3664"/>
+          <w:tab w:val="left" w:pos="4580"/>
+          <w:tab w:val="left" w:pos="5496"/>
+          <w:tab w:val="left" w:pos="6412"/>
+          <w:tab w:val="left" w:pos="7328"/>
+          <w:tab w:val="left" w:pos="8244"/>
+          <w:tab w:val="left" w:pos="9160"/>
+          <w:tab w:val="left" w:pos="10076"/>
+          <w:tab w:val="left" w:pos="10992"/>
+          <w:tab w:val="left" w:pos="11908"/>
+          <w:tab w:val="left" w:pos="12824"/>
+          <w:tab w:val="left" w:pos="13740"/>
+          <w:tab w:val="left" w:pos="14656"/>
+        </w:tabs>
+        <w:spacing w:after="0" w:line="240" w:lineRule="auto"/>
+        <w:rPr>
+          <w:rFonts w:ascii="Courier New" w:eastAsia="Times New Roman" w:hAnsi="Courier New" w:cs="Courier New"/>
+          <w:kern w:val="0"/>
+          <w:sz w:val="20"/>
+          <w:szCs w:val="20"/>
+          <w14:ligatures w14:val="none"/>
+        </w:rPr>
+      </w:pPr>
+      <w:r>
+        <w:rPr>
+          <w:rFonts w:ascii="Courier New" w:eastAsia="Times New Roman" w:hAnsi="Courier New" w:cs="Courier New"/>
+          <w:kern w:val="0"/>
+          <w:sz w:val="20"/>
+          <w:szCs w:val="20"/>
+          <w14:ligatures w14:val="none"/>
+        </w:rPr>
+        <w:t>Do not include backticks.</w:t>
+      </w:r>
+    </w:p>
+    <w:p>
+      <w:pPr>
+        <w:tabs>
+          <w:tab w:val="left" w:pos="916"/>
+          <w:tab w:val="left" w:pos="1832"/>
+          <w:tab w:val="left" w:pos="2748"/>
+          <w:tab w:val="left" w:pos="3664"/>
+          <w:tab w:val="left" w:pos="4580"/>
+          <w:tab w:val="left" w:pos="5496"/>
+          <w:tab w:val="left" w:pos="6412"/>
+          <w:tab w:val="left" w:pos="7328"/>
+          <w:tab w:val="left" w:pos="8244"/>
+          <w:tab w:val="left" w:pos="9160"/>
+          <w:tab w:val="left" w:pos="10076"/>
+          <w:tab w:val="left" w:pos="10992"/>
+          <w:tab w:val="left" w:pos="11908"/>
+          <w:tab w:val="left" w:pos="12824"/>
+          <w:tab w:val="left" w:pos="13740"/>
+          <w:tab w:val="left" w:pos="14656"/>
+        </w:tabs>
+        <w:spacing w:after="0" w:line="240" w:lineRule="auto"/>
+        <w:rPr>
+          <w:rFonts w:ascii="Courier New" w:eastAsia="Times New Roman" w:hAnsi="Courier New" w:cs="Courier New"/>
+          <w:kern w:val="0"/>
+          <w:sz w:val="20"/>
+          <w:szCs w:val="20"/>
+          <w14:ligatures w14:val="none"/>
+        </w:rPr>
+      </w:pPr>
+    </w:p>
+    <w:p>
+      <w:pPr>
+        <w:tabs>
+          <w:tab w:val="left" w:pos="916"/>
+          <w:tab w:val="left" w:pos="1832"/>
+          <w:tab w:val="left" w:pos="2748"/>
+          <w:tab w:val="left" w:pos="3664"/>
+          <w:tab w:val="left" w:pos="4580"/>
+          <w:tab w:val="left" w:pos="5496"/>
+          <w:tab w:val="left" w:pos="6412"/>
+          <w:tab w:val="left" w:pos="7328"/>
+          <w:tab w:val="left" w:pos="8244"/>
+          <w:tab w:val="left" w:pos="9160"/>
+          <w:tab w:val="left" w:pos="10076"/>
+          <w:tab w:val="left" w:pos="10992"/>
+          <w:tab w:val="left" w:pos="11908"/>
+          <w:tab w:val="left" w:pos="12824"/>
+          <w:tab w:val="left" w:pos="13740"/>
+          <w:tab w:val="left" w:pos="14656"/>
+        </w:tabs>
+        <w:spacing w:after="0" w:line="240" w:lineRule="auto"/>
+        <w:rPr>
+          <w:rFonts w:ascii="Courier New" w:eastAsia="Times New Roman" w:hAnsi="Courier New" w:cs="Courier New"/>
+          <w:kern w:val="0"/>
+          <w:sz w:val="20"/>
+          <w:szCs w:val="20"/>
+          <w14:ligatures w14:val="none"/>
+        </w:rPr>
+      </w:pPr>
+      <w:r>
+        <w:rPr>
+          <w:rFonts w:ascii="Courier New" w:eastAsia="Times New Roman" w:hAnsi="Courier New" w:cs="Courier New"/>
+          <w:kern w:val="0"/>
+          <w:sz w:val="20"/>
+          <w:szCs w:val="20"/>
+          <w14:ligatures w14:val="none"/>
+        </w:rPr>
+        <w:t>Return this exact JSON structure filled with values:</w:t>
+      </w:r>
+    </w:p>
+    <w:p>
+      <w:pPr>
+        <w:tabs>
+          <w:tab w:val="left" w:pos="916"/>
+          <w:tab w:val="left" w:pos="1832"/>
+          <w:tab w:val="left" w:pos="2748"/>
+          <w:tab w:val="left" w:pos="3664"/>
+          <w:tab w:val="left" w:pos="4580"/>
+          <w:tab w:val="left" w:pos="5496"/>
+          <w:tab w:val="left" w:pos="6412"/>
+          <w:tab w:val="left" w:pos="7328"/>
+          <w:tab w:val="left" w:pos="8244"/>
+          <w:tab w:val="left" w:pos="9160"/>
+          <w:tab w:val="left" w:pos="10076"/>
+          <w:tab w:val="left" w:pos="10992"/>
+          <w:tab w:val="left" w:pos="11908"/>
+          <w:tab w:val="left" w:pos="12824"/>
+          <w:tab w:val="left" w:pos="13740"/>
+          <w:tab w:val="left" w:pos="14656"/>
+        </w:tabs>
+        <w:spacing w:after="0" w:line="240" w:lineRule="auto"/>
+        <w:rPr>
+          <w:rFonts w:ascii="Courier New" w:eastAsia="Times New Roman" w:hAnsi="Courier New" w:cs="Courier New"/>
+          <w:kern w:val="0"/>
+          <w:sz w:val="20"/>
+          <w:szCs w:val="20"/>
+          <w14:ligatures w14:val="none"/>
+        </w:rPr>
+      </w:pPr>
+    </w:p>
+    <w:p>
+      <w:pPr>
+        <w:tabs>
+          <w:tab w:val="left" w:pos="916"/>
+          <w:tab w:val="left" w:pos="1832"/>
+          <w:tab w:val="left" w:pos="2748"/>
+          <w:tab w:val="left" w:pos="3664"/>
+          <w:tab w:val="left" w:pos="4580"/>
+          <w:tab w:val="left" w:pos="5496"/>
+          <w:tab w:val="left" w:pos="6412"/>
+          <w:tab w:val="left" w:pos="7328"/>
+          <w:tab w:val="left" w:pos="8244"/>
+          <w:tab w:val="left" w:pos="9160"/>
+          <w:tab w:val="left" w:pos="10076"/>
+          <w:tab w:val="left" w:pos="10992"/>
+          <w:tab w:val="left" w:pos="11908"/>
+          <w:tab w:val="left" w:pos="12824"/>
+          <w:tab w:val="left" w:pos="13740"/>
+          <w:tab w:val="left" w:pos="14656"/>
+        </w:tabs>
+        <w:spacing w:after="0" w:line="240" w:lineRule="auto"/>
+        <w:rPr>
+          <w:rFonts w:ascii="Courier New" w:eastAsia="Times New Roman" w:hAnsi="Courier New" w:cs="Courier New"/>
+          <w:kern w:val="0"/>
+          <w:sz w:val="20"/>
+          <w:szCs w:val="20"/>
+          <w14:ligatures w14:val="none"/>
+        </w:rPr>
+      </w:pPr>
+      <w:r>
+        <w:rPr>
+          <w:rFonts w:ascii="Courier New" w:eastAsia="Times New Roman" w:hAnsi="Courier New" w:cs="Courier New"/>
+          <w:kern w:val="0"/>
+          <w:sz w:val="20"/>
+          <w:szCs w:val="20"/>
+          <w14:ligatures w14:val="none"/>
+        </w:rPr>
+        <w:t>{</w:t>
+      </w:r>
+    </w:p>
+    <w:p>
+      <w:pPr>
+        <w:tabs>
+          <w:tab w:val="left" w:pos="916"/>
+          <w:tab w:val="left" w:pos="1832"/>
+          <w:tab w:val="left" w:pos="2748"/>
+          <w:tab w:val="left" w:pos="3664"/>
+          <w:tab w:val="left" w:pos="4580"/>
+          <w:tab w:val="left" w:pos="5496"/>
+          <w:tab w:val="left" w:pos="6412"/>
+          <w:tab w:val="left" w:pos="7328"/>
+          <w:tab w:val="left" w:pos="8244"/>
+          <w:tab w:val="left" w:pos="9160"/>
+          <w:tab w:val="left" w:pos="10076"/>
+          <w:tab w:val="left" w:pos="10992"/>
+          <w:tab w:val="left" w:pos="11908"/>
+          <w:tab w:val="left" w:pos="12824"/>
+          <w:tab w:val="left" w:pos="13740"/>
+          <w:tab w:val="left" w:pos="14656"/>
+        </w:tabs>
+        <w:spacing w:after="0" w:line="240" w:lineRule="auto"/>
+        <w:rPr>
+          <w:rFonts w:ascii="Courier New" w:eastAsia="Times New Roman" w:hAnsi="Courier New" w:cs="Courier New"/>
+          <w:kern w:val="0"/>
+          <w:sz w:val="20"/>
+          <w:szCs w:val="20"/>
+          <w14:ligatures w14:val="none"/>
+        </w:rPr>
+      </w:pPr>
+      <w:r>
+        <w:rPr>
+          <w:rFonts w:ascii="Courier New" w:eastAsia="Times New Roman" w:hAnsi="Courier New" w:cs="Courier New"/>
+          <w:kern w:val="0"/>
+          <w:sz w:val="20"/>
+          <w:szCs w:val="20"/>
+          <w14:ligatures w14:val="none"/>
+        </w:rPr>
+        <w:t xml:space="preserve">  "headline_1": "string",</w:t>
+      </w:r>
+    </w:p>
+    <w:p>
+      <w:pPr>
+        <w:tabs>
+          <w:tab w:val="left" w:pos="916"/>
+          <w:tab w:val="left" w:pos="1832"/>
+          <w:tab w:val="left" w:pos="2748"/>
+          <w:tab w:val="left" w:pos="3664"/>
+          <w:tab w:val="left" w:pos="4580"/>
+          <w:tab w:val="left" w:pos="5496"/>
+          <w:tab w:val="left" w:pos="6412"/>
+          <w:tab w:val="left" w:pos="7328"/>
+          <w:tab w:val="left" w:pos="8244"/>
+          <w:tab w:val="left" w:pos="9160"/>
+          <w:tab w:val="left" w:pos="10076"/>
+          <w:tab w:val="left" w:pos="10992"/>
+          <w:tab w:val="left" w:pos="11908"/>
+          <w:tab w:val="left" w:pos="12824"/>
+          <w:tab w:val="left" w:pos="13740"/>
+          <w:tab w:val="left" w:pos="14656"/>
+        </w:tabs>
+        <w:spacing w:after="0" w:line="240" w:lineRule="auto"/>
+        <w:rPr>
+          <w:rFonts w:ascii="Courier New" w:eastAsia="Times New Roman" w:hAnsi="Courier New" w:cs="Courier New"/>
+          <w:kern w:val="0"/>
+          <w:sz w:val="20"/>
+          <w:szCs w:val="20"/>
+          <w14:ligatures w14:val="none"/>
+        </w:rPr>
+      </w:pPr>
+      <w:r>
+        <w:rPr>
+          <w:rFonts w:ascii="Courier New" w:eastAsia="Times New Roman" w:hAnsi="Courier New" w:cs="Courier New"/>
+          <w:kern w:val="0"/>
+          <w:sz w:val="20"/>
+          <w:szCs w:val="20"/>
+          <w14:ligatures w14:val="none"/>
+        </w:rPr>
+        <w:t xml:space="preserve">  "headline_2": "string",</w:t>
+      </w:r>
+    </w:p>
+    <w:p>
+      <w:pPr>
+        <w:tabs>
+          <w:tab w:val="left" w:pos="916"/>
+          <w:tab w:val="left" w:pos="1832"/>
+          <w:tab w:val="left" w:pos="2748"/>
+          <w:tab w:val="left" w:pos="3664"/>
+          <w:tab w:val="left" w:pos="4580"/>
+          <w:tab w:val="left" w:pos="5496"/>
+          <w:tab w:val="left" w:pos="6412"/>
+          <w:tab w:val="left" w:pos="7328"/>
+          <w:tab w:val="left" w:pos="8244"/>
+          <w:tab w:val="left" w:pos="9160"/>
+          <w:tab w:val="left" w:pos="10076"/>
+          <w:tab w:val="left" w:pos="10992"/>
+          <w:tab w:val="left" w:pos="11908"/>
+          <w:tab w:val="left" w:pos="12824"/>
+          <w:tab w:val="left" w:pos="13740"/>
+          <w:tab w:val="left" w:pos="14656"/>
+        </w:tabs>
+        <w:spacing w:after="0" w:line="240" w:lineRule="auto"/>
+        <w:rPr>
+          <w:rFonts w:ascii="Courier New" w:eastAsia="Times New Roman" w:hAnsi="Courier New" w:cs="Courier New"/>
+          <w:kern w:val="0"/>
+          <w:sz w:val="20"/>
+          <w:szCs w:val="20"/>
+          <w14:ligatures w14:val="none"/>
+        </w:rPr>
+      </w:pPr>
+      <w:r>
+        <w:rPr>
+          <w:rFonts w:ascii="Courier New" w:eastAsia="Times New Roman" w:hAnsi="Courier New" w:cs="Courier New"/>
+          <w:kern w:val="0"/>
+          <w:sz w:val="20"/>
+          <w:szCs w:val="20"/>
+          <w14:ligatures w14:val="none"/>
+        </w:rPr>
+        <w:t xml:space="preserve">  "headline_3": "string",</w:t>
+      </w:r>
+    </w:p>
+    <w:p>
+      <w:pPr>
+        <w:tabs>
+          <w:tab w:val="left" w:pos="916"/>
+          <w:tab w:val="left" w:pos="1832"/>
+          <w:tab w:val="left" w:pos="2748"/>
+          <w:tab w:val="left" w:pos="3664"/>
+          <w:tab w:val="left" w:pos="4580"/>
+          <w:tab w:val="left" w:pos="5496"/>
+          <w:tab w:val="left" w:pos="6412"/>
+          <w:tab w:val="left" w:pos="7328"/>
+          <w:tab w:val="left" w:pos="8244"/>
+          <w:tab w:val="left" w:pos="9160"/>
+          <w:tab w:val="left" w:pos="10076"/>
+          <w:tab w:val="left" w:pos="10992"/>
+          <w:tab w:val="left" w:pos="11908"/>
+          <w:tab w:val="left" w:pos="12824"/>
+          <w:tab w:val="left" w:pos="13740"/>
+          <w:tab w:val="left" w:pos="14656"/>
+        </w:tabs>
+        <w:spacing w:after="0" w:line="240" w:lineRule="auto"/>
+        <w:rPr>
+          <w:rFonts w:ascii="Courier New" w:eastAsia="Times New Roman" w:hAnsi="Courier New" w:cs="Courier New"/>
+          <w:kern w:val="0"/>
+          <w:sz w:val="20"/>
+          <w:szCs w:val="20"/>
+          <w14:ligatures w14:val="none"/>
+        </w:rPr>
+      </w:pPr>
+      <w:r>
+        <w:rPr>
+          <w:rFonts w:ascii="Courier New" w:eastAsia="Times New Roman" w:hAnsi="Courier New" w:cs="Courier New"/>
+          <w:kern w:val="0"/>
+          <w:sz w:val="20"/>
+          <w:szCs w:val="20"/>
+          <w14:ligatures w14:val="none"/>
+        </w:rPr>
+        <w:t xml:space="preserve">  "headline_4": "string",</w:t>
+      </w:r>
+    </w:p>
+    <w:p>
+      <w:pPr>
+        <w:tabs>
+          <w:tab w:val="left" w:pos="916"/>
+          <w:tab w:val="left" w:pos="1832"/>
+          <w:tab w:val="left" w:pos="2748"/>
+          <w:tab w:val="left" w:pos="3664"/>
+          <w:tab w:val="left" w:pos="4580"/>
+          <w:tab w:val="left" w:pos="5496"/>
+          <w:tab w:val="left" w:pos="6412"/>
+          <w:tab w:val="left" w:pos="7328"/>
+          <w:tab w:val="left" w:pos="8244"/>
+          <w:tab w:val="left" w:pos="9160"/>
+          <w:tab w:val="left" w:pos="10076"/>
+          <w:tab w:val="left" w:pos="10992"/>
+          <w:tab w:val="left" w:pos="11908"/>
+          <w:tab w:val="left" w:pos="12824"/>
+          <w:tab w:val="left" w:pos="13740"/>
+          <w:tab w:val="left" w:pos="14656"/>
+        </w:tabs>
+        <w:spacing w:after="0" w:line="240" w:lineRule="auto"/>
+        <w:rPr>
+          <w:rFonts w:ascii="Courier New" w:eastAsia="Times New Roman" w:hAnsi="Courier New" w:cs="Courier New"/>
+          <w:kern w:val="0"/>
+          <w:sz w:val="20"/>
+          <w:szCs w:val="20"/>
+          <w14:ligatures w14:val="none"/>
+        </w:rPr>
+      </w:pPr>
+      <w:r>
+        <w:rPr>
+          <w:rFonts w:ascii="Courier New" w:eastAsia="Times New Roman" w:hAnsi="Courier New" w:cs="Courier New"/>
+          <w:kern w:val="0"/>
+          <w:sz w:val="20"/>
+          <w:szCs w:val="20"/>
+          <w14:ligatures w14:val="none"/>
+        </w:rPr>
+        <w:t xml:space="preserve">  "headline_5": "string",</w:t>
+      </w:r>
+    </w:p>
+    <w:p>
+      <w:pPr>
+        <w:tabs>
+          <w:tab w:val="left" w:pos="916"/>
+          <w:tab w:val="left" w:pos="1832"/>
+          <w:tab w:val="left" w:pos="2748"/>
+          <w:tab w:val="left" w:pos="3664"/>
+          <w:tab w:val="left" w:pos="4580"/>
+          <w:tab w:val="left" w:pos="5496"/>
+          <w:tab w:val="left" w:pos="6412"/>
+          <w:tab w:val="left" w:pos="7328"/>
+          <w:tab w:val="left" w:pos="8244"/>
+          <w:tab w:val="left" w:pos="9160"/>
+          <w:tab w:val="left" w:pos="10076"/>
+          <w:tab w:val="left" w:pos="10992"/>
+          <w:tab w:val="left" w:pos="11908"/>
+          <w:tab w:val="left" w:pos="12824"/>
+          <w:tab w:val="left" w:pos="13740"/>
+          <w:tab w:val="left" w:pos="14656"/>
+        </w:tabs>
+        <w:spacing w:after="0" w:line="240" w:lineRule="auto"/>
+        <w:rPr>
+          <w:rFonts w:ascii="Courier New" w:eastAsia="Times New Roman" w:hAnsi="Courier New" w:cs="Courier New"/>
+          <w:kern w:val="0"/>
+          <w:sz w:val="20"/>
+          <w:szCs w:val="20"/>
+          <w14:ligatures w14:val="none"/>
+        </w:rPr>
+      </w:pPr>
+      <w:r>
+        <w:rPr>
+          <w:rFonts w:ascii="Courier New" w:eastAsia="Times New Roman" w:hAnsi="Courier New" w:cs="Courier New"/>
+          <w:kern w:val="0"/>
+          <w:sz w:val="20"/>
+          <w:szCs w:val="20"/>
+          <w14:ligatures w14:val="none"/>
+        </w:rPr>
+        <w:t xml:space="preserve">  "description_1": "string",</w:t>
+      </w:r>
+    </w:p>
+    <w:p>
+      <w:pPr>
+        <w:tabs>
+          <w:tab w:val="left" w:pos="916"/>
+          <w:tab w:val="left" w:pos="1832"/>
+          <w:tab w:val="left" w:pos="2748"/>
+          <w:tab w:val="left" w:pos="3664"/>
+          <w:tab w:val="left" w:pos="4580"/>
+          <w:tab w:val="left" w:pos="5496"/>
+          <w:tab w:val="left" w:pos="6412"/>
+          <w:tab w:val="left" w:pos="7328"/>
+          <w:tab w:val="left" w:pos="8244"/>
+          <w:tab w:val="left" w:pos="9160"/>
+          <w:tab w:val="left" w:pos="10076"/>
+          <w:tab w:val="left" w:pos="10992"/>
+          <w:tab w:val="left" w:pos="11908"/>
+          <w:tab w:val="left" w:pos="12824"/>
+          <w:tab w:val="left" w:pos="13740"/>
+          <w:tab w:val="left" w:pos="14656"/>
+        </w:tabs>
+        <w:spacing w:after="0" w:line="240" w:lineRule="auto"/>
+        <w:rPr>
+          <w:rFonts w:ascii="Courier New" w:eastAsia="Times New Roman" w:hAnsi="Courier New" w:cs="Courier New"/>
+          <w:kern w:val="0"/>
+          <w:sz w:val="20"/>
+          <w:szCs w:val="20"/>
+          <w14:ligatures w14:val="none"/>
+        </w:rPr>
+      </w:pPr>
+      <w:r>
+        <w:rPr>
+          <w:rFonts w:ascii="Courier New" w:eastAsia="Times New Roman" w:hAnsi="Courier New" w:cs="Courier New"/>
+          <w:kern w:val="0"/>
+          <w:sz w:val="20"/>
+          <w:szCs w:val="20"/>
+          <w14:ligatures w14:val="none"/>
+        </w:rPr>
+        <w:t xml:space="preserve">  "description_2": "string",</w:t>
+      </w:r>
+    </w:p>
+    <w:p>
+      <w:pPr>
+        <w:tabs>
+          <w:tab w:val="left" w:pos="916"/>
+          <w:tab w:val="left" w:pos="1832"/>
+          <w:tab w:val="left" w:pos="2748"/>
+          <w:tab w:val="left" w:pos="3664"/>
+          <w:tab w:val="left" w:pos="4580"/>
+          <w:tab w:val="left" w:pos="5496"/>
+          <w:tab w:val="left" w:pos="6412"/>
+          <w:tab w:val="left" w:pos="7328"/>
+          <w:tab w:val="left" w:pos="8244"/>
+          <w:tab w:val="left" w:pos="9160"/>
+          <w:tab w:val="left" w:pos="10076"/>
+          <w:tab w:val="left" w:pos="10992"/>
+          <w:tab w:val="left" w:pos="11908"/>
+          <w:tab w:val="left" w:pos="12824"/>
+          <w:tab w:val="left" w:pos="13740"/>
+          <w:tab w:val="left" w:pos="14656"/>
+        </w:tabs>
+        <w:spacing w:after="0" w:line="240" w:lineRule="auto"/>
+        <w:rPr>
+          <w:rFonts w:ascii="Courier New" w:eastAsia="Times New Roman" w:hAnsi="Courier New" w:cs="Courier New"/>
+          <w:kern w:val="0"/>
+          <w:sz w:val="20"/>
+          <w:szCs w:val="20"/>
+          <w14:ligatures w14:val="none"/>
+        </w:rPr>
+      </w:pPr>
+      <w:r>
+        <w:rPr>
+          <w:rFonts w:ascii="Courier New" w:eastAsia="Times New Roman" w:hAnsi="Courier New" w:cs="Courier New"/>
+          <w:kern w:val="0"/>
+          <w:sz w:val="20"/>
+          <w:szCs w:val="20"/>
+          <w14:ligatures w14:val="none"/>
+        </w:rPr>
+        <w:t xml:space="preserve">  "description_3": "string"</w:t>
+      </w:r>
+    </w:p>
+    <w:p>
+      <w:pPr>
+        <w:tabs>
+          <w:tab w:val="left" w:pos="916"/>
+          <w:tab w:val="left" w:pos="1832"/>
+          <w:tab w:val="left" w:pos="2748"/>
+          <w:tab w:val="left" w:pos="3664"/>
+          <w:tab w:val="left" w:pos="4580"/>
+          <w:tab w:val="left" w:pos="5496"/>
+          <w:tab w:val="left" w:pos="6412"/>
+          <w:tab w:val="left" w:pos="7328"/>
+          <w:tab w:val="left" w:pos="8244"/>
+          <w:tab w:val="left" w:pos="9160"/>
+          <w:tab w:val="left" w:pos="10076"/>
+          <w:tab w:val="left" w:pos="10992"/>
+          <w:tab w:val="left" w:pos="11908"/>
+          <w:tab w:val="left" w:pos="12824"/>
+          <w:tab w:val="left" w:pos="13740"/>
+          <w:tab w:val="left" w:pos="14656"/>
+        </w:tabs>
+        <w:spacing w:after="0" w:line="240" w:lineRule="auto"/>
+        <w:rPr>
+          <w:rFonts w:ascii="Courier New" w:eastAsia="Times New Roman" w:hAnsi="Courier New" w:cs="Courier New"/>
+          <w:kern w:val="0"/>
+          <w:sz w:val="20"/>
+          <w:szCs w:val="20"/>
+          <w14:ligatures w14:val="none"/>
+        </w:rPr>
+      </w:pPr>
+      <w:r>
+        <w:rPr>
+          <w:rFonts w:ascii="Courier New" w:eastAsia="Times New Roman" w:hAnsi="Courier New" w:cs="Courier New"/>
+          <w:kern w:val="0"/>
+          <w:sz w:val="20"/>
+          <w:szCs w:val="20"/>
+          <w14:ligatures w14:val="none"/>
+        </w:rPr>
+        <w:t>}</w:t>
+      </w:r>
+    </w:p>
+    <w:p>
+      <w:pPr>
+        <w:tabs>
+          <w:tab w:val="left" w:pos="916"/>
+          <w:tab w:val="left" w:pos="1832"/>
+          <w:tab w:val="left" w:pos="2748"/>
+          <w:tab w:val="left" w:pos="3664"/>
+          <w:tab w:val="left" w:pos="4580"/>
+          <w:tab w:val="left" w:pos="5496"/>
+          <w:tab w:val="left" w:pos="6412"/>
+          <w:tab w:val="left" w:pos="7328"/>
+          <w:tab w:val="left" w:pos="8244"/>
+          <w:tab w:val="left" w:pos="9160"/>
+          <w:tab w:val="left" w:pos="10076"/>
+          <w:tab w:val="left" w:pos="10992"/>
+          <w:tab w:val="left" w:pos="11908"/>
+          <w:tab w:val="left" w:pos="12824"/>
+          <w:tab w:val="left" w:pos="13740"/>
+          <w:tab w:val="left" w:pos="14656"/>
+        </w:tabs>
+        <w:spacing w:after="0" w:line="240" w:lineRule="auto"/>
+        <w:rPr>
+          <w:rFonts w:ascii="Courier New" w:eastAsia="Times New Roman" w:hAnsi="Courier New" w:cs="Courier New"/>
+          <w:kern w:val="0"/>
+          <w:sz w:val="20"/>
+          <w:szCs w:val="20"/>
+          <w14:ligatures w14:val="none"/>
+        </w:rPr>
+      </w:pPr>
+    </w:p>
+    <w:p>
+      <w:pPr>
+        <w:tabs>
+          <w:tab w:val="left" w:pos="916"/>
+          <w:tab w:val="left" w:pos="1832"/>
+          <w:tab w:val="left" w:pos="2748"/>
+          <w:tab w:val="left" w:pos="3664"/>
+          <w:tab w:val="left" w:pos="4580"/>
+          <w:tab w:val="left" w:pos="5496"/>
+          <w:tab w:val="left" w:pos="6412"/>
+          <w:tab w:val="left" w:pos="7328"/>
+          <w:tab w:val="left" w:pos="8244"/>
+          <w:tab w:val="left" w:pos="9160"/>
+          <w:tab w:val="left" w:pos="10076"/>
+          <w:tab w:val="left" w:pos="10992"/>
+          <w:tab w:val="left" w:pos="11908"/>
+          <w:tab w:val="left" w:pos="12824"/>
+          <w:tab w:val="left" w:pos="13740"/>
+          <w:tab w:val="left" w:pos="14656"/>
+        </w:tabs>
+        <w:spacing w:after="0" w:line="240" w:lineRule="auto"/>
+        <w:rPr>
+          <w:rFonts w:ascii="Courier New" w:eastAsia="Times New Roman" w:hAnsi="Courier New" w:cs="Courier New"/>
+          <w:kern w:val="0"/>
+          <w:sz w:val="20"/>
+          <w:szCs w:val="20"/>
+          <w14:ligatures w14:val="none"/>
+        </w:rPr>
+      </w:pPr>
+      <w:r>
+        <w:rPr>
+          <w:rFonts w:ascii="Courier New" w:eastAsia="Times New Roman" w:hAnsi="Courier New" w:cs="Courier New"/>
+          <w:kern w:val="0"/>
+          <w:sz w:val="20"/>
+          <w:szCs w:val="20"/>
+          <w14:ligatures w14:val="none"/>
+        </w:rPr>
+        <w:t>Generate Google Ads copy for:</w:t>
+      </w:r>
+    </w:p>
+    <w:p>
+      <w:pPr>
+        <w:tabs>
+          <w:tab w:val="left" w:pos="916"/>
+          <w:tab w:val="left" w:pos="1832"/>
+          <w:tab w:val="left" w:pos="2748"/>
+          <w:tab w:val="left" w:pos="3664"/>
+          <w:tab w:val="left" w:pos="4580"/>
+          <w:tab w:val="left" w:pos="5496"/>
+          <w:tab w:val="left" w:pos="6412"/>
+          <w:tab w:val="left" w:pos="7328"/>
+          <w:tab w:val="left" w:pos="8244"/>
+          <w:tab w:val="left" w:pos="9160"/>
+          <w:tab w:val="left" w:pos="10076"/>
+          <w:tab w:val="left" w:pos="10992"/>
+          <w:tab w:val="left" w:pos="11908"/>
+          <w:tab w:val="left" w:pos="12824"/>
+          <w:tab w:val="left" w:pos="13740"/>
+          <w:tab w:val="left" w:pos="14656"/>
+        </w:tabs>
+        <w:spacing w:after="0" w:line="240" w:lineRule="auto"/>
+        <w:rPr>
+          <w:rFonts w:ascii="Courier New" w:eastAsia="Times New Roman" w:hAnsi="Courier New" w:cs="Courier New"/>
+          <w:kern w:val="0"/>
+          <w:sz w:val="20"/>
+          <w:szCs w:val="20"/>
+          <w14:ligatures w14:val="none"/>
+        </w:rPr>
+      </w:pPr>
+      <w:r>
+        <w:rPr>
+          <w:rFonts w:ascii="Courier New" w:eastAsia="Times New Roman" w:hAnsi="Courier New" w:cs="Courier New"/>
+          <w:kern w:val="0"/>
+          <w:sz w:val="20"/>
+          <w:szCs w:val="20"/>
+          <w14:ligatures w14:val="none"/>
+        </w:rPr>
+        <w:t>Business: Roofing company</w:t>
+      </w:r>
+    </w:p>
+    <w:p>
+      <w:pPr>
+        <w:tabs>
+          <w:tab w:val="left" w:pos="916"/>
+          <w:tab w:val="left" w:pos="1832"/>
+          <w:tab w:val="left" w:pos="2748"/>
+          <w:tab w:val="left" w:pos="3664"/>
+          <w:tab w:val="left" w:pos="4580"/>
+          <w:tab w:val="left" w:pos="5496"/>
+          <w:tab w:val="left" w:pos="6412"/>
+          <w:tab w:val="left" w:pos="7328"/>
+          <w:tab w:val="left" w:pos="8244"/>
+          <w:tab w:val="left" w:pos="9160"/>
+          <w:tab w:val="left" w:pos="10076"/>
+          <w:tab w:val="left" w:pos="10992"/>
+          <w:tab w:val="left" w:pos="11908"/>
+          <w:tab w:val="left" w:pos="12824"/>
+          <w:tab w:val="left" w:pos="13740"/>
+          <w:tab w:val="left" w:pos="14656"/>
+        </w:tabs>
+        <w:spacing w:after="0" w:line="240" w:lineRule="auto"/>
+        <w:rPr>
+          <w:rFonts w:ascii="Courier New" w:eastAsia="Times New Roman" w:hAnsi="Courier New" w:cs="Courier New"/>
+          <w:kern w:val="0"/>
+          <w:sz w:val="20"/>
+          <w:szCs w:val="20"/>
+          <w14:ligatures w14:val="none"/>
+        </w:rPr>
+      </w:pPr>
+      <w:r>
+        <w:rPr>
+          <w:rFonts w:ascii="Courier New" w:eastAsia="Times New Roman" w:hAnsi="Courier New" w:cs="Courier New"/>
+          <w:kern w:val="0"/>
+          <w:sz w:val="20"/>
+          <w:szCs w:val="20"/>
+          <w14:ligatures w14:val="none"/>
+        </w:rPr>
+        <w:t>Location: Victoria BC</w:t>
+      </w:r>
+    </w:p>
+    <w:p>
+      <w:pPr>
+        <w:tabs>
+          <w:tab w:val="left" w:pos="916"/>
+          <w:tab w:val="left" w:pos="1832"/>
+          <w:tab w:val="left" w:pos="2748"/>
+          <w:tab w:val="left" w:pos="3664"/>
+          <w:tab w:val="left" w:pos="4580"/>
+          <w:tab w:val="left" w:pos="5496"/>
+          <w:tab w:val="left" w:pos="6412"/>
+          <w:tab w:val="left" w:pos="7328"/>
+          <w:tab w:val="left" w:pos="8244"/>
+          <w:tab w:val="left" w:pos="9160"/>
+          <w:tab w:val="left" w:pos="10076"/>
+          <w:tab w:val="left" w:pos="10992"/>
+          <w:tab w:val="left" w:pos="11908"/>
+          <w:tab w:val="left" w:pos="12824"/>
+          <w:tab w:val="left" w:pos="13740"/>
+          <w:tab w:val="left" w:pos="14656"/>
+        </w:tabs>
+        <w:spacing w:after="0" w:line="240" w:lineRule="auto"/>
+        <w:rPr>
+          <w:rFonts w:ascii="Courier New" w:eastAsia="Times New Roman" w:hAnsi="Courier New" w:cs="Courier New"/>
+          <w:kern w:val="0"/>
+          <w:sz w:val="20"/>
+          <w:szCs w:val="20"/>
+          <w14:ligatures w14:val="none"/>
+        </w:rPr>
+      </w:pPr>
+    </w:p>
+    <w:p>
+      <w:pPr>
+        <w:tabs>
+          <w:tab w:val="left" w:pos="916"/>
+          <w:tab w:val="left" w:pos="1832"/>
+          <w:tab w:val="left" w:pos="2748"/>
+          <w:tab w:val="left" w:pos="3664"/>
+          <w:tab w:val="left" w:pos="4580"/>
+          <w:tab w:val="left" w:pos="5496"/>
+          <w:tab w:val="left" w:pos="6412"/>
+          <w:tab w:val="left" w:pos="7328"/>
+          <w:tab w:val="left" w:pos="8244"/>
+          <w:tab w:val="left" w:pos="9160"/>
+          <w:tab w:val="left" w:pos="10076"/>
+          <w:tab w:val="left" w:pos="10992"/>
+          <w:tab w:val="left" w:pos="11908"/>
+          <w:tab w:val="left" w:pos="12824"/>
+          <w:tab w:val="left" w:pos="13740"/>
+          <w:tab w:val="left" w:pos="14656"/>
+        </w:tabs>
+        <w:spacing w:after="0" w:line="240" w:lineRule="auto"/>
+        <w:rPr>
+          <w:rFonts w:ascii="Courier New" w:eastAsia="Times New Roman" w:hAnsi="Courier New" w:cs="Courier New"/>
+          <w:kern w:val="0"/>
+          <w:sz w:val="20"/>
+          <w:szCs w:val="20"/>
+          <w14:ligatures w14:val="none"/>
+        </w:rPr>
+      </w:pPr>
+      <w:r>
+        <w:rPr>
+          <w:rFonts w:ascii="Courier New" w:eastAsia="Times New Roman" w:hAnsi="Courier New" w:cs="Courier New"/>
+          <w:kern w:val="0"/>
+          <w:sz w:val="20"/>
+          <w:szCs w:val="20"/>
+          <w14:ligatures w14:val="none"/>
+        </w:rPr>
+        <w:t>Rules:</w:t>
+      </w:r>
+    </w:p>
+    <w:p>
+      <w:pPr>
+        <w:tabs>
+          <w:tab w:val="left" w:pos="916"/>
+          <w:tab w:val="left" w:pos="1832"/>
+          <w:tab w:val="left" w:pos="2748"/>
+          <w:tab w:val="left" w:pos="3664"/>
+          <w:tab w:val="left" w:pos="4580"/>
+          <w:tab w:val="left" w:pos="5496"/>
+          <w:tab w:val="left" w:pos="6412"/>
+          <w:tab w:val="left" w:pos="7328"/>
+          <w:tab w:val="left" w:pos="8244"/>
+          <w:tab w:val="left" w:pos="9160"/>
+          <w:tab w:val="left" w:pos="10076"/>
+          <w:tab w:val="left" w:pos="10992"/>
+          <w:tab w:val="left" w:pos="11908"/>
+          <w:tab w:val="left" w:pos="12824"/>
+          <w:tab w:val="left" w:pos="13740"/>
+          <w:tab w:val="left" w:pos="14656"/>
+        </w:tabs>
+        <w:spacing w:after="0" w:line="240" w:lineRule="auto"/>
+        <w:rPr>
+          <w:rFonts w:ascii="Courier New" w:eastAsia="Times New Roman" w:hAnsi="Courier New" w:cs="Courier New"/>
+          <w:kern w:val="0"/>
+          <w:sz w:val="20"/>
+          <w:szCs w:val="20"/>
+          <w14:ligatures w14:val="none"/>
+        </w:rPr>
+      </w:pPr>
+      <w:r>
+        <w:rPr>
+          <w:rFonts w:ascii="Courier New" w:eastAsia="Times New Roman" w:hAnsi="Courier New" w:cs="Courier New"/>
+          <w:kern w:val="0"/>
+          <w:sz w:val="20"/>
+          <w:szCs w:val="20"/>
+          <w14:ligatures w14:val="none"/>
+        </w:rPr>
+        <w:t>- Headlines under 30 characters</w:t>
+      </w:r>
+    </w:p>
+    <w:p>
+      <w:pPr>
+        <w:tabs>
+          <w:tab w:val="left" w:pos="916"/>
+          <w:tab w:val="left" w:pos="1832"/>
+          <w:tab w:val="left" w:pos="2748"/>
+          <w:tab w:val="left" w:pos="3664"/>
+          <w:tab w:val="left" w:pos="4580"/>
+          <w:tab w:val="left" w:pos="5496"/>
+          <w:tab w:val="left" w:pos="6412"/>
+          <w:tab w:val="left" w:pos="7328"/>
+          <w:tab w:val="left" w:pos="8244"/>
+          <w:tab w:val="left" w:pos="9160"/>
+          <w:tab w:val="left" w:pos="10076"/>
+          <w:tab w:val="left" w:pos="10992"/>
+          <w:tab w:val="left" w:pos="11908"/>
+          <w:tab w:val="left" w:pos="12824"/>
+          <w:tab w:val="left" w:pos="13740"/>
+          <w:tab w:val="left" w:pos="14656"/>
+        </w:tabs>
+        <w:spacing w:after="0" w:line="240" w:lineRule="auto"/>
+        <w:rPr>
+          <w:rFonts w:ascii="Courier New" w:eastAsia="Times New Roman" w:hAnsi="Courier New" w:cs="Courier New"/>
+          <w:kern w:val="0"/>
+          <w:sz w:val="20"/>
+          <w:szCs w:val="20"/>
+          <w14:ligatures w14:val="none"/>
+        </w:rPr>
+      </w:pPr>
+      <w:r>
+        <w:rPr>
+          <w:rFonts w:ascii="Courier New" w:eastAsia="Times New Roman" w:hAnsi="Courier New" w:cs="Courier New"/>
+          <w:kern w:val="0"/>
+          <w:sz w:val="20"/>
+          <w:szCs w:val="20"/>
+          <w14:ligatures w14:val="none"/>
+        </w:rPr>
+        <w:t>- Descriptions under 90 characters</w:t>
+      </w:r>
+    </w:p>
+    <w:p>
+      <w:pPr>
+        <w:tabs>
+          <w:tab w:val="left" w:pos="916"/>
+          <w:tab w:val="left" w:pos="1832"/>
+          <w:tab w:val="left" w:pos="2748"/>
+          <w:tab w:val="left" w:pos="3664"/>
+          <w:tab w:val="left" w:pos="4580"/>
+          <w:tab w:val="left" w:pos="5496"/>
+          <w:tab w:val="left" w:pos="6412"/>
+          <w:tab w:val="left" w:pos="7328"/>
+          <w:tab w:val="left" w:pos="8244"/>
+          <w:tab w:val="left" w:pos="9160"/>
+          <w:tab w:val="left" w:pos="10076"/>
+          <w:tab w:val="left" w:pos="10992"/>
+          <w:tab w:val="left" w:pos="11908"/>
+          <w:tab w:val="left" w:pos="12824"/>
+          <w:tab w:val="left" w:pos="13740"/>
+          <w:tab w:val="left" w:pos="14656"/>
+        </w:tabs>
+        <w:spacing w:after="0" w:line="240" w:lineRule="auto"/>
+        <w:rPr>
+          <w:rFonts w:ascii="Courier New" w:eastAsia="Times New Roman" w:hAnsi="Courier New" w:cs="Courier New"/>
+          <w:kern w:val="0"/>
+          <w:sz w:val="20"/>
+          <w:szCs w:val="20"/>
+          <w14:ligatures w14:val="none"/>
+        </w:rPr>
+      </w:pPr>
+      <w:r>
+        <w:rPr>
+          <w:rFonts w:ascii="Courier New" w:eastAsia="Times New Roman" w:hAnsi="Courier New" w:cs="Courier New"/>
+          <w:kern w:val="0"/>
+          <w:sz w:val="20"/>
+          <w:szCs w:val="20"/>
+          <w14:ligatures w14:val="none"/>
+        </w:rPr>
+        <w:t>- Make them realistic and high-converting</w:t>
+      </w:r>
+      <w:r>
+        <w:rPr>
+          <w:rFonts w:ascii="Courier New" w:eastAsia="Times New Roman" w:hAnsi="Courier New" w:cs="Courier New"/>
+          <w:kern w:val="0"/>
+          <w:sz w:val="20"/>
+          <w:szCs w:val="20"/>
+          <w14:ligatures w14:val="none"/>
+        </w:rPr>
+        <w:br/>
+      </w:r>
+      <w:r>
+        <w:rPr>
+          <w:rFonts w:ascii="Courier New" w:eastAsia="Times New Roman" w:hAnsi="Courier New" w:cs="Courier New"/>
+          <w:kern w:val="0"/>
+          <w:sz w:val="20"/>
+          <w:szCs w:val="20"/>
+          <w14:ligatures w14:val="none"/>
+        </w:rPr>
+        <w:br/>
+        <w:t>When I need to set up my flow</w:t>
+      </w:r>
+    </w:p>
+    <w:p>
+      <w:pPr>
+        <w:tabs>
+          <w:tab w:val="left" w:pos="916"/>
+          <w:tab w:val="left" w:pos="1832"/>
+          <w:tab w:val="left" w:pos="2748"/>
+          <w:tab w:val="left" w:pos="3664"/>
+          <w:tab w:val="left" w:pos="4580"/>
+          <w:tab w:val="left" w:pos="5496"/>
+          <w:tab w:val="left" w:pos="6412"/>
+          <w:tab w:val="left" w:pos="7328"/>
+          <w:tab w:val="left" w:pos="8244"/>
+          <w:tab w:val="left" w:pos="9160"/>
+          <w:tab w:val="left" w:pos="10076"/>
+          <w:tab w:val="left" w:pos="10992"/>
+          <w:tab w:val="left" w:pos="11908"/>
+          <w:tab w:val="left" w:pos="12824"/>
+          <w:tab w:val="left" w:pos="13740"/>
+          <w:tab w:val="left" w:pos="14656"/>
+        </w:tabs>
+        <w:spacing w:after="0" w:line="240" w:lineRule="auto"/>
+        <w:rPr>
+          <w:rFonts w:ascii="Courier New" w:eastAsia="Times New Roman" w:hAnsi="Courier New" w:cs="Courier New"/>
+          <w:kern w:val="0"/>
+          <w:sz w:val="20"/>
+          <w:szCs w:val="20"/>
+          <w14:ligatures w14:val="none"/>
+        </w:rPr>
+      </w:pPr>
+      <w:r>
+        <w:rPr>
+          <w:rFonts w:ascii="Courier New" w:eastAsia="Times New Roman" w:hAnsi="Courier New" w:cs="Courier New"/>
+          <w:kern w:val="0"/>
+          <w:sz w:val="20"/>
+          <w:szCs w:val="20"/>
+          <w14:ligatures w14:val="none"/>
+        </w:rPr>
+        <w:br/>
+      </w:r>
+    </w:p>
+    <w:p>
+      <w:pPr>
+        <w:rPr>
+          <w:rFonts w:ascii="Calibri Light" w:hAnsi="Calibri Light" w:cs="Calibri Light"/>
+        </w:rPr>
+      </w:pPr>
+      <w:r>
+        <w:rPr>
+          <w:rFonts w:ascii="Calibri Light" w:hAnsi="Calibri Light" w:cs="Calibri Light"/>
+          <w:noProof/>
+        </w:rPr>
+        <w:drawing>
+          <wp:inline distT="0" distB="0" distL="0" distR="0" wp14:anchorId="2EF67851" wp14:editId="742864EC">
+            <wp:extent cx="5943600" cy="4003040"/>
+            <wp:effectExtent l="0" t="0" r="0" b="0"/>
+            <wp:docPr id="954316593" name="Picture 1"/>
+            <wp:cNvGraphicFramePr>
+              <a:graphicFrameLocks xmlns:a="http://schemas.openxmlformats.org/drawingml/2006/main" noChangeAspect="1"/>
+            </wp:cNvGraphicFramePr>
+            <a:graphic xmlns:a="http://schemas.openxmlformats.org/drawingml/2006/main">
+              <a:graphicData uri="http://schemas.openxmlformats.org/drawingml/2006/picture">
+                <pic:pic xmlns:pic="http://schemas.openxmlformats.org/drawingml/2006/picture">
+                  <pic:nvPicPr>
+                    <pic:cNvPr id="954316593" name="Picture 954316593"/>
+                    <pic:cNvPicPr/>
+                  </pic:nvPicPr>
+                  <pic:blipFill>
+                    <a:blip r:embed="rId5" cstate="print">
+                      <a:extLst>
+                        <a:ext uri="{28A0092B-C50C-407E-A947-70E740481C1C}">
+                          <a14:useLocalDpi xmlns:a14="http://schemas.microsoft.com/office/drawing/2010/main" val="0"/>
+                        </a:ext>
+                      </a:extLst>
+                    </a:blip>
+                    <a:stretch>
+                      <a:fillRect/>
+                    </a:stretch>
+                  </pic:blipFill>
+                  <pic:spPr>
+                    <a:xfrm>
+                      <a:off x="0" y="0"/>
+                      <a:ext cx="5943600" cy="4003040"/>
+                    </a:xfrm>
+                    <a:prstGeom prst="rect">
+                      <a:avLst/>
+                    </a:prstGeom>
+                  </pic:spPr>
+                </pic:pic>
+              </a:graphicData>
+            </a:graphic>
+          </wp:inline>
+        </w:drawing>
+      </w:r>
+    </w:p>
+    <w:p>
+      <w:pPr>
+        <w:rPr>
+          <w:rFonts w:ascii="Calibri Light" w:hAnsi="Calibri Light" w:cs="Calibri Light"/>
+        </w:rPr>
+      </w:pPr>
+    </w:p>
+    <w:p>
+      <w:pPr>
+        <w:rPr>
+          <w:rFonts w:ascii="Calibri Light" w:hAnsi="Calibri Light" w:cs="Calibri Light"/>
+        </w:rPr>
+      </w:pPr>
+    </w:p>
+    <w:p>
+      <w:pPr>
+        <w:pStyle w:val="Heading1"/>
+      </w:pPr>
+      <w:r>
+        <w:rPr>
+          <w:rFonts w:ascii="Apple Color Emoji" w:hAnsi="Apple Color Emoji" w:cs="Apple Color Emoji"/>
+        </w:rPr>
+        <w:lastRenderedPageBreak/>
+        <w:t>🚀</w:t>
+      </w:r>
+      <w:r>
+        <w:t xml:space="preserve"> PART 5 — OPTIONAL (ADVANCED NEXT STEP)</w:t>
+      </w:r>
+    </w:p>
+    <w:p>
+      <w:pPr>
+        <w:pStyle w:val="NormalWeb"/>
+      </w:pPr>
+      <w:r>
+        <w:t>Once this works, you can build:</w:t>
+      </w:r>
+    </w:p>
+    <w:p>
+      <w:pPr>
+        <w:pStyle w:val="Heading3"/>
+      </w:pPr>
+      <w:r>
+        <w:t>Scenario 4 — Appointment Trigger</w:t>
+      </w:r>
+    </w:p>
+    <w:p>
+      <w:pPr>
+        <w:pStyle w:val="HTMLPreformatted"/>
+      </w:pPr>
+      <w:r>
+        <w:t>Google Calendar event created</w:t>
+      </w:r>
+      <w:r>
+        <w:br/>
+        <w:t>→ Send confirmation email</w:t>
+      </w:r>
+      <w:r>
+        <w:br/>
+        <w:t>→ Notify client</w:t>
+      </w:r>
+      <w:r>
+        <w:br/>
+        <w:t>→ Update Supabase (booked = true)</w:t>
+      </w:r>
+    </w:p>
+    <w:p>
+      <w:r>
+        <w:rPr>
+          <w:noProof/>
+        </w:rPr>
+        <w:pict w14:anchorId="4533EAC5">
+          <v:rect id="_x0000_i1031" alt="" style="width:468pt;height:.05pt;mso-width-percent:0;mso-height-percent:0;mso-width-percent:0;mso-height-percent:0" o:hralign="center" o:hrstd="t" o:hr="t" fillcolor="#a0a0a0" stroked="f"/>
+        </w:pict>
+      </w:r>
+    </w:p>
+    <w:p>
+      <w:pPr>
+        <w:pStyle w:val="Heading1"/>
+      </w:pPr>
+      <w:r>
+        <w:rPr>
+          <w:rFonts w:ascii="Apple Color Emoji" w:hAnsi="Apple Color Emoji" w:cs="Apple Color Emoji"/>
+        </w:rPr>
+        <w:t>🔥</w:t>
+      </w:r>
+      <w:r>
+        <w:t xml:space="preserve"> RECOMMENDED NEXT MOVE</w:t>
+      </w:r>
+    </w:p>
+    <w:p>
+      <w:pPr>
+        <w:pStyle w:val="NormalWeb"/>
+      </w:pPr>
+      <w:r>
+        <w:t>Do this in order:</w:t>
+      </w:r>
+    </w:p>
+    <w:p>
+      <w:pPr>
+        <w:numPr>
+          <w:ilvl w:val="0"/>
+          <w:numId w:val="15"/>
+        </w:numPr>
+        <w:spacing w:before="100" w:beforeAutospacing="1" w:after="100" w:afterAutospacing="1" w:line="240" w:lineRule="auto"/>
+      </w:pPr>
+      <w:r>
+        <w:rPr>
+          <w:rFonts w:ascii="Apple Color Emoji" w:hAnsi="Apple Color Emoji" w:cs="Apple Color Emoji"/>
+        </w:rPr>
+        <w:t>✅</w:t>
+      </w:r>
+      <w:r>
+        <w:t xml:space="preserve"> Create Google booking page </w:t>
+      </w:r>
+    </w:p>
+    <w:p>
+      <w:pPr>
+        <w:numPr>
+          <w:ilvl w:val="0"/>
+          <w:numId w:val="15"/>
+        </w:numPr>
+        <w:spacing w:before="100" w:beforeAutospacing="1" w:after="100" w:afterAutospacing="1" w:line="240" w:lineRule="auto"/>
+      </w:pPr>
+      <w:r>
+        <w:rPr>
+          <w:rFonts w:ascii="Apple Color Emoji" w:hAnsi="Apple Color Emoji" w:cs="Apple Color Emoji"/>
+        </w:rPr>
+        <w:t>✅</w:t>
+      </w:r>
+      <w:r>
+        <w:t xml:space="preserve"> Add link to follow-up email </w:t>
+      </w:r>
+    </w:p>
+    <w:p>
+      <w:pPr>
+        <w:numPr>
+          <w:ilvl w:val="0"/>
+          <w:numId w:val="15"/>
+        </w:numPr>
+        <w:spacing w:before="100" w:beforeAutospacing="1" w:after="100" w:afterAutospacing="1" w:line="240" w:lineRule="auto"/>
+      </w:pPr>
+      <w:r>
+        <w:rPr>
+          <w:rFonts w:ascii="Apple Color Emoji" w:hAnsi="Apple Color Emoji" w:cs="Apple Color Emoji"/>
+        </w:rPr>
+        <w:t>✅</w:t>
+      </w:r>
+      <w:r>
+        <w:t xml:space="preserve"> Test by clicking it yourself </w:t>
+      </w:r>
+    </w:p>
+    <w:p>
+      <w:pPr>
+        <w:numPr>
+          <w:ilvl w:val="0"/>
+          <w:numId w:val="15"/>
+        </w:numPr>
+        <w:spacing w:before="100" w:beforeAutospacing="1" w:after="100" w:afterAutospacing="1" w:line="240" w:lineRule="auto"/>
+      </w:pPr>
+      <w:r>
+        <w:rPr>
+          <w:rFonts w:ascii="Apple Color Emoji" w:hAnsi="Apple Color Emoji" w:cs="Apple Color Emoji"/>
+        </w:rPr>
+        <w:t>✅</w:t>
+      </w:r>
+      <w:r>
+        <w:t xml:space="preserve"> Submit a test booking </w:t>
+      </w:r>
+    </w:p>
+    <w:p>
+      <w:pPr>
+        <w:numPr>
+          <w:ilvl w:val="0"/>
+          <w:numId w:val="15"/>
+        </w:numPr>
+        <w:spacing w:before="100" w:beforeAutospacing="1" w:after="100" w:afterAutospacing="1" w:line="240" w:lineRule="auto"/>
+      </w:pPr>
+      <w:r>
+        <w:rPr>
+          <w:rFonts w:ascii="Apple Color Emoji" w:hAnsi="Apple Color Emoji" w:cs="Apple Color Emoji"/>
+        </w:rPr>
+        <w:t>✅</w:t>
+      </w:r>
+      <w:r>
+        <w:t xml:space="preserve"> Confirm client receives calendar event </w:t>
+      </w:r>
+    </w:p>
+    <w:p>
+      <w:pPr>
+        <w:spacing w:after="0"/>
+      </w:pPr>
+      <w:r>
+        <w:rPr>
+          <w:noProof/>
+        </w:rPr>
+        <w:pict w14:anchorId="11CF8273">
+          <v:rect id="_x0000_i1030" alt="" style="width:468pt;height:.05pt;mso-width-percent:0;mso-height-percent:0;mso-width-percent:0;mso-height-percent:0" o:hralign="center" o:hrstd="t" o:hr="t" fillcolor="#a0a0a0" stroked="f"/>
+        </w:pict>
+      </w:r>
+    </w:p>
+    <w:p>
+      <w:pPr>
+        <w:pStyle w:val="Heading1"/>
+      </w:pPr>
+      <w:r>
+        <w:rPr>
+          <w:rFonts w:ascii="Apple Color Emoji" w:hAnsi="Apple Color Emoji" w:cs="Apple Color Emoji"/>
+        </w:rPr>
+        <w:t>💰</w:t>
+      </w:r>
+      <w:r>
+        <w:t xml:space="preserve"> WHAT YOU JUST ADDED (IMPORTANT)</w:t>
+      </w:r>
+    </w:p>
+    <w:p>
+      <w:pPr>
+        <w:pStyle w:val="NormalWeb"/>
+      </w:pPr>
+      <w:r>
+        <w:t>You didn’t just add a feature — you added:</w:t>
+      </w:r>
+    </w:p>
+    <w:p>
+      <w:pPr>
+        <w:pStyle w:val="HTMLPreformatted"/>
+      </w:pPr>
+      <w:r>
+        <w:t>A conversion system</w:t>
+      </w:r>
+    </w:p>
+    <w:p>
+      <w:pPr>
+        <w:pStyle w:val="NormalWeb"/>
+      </w:pPr>
+      <w:r>
+        <w:t>Now your pitch becomes:</w:t>
+      </w:r>
+    </w:p>
+    <w:p>
+      <w:pPr>
+        <w:pStyle w:val="NormalWeb"/>
+      </w:pPr>
+      <w:r>
+        <w:rPr>
+          <w:rFonts w:ascii="Apple Color Emoji" w:hAnsi="Apple Color Emoji" w:cs="Apple Color Emoji"/>
+        </w:rPr>
+        <w:t>👉</w:t>
+      </w:r>
+      <w:r>
+        <w:t xml:space="preserve"> “We don’t just get you leads — we book appointments automatically.”</w:t>
+      </w:r>
+    </w:p>
+    <w:p>
+      <w:r>
+        <w:rPr>
+          <w:noProof/>
+        </w:rPr>
+        <w:pict w14:anchorId="3EEFC5B4">
+          <v:rect id="_x0000_i1029" alt="" style="width:468pt;height:.05pt;mso-width-percent:0;mso-height-percent:0;mso-width-percent:0;mso-height-percent:0" o:hralign="center" o:hrstd="t" o:hr="t" fillcolor="#a0a0a0" stroked="f"/>
+        </w:pict>
+      </w:r>
+    </w:p>
+    <w:p>
+      <w:pPr>
+        <w:pStyle w:val="Heading1"/>
+      </w:pPr>
+      <w:r>
+        <w:t>If you want next</w:t>
+      </w:r>
+    </w:p>
+    <w:p>
+      <w:pPr>
+        <w:pStyle w:val="NormalWeb"/>
+      </w:pPr>
+      <w:r>
+        <w:t>I can help you:</w:t>
+      </w:r>
+    </w:p>
+    <w:p>
+      <w:pPr>
+        <w:pStyle w:val="NormalWeb"/>
+        <w:ind w:firstLine="720"/>
+        <w:rPr>
+          <w:rStyle w:val="Strong"/>
+          <w:rFonts w:eastAsiaTheme="majorEastAsia"/>
+        </w:rPr>
+      </w:pPr>
+      <w:r>
+        <w:br/>
+      </w:r>
+      <w:r>
+        <w:rPr>
+          <w:rFonts w:ascii="Apple Color Emoji" w:hAnsi="Apple Color Emoji" w:cs="Apple Color Emoji"/>
+        </w:rPr>
+        <w:t>👉</w:t>
+      </w:r>
+      <w:r>
+        <w:t xml:space="preserve"> Send SMS/email reminders automatically</w:t>
+      </w:r>
+      <w:r>
+        <w:br/>
+      </w:r>
+      <w:r>
+        <w:rPr>
+          <w:rFonts w:ascii="Apple Color Emoji" w:hAnsi="Apple Color Emoji" w:cs="Apple Color Emoji"/>
+        </w:rPr>
+        <w:t>👉</w:t>
+      </w:r>
+      <w:r>
+        <w:t xml:space="preserve"> Or build your </w:t>
+      </w:r>
+      <w:r>
+        <w:rPr>
+          <w:rStyle w:val="Strong"/>
+          <w:rFonts w:eastAsiaTheme="majorEastAsia"/>
+        </w:rPr>
+        <w:t>client offer &amp; pricing (this is where money comes in)</w:t>
+      </w:r>
+    </w:p>
+    <w:p>
+      <w:pPr>
+        <w:pStyle w:val="NormalWeb"/>
+        <w:ind w:firstLine="720"/>
+        <w:rPr>
+          <w:rStyle w:val="Strong"/>
+          <w:rFonts w:eastAsiaTheme="majorEastAsia"/>
+        </w:rPr>
+      </w:pPr>
+    </w:p>
+    <w:p>
+      <w:pPr>
+        <w:pStyle w:val="NormalWeb"/>
+        <w:ind w:firstLine="720"/>
+        <w:rPr>
+          <w:rStyle w:val="Strong"/>
+          <w:rFonts w:eastAsiaTheme="majorEastAsia"/>
+        </w:rPr>
+      </w:pPr>
+    </w:p>
+    <w:p>
+      <w:pPr>
+        <w:pStyle w:val="NormalWeb"/>
+        <w:ind w:firstLine="720"/>
+        <w:rPr>
+          <w:rStyle w:val="Strong"/>
+          <w:rFonts w:eastAsiaTheme="majorEastAsia"/>
+        </w:rPr>
+      </w:pPr>
+    </w:p>
+    <w:p>
+      <w:pPr>
+        <w:pStyle w:val="Heading1"/>
+      </w:pPr>
+      <w:r>
+        <w:rPr>
+          <w:rFonts w:ascii="Apple Color Emoji" w:hAnsi="Apple Color Emoji" w:cs="Apple Color Emoji"/>
+        </w:rPr>
+        <w:t>✅</w:t>
+      </w:r>
+      <w:r>
+        <w:t xml:space="preserve"> YOUR FINAL SYSTEM (CLEAN STRUCTURE)</w:t>
+      </w:r>
+    </w:p>
+    <w:p>
+      <w:pPr>
+        <w:pStyle w:val="NormalWeb"/>
+      </w:pPr>
+      <w:r>
+        <w:t>You now have:</w:t>
+      </w:r>
+    </w:p>
+    <w:p>
+      <w:pPr>
+        <w:pStyle w:val="Heading2"/>
+      </w:pPr>
+      <w:r>
+        <w:rPr>
+          <w:rFonts w:ascii="Apple Color Emoji" w:hAnsi="Apple Color Emoji" w:cs="Apple Color Emoji"/>
+        </w:rPr>
+        <w:t>🧩</w:t>
+      </w:r>
+      <w:r>
+        <w:t xml:space="preserve"> Scenario 1 — Lead Intake (Client-facing)</w:t>
+      </w:r>
+    </w:p>
+    <w:p>
+      <w:pPr>
+        <w:pStyle w:val="HTMLPreformatted"/>
+      </w:pPr>
+      <w:r>
+        <w:t>Supabase → Router → Emails → Auto Reply → Ad Generator → Bannerbear → Send to Client</w:t>
+      </w:r>
+    </w:p>
+    <w:p>
+      <w:r>
+        <w:rPr>
+          <w:noProof/>
+        </w:rPr>
+        <w:pict w14:anchorId="1FB3269E">
+          <v:rect id="_x0000_i1028" alt="" style="width:468pt;height:.05pt;mso-width-percent:0;mso-height-percent:0;mso-width-percent:0;mso-height-percent:0" o:hralign="center" o:hrstd="t" o:hr="t" fillcolor="#a0a0a0" stroked="f"/>
+        </w:pict>
+      </w:r>
+    </w:p>
+    <w:p>
+      <w:pPr>
+        <w:pStyle w:val="Heading2"/>
+      </w:pPr>
+      <w:r>
+        <w:rPr>
+          <w:rFonts w:ascii="Apple Color Emoji" w:hAnsi="Apple Color Emoji" w:cs="Apple Color Emoji"/>
+        </w:rPr>
+        <w:t>🧩</w:t>
+      </w:r>
+      <w:r>
+        <w:t xml:space="preserve"> Scenario 2 — Follow-Up Engine</w:t>
+      </w:r>
+    </w:p>
+    <w:p>
+      <w:pPr>
+        <w:pStyle w:val="HTMLPreformatted"/>
+      </w:pPr>
+      <w:r>
+        <w:t>Scheduler → Supabase Search → Filter → OpenAI → Email → Update follow_up_count</w:t>
+      </w:r>
+    </w:p>
+    <w:p>
+      <w:r>
+        <w:rPr>
+          <w:noProof/>
+        </w:rPr>
+        <w:pict w14:anchorId="294CD256">
+          <v:rect id="_x0000_i1027" alt="" style="width:468pt;height:.05pt;mso-width-percent:0;mso-height-percent:0;mso-width-percent:0;mso-height-percent:0" o:hralign="center" o:hrstd="t" o:hr="t" fillcolor="#a0a0a0" stroked="f"/>
+        </w:pict>
+      </w:r>
+    </w:p>
+    <w:p>
+      <w:pPr>
+        <w:pStyle w:val="Heading2"/>
+      </w:pPr>
+      <w:r>
+        <w:rPr>
+          <w:rFonts w:ascii="Apple Color Emoji" w:hAnsi="Apple Color Emoji" w:cs="Apple Color Emoji"/>
+        </w:rPr>
+        <w:t>🧩</w:t>
+      </w:r>
+      <w:r>
+        <w:t xml:space="preserve"> Scenario 3 — Reply Detection</w:t>
+      </w:r>
+    </w:p>
+    <w:p>
+      <w:pPr>
+        <w:pStyle w:val="HTMLPreformatted"/>
+      </w:pPr>
+      <w:r>
+        <w:t>Outlook Watch Emails → Supabase Search → Filter → Update replied = true</w:t>
+      </w:r>
+    </w:p>
+    <w:p>
+      <w:r>
+        <w:rPr>
+          <w:noProof/>
+        </w:rPr>
+        <w:pict w14:anchorId="150A30C7">
+          <v:rect id="_x0000_i1026" alt="" style="width:468pt;height:.05pt;mso-width-percent:0;mso-height-percent:0;mso-width-percent:0;mso-height-percent:0" o:hralign="center" o:hrstd="t" o:hr="t" fillcolor="#a0a0a0" stroked="f"/>
+        </w:pict>
+      </w:r>
+    </w:p>
+    <w:p>
+      <w:pPr>
+        <w:pStyle w:val="Heading2"/>
+      </w:pPr>
+      <w:r>
+        <w:rPr>
+          <w:rFonts w:ascii="Apple Color Emoji" w:hAnsi="Apple Color Emoji" w:cs="Apple Color Emoji"/>
+        </w:rPr>
+        <w:t>🧩</w:t>
+      </w:r>
+      <w:r>
+        <w:t xml:space="preserve"> Scenario 4 — Booking Detection (NEW)</w:t>
+      </w:r>
+    </w:p>
+    <w:p>
+      <w:pPr>
+        <w:pStyle w:val="HTMLPreformatted"/>
+      </w:pPr>
+      <w:r>
+        <w:t>Google Calendar Watch Events → Supabase Search → Filter → Update booked = true</w:t>
+      </w:r>
+    </w:p>
+    <w:p>
+      <w:r>
+        <w:rPr>
+          <w:noProof/>
+        </w:rPr>
+      </w:r>
+      <w:r>
+        <w:pict w14:anchorId="705B7F71">
+          <v:rect id="Horizontal Line 21" o:spid="_x0000_s1026" style="width:468pt;height:.1pt;visibility:visible;mso-wrap-style:square;mso-left-percent:-10001;mso-top-percent:-10001;mso-position-horizontal:absolute;mso-position-horizontal-relative:char;mso-position-vertical:absolute;mso-position-vertical-relative:line;mso-left-percent:-10001;mso-top-percent:-10001;v-text-anchor:top" o:gfxdata="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" filled="f">
+            <o:lock v:ext="edit" rotation="t" aspectratio="t" verticies="t" text="t" shapetype="t"/>
+            <w10:anchorlock/>
+          </v:rect>
+        </w:pict>
+      </w:r>
+    </w:p>
+    <w:p>
+      <w:pPr>
+        <w:pStyle w:val="Heading1"/>
+      </w:pPr>
+      <w:r>
+        <w:rPr>
+          <w:rFonts w:ascii="Apple Color Emoji" w:hAnsi="Apple Color Emoji" w:cs="Apple Color Emoji"/>
+        </w:rPr>
+        <w:t>🧠</w:t>
+      </w:r>
+      <w:r>
+        <w:t xml:space="preserve"> WHY THIS IS POWERFUL</w:t>
+      </w:r>
+    </w:p>
+    <w:p>
+      <w:pPr>
+        <w:pStyle w:val="NormalWeb"/>
+      </w:pPr>
+      <w:r>
+        <w:t>You’ve now built a system that reacts to:</w:t>
+      </w:r>
+    </w:p>
+    <w:p>
+      <w:pPr>
+        <w:pStyle w:val="HTMLPreformatted"/>
+      </w:pPr>
+      <w:r>
+        <w:t>Lead submits → system reacts</w:t>
+      </w:r>
+      <w:r>
+        <w:br/>
+        <w:t>Time passes → system reacts</w:t>
+      </w:r>
+      <w:r>
+        <w:br/>
+        <w:t>Lead replies → system reacts</w:t>
+      </w:r>
+      <w:r>
+        <w:br/>
+        <w:t>Lead books → system reacts</w:t>
+      </w:r>
+    </w:p>
+    <w:p>
+      <w:pPr>
+        <w:pStyle w:val="NormalWeb"/>
+      </w:pPr>
+      <w:r>
+        <w:rPr>
+          <w:rFonts w:ascii="Apple Color Emoji" w:hAnsi="Apple Color Emoji" w:cs="Apple Color Emoji"/>
+        </w:rPr>
+        <w:t>👉</w:t>
+      </w:r>
+      <w:r>
+        <w:t xml:space="preserve"> This is event-driven automation (this is how real SaaS works)</w:t>
+      </w:r>
+    </w:p>
+    <w:p>
+      <w:pPr>
+        <w:pStyle w:val="NormalWeb"/>
+        <w:ind w:firstLine="720"/>
       </w:pPr>
     </w:p>
     <w:p>
@@ -807,6 +5160,304 @@
 <file path=word/numbering.xml><?xml version="1.0" encoding="utf-8"?>
 <w:numbering xmlns:wpc="http://schemas.microsoft.com/office/word/2010/wordprocessingCanvas" xmlns:cx="http://schemas.microsoft.com/office/drawing/2014/chartex" xmlns:cx1="http://schemas.microsoft.com/office/drawing/2015/9/8/chartex" xmlns:cx2="http://schemas.microsoft.com/office/drawing/2015/10/21/chartex" xmlns:cx3="http://schemas.microsoft.com/office/drawing/2016/5/9/chartex" xmlns:cx4="http://schemas.microsoft.com/office/drawing/2016/5/10/chartex" xmlns:cx5="http://schemas.microsoft.com/office/drawing/2016/5/11/chartex" xmlns:cx6="http://schemas.microsoft.com/office/drawing/2016/5/12/chartex" xmlns:cx7="http://schemas.microsoft.com/office/drawing/2016/5/13/chartex" xmlns:cx8="http://schemas.microsoft.com/office/drawing/2016/5/14/chartex" xmlns:mc="http://schemas.openxmlformats.org/markup-compatibility/2006" xmlns:aink="http://schemas.microsoft.com/office/drawing/2016/ink" xmlns:am3d="http://schemas.microsoft.com/office/drawing/2017/model3d" xmlns:o="urn:schemas-microsoft-com:office:office" xmlns:oel="http://schemas.microsoft.com/office/2019/extlst" xmlns:r="http://schemas.openxmlformats.org/officeDocument/2006/relationships" xmlns:m="http://schemas.openxmlformats.org/officeDocument/2006/math" xmlns:v="urn:schemas-microsoft-com:vml" xmlns:wp14="http://schemas.microsoft.com/office/word/2010/wordprocessingDrawing" xmlns:wp="http://schemas.openxmlformats.org/drawingml/2006/wordprocessingDrawing" xmlns:w10="urn:schemas-microsoft-com:office:word" xmlns:w="http://schemas.openxmlformats.org/wordprocessingml/2006/main" xmlns:w14="http://schemas.microsoft.com/office/word/2010/wordml" xmlns:w15="http://schemas.microsoft.com/office/word/2012/wordml" xmlns:w16cex="http://schemas.microsoft.com/office/word/2018/wordml/cex" xmlns:w16cid="http://schemas.microsoft.com/office/word/2016/wordml/cid" xmlns:w16="http://schemas.microsoft.com/office/word/2018/wordml" xmlns:w16du="http://schemas.microsoft.com/office/word/2023/wordml/word16du" xmlns:w16sdtdh="http://schemas.microsoft.com/office/word/2020/wordml/sdtdatahash" xmlns:w16sdtfl="http://schemas.microsoft.com/office/word/2024/wordml/sdtformatlock" xmlns:w16se="http://schemas.microsoft.com/office/word/2015/wordml/symex" xmlns:wpg="http://schemas.microsoft.com/office/word/2010/wordprocessingGroup" xmlns:wpi="http://schemas.microsoft.com/office/word/2010/wordprocessingInk" xmlns:wne="http://schemas.microsoft.com/office/word/2006/wordml" xmlns:wps="http://schemas.microsoft.com/office/word/2010/wordprocessingShape" mc:Ignorable="w14 w15 w16se w16cid w16 w16cex w16sdtdh w16sdtfl w16du wp14">
   <w:abstractNum w:abstractNumId="0" w15:restartNumberingAfterBreak="0">
+    <w:nsid w:val="14B479A7"/>
+    <w:multiLevelType w:val="multilevel"/>
+    <w:tmpl w:val="9B14C022"/>
+    <w:lvl w:ilvl="0">
+      <w:start w:val="1"/>
+      <w:numFmt w:val="bullet"/>
+      <w:lvlText w:val=""/>
+      <w:lvlJc w:val="left"/>
+      <w:pPr>
+        <w:tabs>
+          <w:tab w:val="num" w:pos="720"/>
+        </w:tabs>
+        <w:ind w:left="720" w:hanging="360"/>
+      </w:pPr>
+      <w:rPr>
+        <w:rFonts w:ascii="Symbol" w:hAnsi="Symbol" w:hint="default"/>
+        <w:sz w:val="20"/>
+      </w:rPr>
+    </w:lvl>
+    <w:lvl w:ilvl="1" w:tentative="1">
+      <w:start w:val="1"/>
+      <w:numFmt w:val="bullet"/>
+      <w:lvlText w:val="o"/>
+      <w:lvlJc w:val="left"/>
+      <w:pPr>
+        <w:tabs>
+          <w:tab w:val="num" w:pos="1440"/>
+        </w:tabs>
+        <w:ind w:left="1440" w:hanging="360"/>
+      </w:pPr>
+      <w:rPr>
+        <w:rFonts w:ascii="Courier New" w:hAnsi="Courier New" w:hint="default"/>
+        <w:sz w:val="20"/>
+      </w:rPr>
+    </w:lvl>
+    <w:lvl w:ilvl="2" w:tentative="1">
+      <w:start w:val="1"/>
+      <w:numFmt w:val="bullet"/>
+      <w:lvlText w:val=""/>
+      <w:lvlJc w:val="left"/>
+      <w:pPr>
+        <w:tabs>
+          <w:tab w:val="num" w:pos="2160"/>
+        </w:tabs>
+        <w:ind w:left="2160" w:hanging="360"/>
+      </w:pPr>
+      <w:rPr>
+        <w:rFonts w:ascii="Wingdings" w:hAnsi="Wingdings" w:hint="default"/>
+        <w:sz w:val="20"/>
+      </w:rPr>
+    </w:lvl>
+    <w:lvl w:ilvl="3" w:tentative="1">
+      <w:start w:val="1"/>
+      <w:numFmt w:val="bullet"/>
+      <w:lvlText w:val=""/>
+      <w:lvlJc w:val="left"/>
+      <w:pPr>
+        <w:tabs>
+          <w:tab w:val="num" w:pos="2880"/>
+        </w:tabs>
+        <w:ind w:left="2880" w:hanging="360"/>
+      </w:pPr>
+      <w:rPr>
+        <w:rFonts w:ascii="Wingdings" w:hAnsi="Wingdings" w:hint="default"/>
+        <w:sz w:val="20"/>
+      </w:rPr>
+    </w:lvl>
+    <w:lvl w:ilvl="4" w:tentative="1">
+      <w:start w:val="1"/>
+      <w:numFmt w:val="bullet"/>
+      <w:lvlText w:val=""/>
+      <w:lvlJc w:val="left"/>
+      <w:pPr>
+        <w:tabs>
+          <w:tab w:val="num" w:pos="3600"/>
+        </w:tabs>
+        <w:ind w:left="3600" w:hanging="360"/>
+      </w:pPr>
+      <w:rPr>
+        <w:rFonts w:ascii="Wingdings" w:hAnsi="Wingdings" w:hint="default"/>
+        <w:sz w:val="20"/>
+      </w:rPr>
+    </w:lvl>
+    <w:lvl w:ilvl="5" w:tentative="1">
+      <w:start w:val="1"/>
+      <w:numFmt w:val="bullet"/>
+      <w:lvlText w:val=""/>
+      <w:lvlJc w:val="left"/>
+      <w:pPr>
+        <w:tabs>
+          <w:tab w:val="num" w:pos="4320"/>
+        </w:tabs>
+        <w:ind w:left="4320" w:hanging="360"/>
+      </w:pPr>
+      <w:rPr>
+        <w:rFonts w:ascii="Wingdings" w:hAnsi="Wingdings" w:hint="default"/>
+        <w:sz w:val="20"/>
+      </w:rPr>
+    </w:lvl>
+    <w:lvl w:ilvl="6" w:tentative="1">
+      <w:start w:val="1"/>
+      <w:numFmt w:val="bullet"/>
+      <w:lvlText w:val=""/>
+      <w:lvlJc w:val="left"/>
+      <w:pPr>
+        <w:tabs>
+          <w:tab w:val="num" w:pos="5040"/>
+        </w:tabs>
+        <w:ind w:left="5040" w:hanging="360"/>
+      </w:pPr>
+      <w:rPr>
+        <w:rFonts w:ascii="Wingdings" w:hAnsi="Wingdings" w:hint="default"/>
+        <w:sz w:val="20"/>
+      </w:rPr>
+    </w:lvl>
+    <w:lvl w:ilvl="7" w:tentative="1">
+      <w:start w:val="1"/>
+      <w:numFmt w:val="bullet"/>
+      <w:lvlText w:val=""/>
+      <w:lvlJc w:val="left"/>
+      <w:pPr>
+        <w:tabs>
+          <w:tab w:val="num" w:pos="5760"/>
+        </w:tabs>
+        <w:ind w:left="5760" w:hanging="360"/>
+      </w:pPr>
+      <w:rPr>
+        <w:rFonts w:ascii="Wingdings" w:hAnsi="Wingdings" w:hint="default"/>
+        <w:sz w:val="20"/>
+      </w:rPr>
+    </w:lvl>
+    <w:lvl w:ilvl="8" w:tentative="1">
+      <w:start w:val="1"/>
+      <w:numFmt w:val="bullet"/>
+      <w:lvlText w:val=""/>
+      <w:lvlJc w:val="left"/>
+      <w:pPr>
+        <w:tabs>
+          <w:tab w:val="num" w:pos="6480"/>
+        </w:tabs>
+        <w:ind w:left="6480" w:hanging="360"/>
+      </w:pPr>
+      <w:rPr>
+        <w:rFonts w:ascii="Wingdings" w:hAnsi="Wingdings" w:hint="default"/>
+        <w:sz w:val="20"/>
+      </w:rPr>
+    </w:lvl>
+  </w:abstractNum>
+  <w:abstractNum w:abstractNumId="1" w15:restartNumberingAfterBreak="0">
+    <w:nsid w:val="20E52321"/>
+    <w:multiLevelType w:val="multilevel"/>
+    <w:tmpl w:val="CE7AAE60"/>
+    <w:lvl w:ilvl="0">
+      <w:start w:val="1"/>
+      <w:numFmt w:val="bullet"/>
+      <w:lvlText w:val=""/>
+      <w:lvlJc w:val="left"/>
+      <w:pPr>
+        <w:tabs>
+          <w:tab w:val="num" w:pos="720"/>
+        </w:tabs>
+        <w:ind w:left="720" w:hanging="360"/>
+      </w:pPr>
+      <w:rPr>
+        <w:rFonts w:ascii="Symbol" w:hAnsi="Symbol" w:hint="default"/>
+        <w:sz w:val="20"/>
+      </w:rPr>
+    </w:lvl>
+    <w:lvl w:ilvl="1" w:tentative="1">
+      <w:start w:val="1"/>
+      <w:numFmt w:val="bullet"/>
+      <w:lvlText w:val="o"/>
+      <w:lvlJc w:val="left"/>
+      <w:pPr>
+        <w:tabs>
+          <w:tab w:val="num" w:pos="1440"/>
+        </w:tabs>
+        <w:ind w:left="1440" w:hanging="360"/>
+      </w:pPr>
+      <w:rPr>
+        <w:rFonts w:ascii="Courier New" w:hAnsi="Courier New" w:hint="default"/>
+        <w:sz w:val="20"/>
+      </w:rPr>
+    </w:lvl>
+    <w:lvl w:ilvl="2" w:tentative="1">
+      <w:start w:val="1"/>
+      <w:numFmt w:val="bullet"/>
+      <w:lvlText w:val=""/>
+      <w:lvlJc w:val="left"/>
+      <w:pPr>
+        <w:tabs>
+          <w:tab w:val="num" w:pos="2160"/>
+        </w:tabs>
+        <w:ind w:left="2160" w:hanging="360"/>
+      </w:pPr>
+      <w:rPr>
+        <w:rFonts w:ascii="Wingdings" w:hAnsi="Wingdings" w:hint="default"/>
+        <w:sz w:val="20"/>
+      </w:rPr>
+    </w:lvl>
+    <w:lvl w:ilvl="3" w:tentative="1">
+      <w:start w:val="1"/>
+      <w:numFmt w:val="bullet"/>
+      <w:lvlText w:val=""/>
+      <w:lvlJc w:val="left"/>
+      <w:pPr>
+        <w:tabs>
+          <w:tab w:val="num" w:pos="2880"/>
+        </w:tabs>
+        <w:ind w:left="2880" w:hanging="360"/>
+      </w:pPr>
+      <w:rPr>
+        <w:rFonts w:ascii="Wingdings" w:hAnsi="Wingdings" w:hint="default"/>
+        <w:sz w:val="20"/>
+      </w:rPr>
+    </w:lvl>
+    <w:lvl w:ilvl="4" w:tentative="1">
+      <w:start w:val="1"/>
+      <w:numFmt w:val="bullet"/>
+      <w:lvlText w:val=""/>
+      <w:lvlJc w:val="left"/>
+      <w:pPr>
+        <w:tabs>
+          <w:tab w:val="num" w:pos="3600"/>
+        </w:tabs>
+        <w:ind w:left="3600" w:hanging="360"/>
+      </w:pPr>
+      <w:rPr>
+        <w:rFonts w:ascii="Wingdings" w:hAnsi="Wingdings" w:hint="default"/>
+        <w:sz w:val="20"/>
+      </w:rPr>
+    </w:lvl>
+    <w:lvl w:ilvl="5" w:tentative="1">
+      <w:start w:val="1"/>
+      <w:numFmt w:val="bullet"/>
+      <w:lvlText w:val=""/>
+      <w:lvlJc w:val="left"/>
+      <w:pPr>
+        <w:tabs>
+          <w:tab w:val="num" w:pos="4320"/>
+        </w:tabs>
+        <w:ind w:left="4320" w:hanging="360"/>
+      </w:pPr>
+      <w:rPr>
+        <w:rFonts w:ascii="Wingdings" w:hAnsi="Wingdings" w:hint="default"/>
+        <w:sz w:val="20"/>
+      </w:rPr>
+    </w:lvl>
+    <w:lvl w:ilvl="6" w:tentative="1">
+      <w:start w:val="1"/>
+      <w:numFmt w:val="bullet"/>
+      <w:lvlText w:val=""/>
+      <w:lvlJc w:val="left"/>
+      <w:pPr>
+        <w:tabs>
+          <w:tab w:val="num" w:pos="5040"/>
+        </w:tabs>
+        <w:ind w:left="5040" w:hanging="360"/>
+      </w:pPr>
+      <w:rPr>
+        <w:rFonts w:ascii="Wingdings" w:hAnsi="Wingdings" w:hint="default"/>
+        <w:sz w:val="20"/>
+      </w:rPr>
+    </w:lvl>
+    <w:lvl w:ilvl="7" w:tentative="1">
+      <w:start w:val="1"/>
+      <w:numFmt w:val="bullet"/>
+      <w:lvlText w:val=""/>
+      <w:lvlJc w:val="left"/>
+      <w:pPr>
+        <w:tabs>
+          <w:tab w:val="num" w:pos="5760"/>
+        </w:tabs>
+        <w:ind w:left="5760" w:hanging="360"/>
+      </w:pPr>
+      <w:rPr>
+        <w:rFonts w:ascii="Wingdings" w:hAnsi="Wingdings" w:hint="default"/>
+        <w:sz w:val="20"/>
+      </w:rPr>
+    </w:lvl>
+    <w:lvl w:ilvl="8" w:tentative="1">
+      <w:start w:val="1"/>
+      <w:numFmt w:val="bullet"/>
+      <w:lvlText w:val=""/>
+      <w:lvlJc w:val="left"/>
+      <w:pPr>
+        <w:tabs>
+          <w:tab w:val="num" w:pos="6480"/>
+        </w:tabs>
+        <w:ind w:left="6480" w:hanging="360"/>
+      </w:pPr>
+      <w:rPr>
+        <w:rFonts w:ascii="Wingdings" w:hAnsi="Wingdings" w:hint="default"/>
+        <w:sz w:val="20"/>
+      </w:rPr>
+    </w:lvl>
+  </w:abstractNum>
+  <w:abstractNum w:abstractNumId="2" w15:restartNumberingAfterBreak="0">
     <w:nsid w:val="251C6861"/>
     <w:multiLevelType w:val="multilevel"/>
     <w:tmpl w:val="2F624304"/>
@@ -955,7 +5606,156 @@
       </w:rPr>
     </w:lvl>
   </w:abstractNum>
-  <w:abstractNum w:abstractNumId="1" w15:restartNumberingAfterBreak="0">
+  <w:abstractNum w:abstractNumId="3" w15:restartNumberingAfterBreak="0">
+    <w:nsid w:val="25D80AE3"/>
+    <w:multiLevelType w:val="multilevel"/>
+    <w:tmpl w:val="B7605DDC"/>
+    <w:lvl w:ilvl="0">
+      <w:start w:val="1"/>
+      <w:numFmt w:val="bullet"/>
+      <w:lvlText w:val=""/>
+      <w:lvlJc w:val="left"/>
+      <w:pPr>
+        <w:tabs>
+          <w:tab w:val="num" w:pos="720"/>
+        </w:tabs>
+        <w:ind w:left="720" w:hanging="360"/>
+      </w:pPr>
+      <w:rPr>
+        <w:rFonts w:ascii="Symbol" w:hAnsi="Symbol" w:hint="default"/>
+        <w:sz w:val="20"/>
+      </w:rPr>
+    </w:lvl>
+    <w:lvl w:ilvl="1" w:tentative="1">
+      <w:start w:val="1"/>
+      <w:numFmt w:val="bullet"/>
+      <w:lvlText w:val="o"/>
+      <w:lvlJc w:val="left"/>
+      <w:pPr>
+        <w:tabs>
+          <w:tab w:val="num" w:pos="1440"/>
+        </w:tabs>
+        <w:ind w:left="1440" w:hanging="360"/>
+      </w:pPr>
+      <w:rPr>
+        <w:rFonts w:ascii="Courier New" w:hAnsi="Courier New" w:hint="default"/>
+        <w:sz w:val="20"/>
+      </w:rPr>
+    </w:lvl>
+    <w:lvl w:ilvl="2" w:tentative="1">
+      <w:start w:val="1"/>
+      <w:numFmt w:val="bullet"/>
+      <w:lvlText w:val=""/>
+      <w:lvlJc w:val="left"/>
+      <w:pPr>
+        <w:tabs>
+          <w:tab w:val="num" w:pos="2160"/>
+        </w:tabs>
+        <w:ind w:left="2160" w:hanging="360"/>
+      </w:pPr>
+      <w:rPr>
+        <w:rFonts w:ascii="Wingdings" w:hAnsi="Wingdings" w:hint="default"/>
+        <w:sz w:val="20"/>
+      </w:rPr>
+    </w:lvl>
+    <w:lvl w:ilvl="3" w:tentative="1">
+      <w:start w:val="1"/>
+      <w:numFmt w:val="bullet"/>
+      <w:lvlText w:val=""/>
+      <w:lvlJc w:val="left"/>
+      <w:pPr>
+        <w:tabs>
+          <w:tab w:val="num" w:pos="2880"/>
+        </w:tabs>
+        <w:ind w:left="2880" w:hanging="360"/>
+      </w:pPr>
+      <w:rPr>
+        <w:rFonts w:ascii="Wingdings" w:hAnsi="Wingdings" w:hint="default"/>
+        <w:sz w:val="20"/>
+      </w:rPr>
+    </w:lvl>
+    <w:lvl w:ilvl="4" w:tentative="1">
+      <w:start w:val="1"/>
+      <w:numFmt w:val="bullet"/>
+      <w:lvlText w:val=""/>
+      <w:lvlJc w:val="left"/>
+      <w:pPr>
+        <w:tabs>
+          <w:tab w:val="num" w:pos="3600"/>
+        </w:tabs>
+        <w:ind w:left="3600" w:hanging="360"/>
+      </w:pPr>
+      <w:rPr>
+        <w:rFonts w:ascii="Wingdings" w:hAnsi="Wingdings" w:hint="default"/>
+        <w:sz w:val="20"/>
+      </w:rPr>
+    </w:lvl>
+    <w:lvl w:ilvl="5" w:tentative="1">
+      <w:start w:val="1"/>
+      <w:numFmt w:val="bullet"/>
+      <w:lvlText w:val=""/>
+      <w:lvlJc w:val="left"/>
+      <w:pPr>
+        <w:tabs>
+          <w:tab w:val="num" w:pos="4320"/>
+        </w:tabs>
+        <w:ind w:left="4320" w:hanging="360"/>
+      </w:pPr>
+      <w:rPr>
+        <w:rFonts w:ascii="Wingdings" w:hAnsi="Wingdings" w:hint="default"/>
+        <w:sz w:val="20"/>
+      </w:rPr>
+    </w:lvl>
+    <w:lvl w:ilvl="6" w:tentative="1">
+      <w:start w:val="1"/>
+      <w:numFmt w:val="bullet"/>
+      <w:lvlText w:val=""/>
+      <w:lvlJc w:val="left"/>
+      <w:pPr>
+        <w:tabs>
+          <w:tab w:val="num" w:pos="5040"/>
+        </w:tabs>
+        <w:ind w:left="5040" w:hanging="360"/>
+      </w:pPr>
+      <w:rPr>
+        <w:rFonts w:ascii="Wingdings" w:hAnsi="Wingdings" w:hint="default"/>
+        <w:sz w:val="20"/>
+      </w:rPr>
+    </w:lvl>
+    <w:lvl w:ilvl="7" w:tentative="1">
+      <w:start w:val="1"/>
+      <w:numFmt w:val="bullet"/>
+      <w:lvlText w:val=""/>
+      <w:lvlJc w:val="left"/>
+      <w:pPr>
+        <w:tabs>
+          <w:tab w:val="num" w:pos="5760"/>
+        </w:tabs>
+        <w:ind w:left="5760" w:hanging="360"/>
+      </w:pPr>
+      <w:rPr>
+        <w:rFonts w:ascii="Wingdings" w:hAnsi="Wingdings" w:hint="default"/>
+        <w:sz w:val="20"/>
+      </w:rPr>
+    </w:lvl>
+    <w:lvl w:ilvl="8" w:tentative="1">
+      <w:start w:val="1"/>
+      <w:numFmt w:val="bullet"/>
+      <w:lvlText w:val=""/>
+      <w:lvlJc w:val="left"/>
+      <w:pPr>
+        <w:tabs>
+          <w:tab w:val="num" w:pos="6480"/>
+        </w:tabs>
+        <w:ind w:left="6480" w:hanging="360"/>
+      </w:pPr>
+      <w:rPr>
+        <w:rFonts w:ascii="Wingdings" w:hAnsi="Wingdings" w:hint="default"/>
+        <w:sz w:val="20"/>
+      </w:rPr>
+    </w:lvl>
+  </w:abstractNum>
+  <w:abstractNum w:abstractNumId="4" w15:restartNumberingAfterBreak="0">
     <w:nsid w:val="3169551A"/>
     <w:multiLevelType w:val="hybridMultilevel"/>
     <w:tmpl w:val="29A60C12"/>
@@ -1068,7 +5868,120 @@
       </w:rPr>
     </w:lvl>
   </w:abstractNum>
-  <w:abstractNum w:abstractNumId="2" w15:restartNumberingAfterBreak="0">
+  <w:abstractNum w:abstractNumId="5" w15:restartNumberingAfterBreak="0">
+    <w:nsid w:val="34A44469"/>
+    <w:multiLevelType w:val="multilevel"/>
+    <w:tmpl w:val="4B345A1C"/>
+    <w:lvl w:ilvl="0">
+      <w:start w:val="1"/>
+      <w:numFmt w:val="decimal"/>
+      <w:lvlText w:val="%1."/>
+      <w:lvlJc w:val="left"/>
+      <w:pPr>
+        <w:tabs>
+          <w:tab w:val="num" w:pos="720"/>
+        </w:tabs>
+        <w:ind w:left="720" w:hanging="360"/>
+      </w:pPr>
+    </w:lvl>
+    <w:lvl w:ilvl="1" w:tentative="1">
+      <w:start w:val="1"/>
+      <w:numFmt w:val="decimal"/>
+      <w:lvlText w:val="%2."/>
+      <w:lvlJc w:val="left"/>
+      <w:pPr>
+        <w:tabs>
+          <w:tab w:val="num" w:pos="1440"/>
+        </w:tabs>
+        <w:ind w:left="1440" w:hanging="360"/>
+      </w:pPr>
+    </w:lvl>
+    <w:lvl w:ilvl="2" w:tentative="1">
+      <w:start w:val="1"/>
+      <w:numFmt w:val="decimal"/>
+      <w:lvlText w:val="%3."/>
+      <w:lvlJc w:val="left"/>
+      <w:pPr>
+        <w:tabs>
+          <w:tab w:val="num" w:pos="2160"/>
+        </w:tabs>
+        <w:ind w:left="2160" w:hanging="360"/>
+      </w:pPr>
+    </w:lvl>
+    <w:lvl w:ilvl="3" w:tentative="1">
+      <w:start w:val="1"/>
+      <w:numFmt w:val="decimal"/>
+      <w:lvlText w:val="%4."/>
+      <w:lvlJc w:val="left"/>
+      <w:pPr>
+        <w:tabs>
+          <w:tab w:val="num" w:pos="2880"/>
+        </w:tabs>
+        <w:ind w:left="2880" w:hanging="360"/>
+      </w:pPr>
+    </w:lvl>
+    <w:lvl w:ilvl="4" w:tentative="1">
+      <w:start w:val="1"/>
+      <w:numFmt w:val="decimal"/>
+      <w:lvlText w:val="%5."/>
+      <w:lvlJc w:val="left"/>
+      <w:pPr>
+        <w:tabs>
+          <w:tab w:val="num" w:pos="3600"/>
+        </w:tabs>
+        <w:ind w:left="3600" w:hanging="360"/>
+      </w:pPr>
+    </w:lvl>
+    <w:lvl w:ilvl="5" w:tentative="1">
+      <w:start w:val="1"/>
+      <w:numFmt w:val="decimal"/>
+      <w:lvlText w:val="%6."/>
+      <w:lvlJc w:val="left"/>
+      <w:pPr>
+        <w:tabs>
+          <w:tab w:val="num" w:pos="4320"/>
+        </w:tabs>
+        <w:ind w:left="4320" w:hanging="360"/>
+      </w:pPr>
+    </w:lvl>
+    <w:lvl w:ilvl="6" w:tentative="1">
+      <w:start w:val="1"/>
+      <w:numFmt w:val="decimal"/>
+      <w:lvlText w:val="%7."/>
+      <w:lvlJc w:val="left"/>
+      <w:pPr>
+        <w:tabs>
+          <w:tab w:val="num" w:pos="5040"/>
+        </w:tabs>
+        <w:ind w:left="5040" w:hanging="360"/>
+      </w:pPr>
+    </w:lvl>
+    <w:lvl w:ilvl="7" w:tentative="1">
+      <w:start w:val="1"/>
+      <w:numFmt w:val="decimal"/>
+      <w:lvlText w:val="%8."/>
+      <w:lvlJc w:val="left"/>
+      <w:pPr>
+        <w:tabs>
+          <w:tab w:val="num" w:pos="5760"/>
+        </w:tabs>
+        <w:ind w:left="5760" w:hanging="360"/>
+      </w:pPr>
+    </w:lvl>
+    <w:lvl w:ilvl="8" w:tentative="1">
+      <w:start w:val="1"/>
+      <w:numFmt w:val="decimal"/>
+      <w:lvlText w:val="%9."/>
+      <w:lvlJc w:val="left"/>
+      <w:pPr>
+        <w:tabs>
+          <w:tab w:val="num" w:pos="6480"/>
+        </w:tabs>
+        <w:ind w:left="6480" w:hanging="360"/>
+      </w:pPr>
+    </w:lvl>
+  </w:abstractNum>
+  <w:abstractNum w:abstractNumId="6" w15:restartNumberingAfterBreak="0">
     <w:nsid w:val="40345A98"/>
     <w:multiLevelType w:val="multilevel"/>
     <w:tmpl w:val="79CCEAC6"/>
@@ -1217,7 +6130,305 @@
       </w:rPr>
     </w:lvl>
   </w:abstractNum>
-  <w:abstractNum w:abstractNumId="3" w15:restartNumberingAfterBreak="0">
+  <w:abstractNum w:abstractNumId="7" w15:restartNumberingAfterBreak="0">
+    <w:nsid w:val="456F6D0C"/>
+    <w:multiLevelType w:val="multilevel"/>
+    <w:tmpl w:val="838860EC"/>
+    <w:lvl w:ilvl="0">
+      <w:start w:val="1"/>
+      <w:numFmt w:val="bullet"/>
+      <w:lvlText w:val=""/>
+      <w:lvlJc w:val="left"/>
+      <w:pPr>
+        <w:tabs>
+          <w:tab w:val="num" w:pos="720"/>
+        </w:tabs>
+        <w:ind w:left="720" w:hanging="360"/>
+      </w:pPr>
+      <w:rPr>
+        <w:rFonts w:ascii="Symbol" w:hAnsi="Symbol" w:hint="default"/>
+        <w:sz w:val="20"/>
+      </w:rPr>
+    </w:lvl>
+    <w:lvl w:ilvl="1" w:tentative="1">
+      <w:start w:val="1"/>
+      <w:numFmt w:val="bullet"/>
+      <w:lvlText w:val="o"/>
+      <w:lvlJc w:val="left"/>
+      <w:pPr>
+        <w:tabs>
+          <w:tab w:val="num" w:pos="1440"/>
+        </w:tabs>
+        <w:ind w:left="1440" w:hanging="360"/>
+      </w:pPr>
+      <w:rPr>
+        <w:rFonts w:ascii="Courier New" w:hAnsi="Courier New" w:hint="default"/>
+        <w:sz w:val="20"/>
+      </w:rPr>
+    </w:lvl>
+    <w:lvl w:ilvl="2" w:tentative="1">
+      <w:start w:val="1"/>
+      <w:numFmt w:val="bullet"/>
+      <w:lvlText w:val=""/>
+      <w:lvlJc w:val="left"/>
+      <w:pPr>
+        <w:tabs>
+          <w:tab w:val="num" w:pos="2160"/>
+        </w:tabs>
+        <w:ind w:left="2160" w:hanging="360"/>
+      </w:pPr>
+      <w:rPr>
+        <w:rFonts w:ascii="Wingdings" w:hAnsi="Wingdings" w:hint="default"/>
+        <w:sz w:val="20"/>
+      </w:rPr>
+    </w:lvl>
+    <w:lvl w:ilvl="3" w:tentative="1">
+      <w:start w:val="1"/>
+      <w:numFmt w:val="bullet"/>
+      <w:lvlText w:val=""/>
+      <w:lvlJc w:val="left"/>
+      <w:pPr>
+        <w:tabs>
+          <w:tab w:val="num" w:pos="2880"/>
+        </w:tabs>
+        <w:ind w:left="2880" w:hanging="360"/>
+      </w:pPr>
+      <w:rPr>
+        <w:rFonts w:ascii="Wingdings" w:hAnsi="Wingdings" w:hint="default"/>
+        <w:sz w:val="20"/>
+      </w:rPr>
+    </w:lvl>
+    <w:lvl w:ilvl="4" w:tentative="1">
+      <w:start w:val="1"/>
+      <w:numFmt w:val="bullet"/>
+      <w:lvlText w:val=""/>
+      <w:lvlJc w:val="left"/>
+      <w:pPr>
+        <w:tabs>
+          <w:tab w:val="num" w:pos="3600"/>
+        </w:tabs>
+        <w:ind w:left="3600" w:hanging="360"/>
+      </w:pPr>
+      <w:rPr>
+        <w:rFonts w:ascii="Wingdings" w:hAnsi="Wingdings" w:hint="default"/>
+        <w:sz w:val="20"/>
+      </w:rPr>
+    </w:lvl>
+    <w:lvl w:ilvl="5" w:tentative="1">
+      <w:start w:val="1"/>
+      <w:numFmt w:val="bullet"/>
+      <w:lvlText w:val=""/>
+      <w:lvlJc w:val="left"/>
+      <w:pPr>
+        <w:tabs>
+          <w:tab w:val="num" w:pos="4320"/>
+        </w:tabs>
+        <w:ind w:left="4320" w:hanging="360"/>
+      </w:pPr>
+      <w:rPr>
+        <w:rFonts w:ascii="Wingdings" w:hAnsi="Wingdings" w:hint="default"/>
+        <w:sz w:val="20"/>
+      </w:rPr>
+    </w:lvl>
+    <w:lvl w:ilvl="6" w:tentative="1">
+      <w:start w:val="1"/>
+      <w:numFmt w:val="bullet"/>
+      <w:lvlText w:val=""/>
+      <w:lvlJc w:val="left"/>
+      <w:pPr>
+        <w:tabs>
+          <w:tab w:val="num" w:pos="5040"/>
+        </w:tabs>
+        <w:ind w:left="5040" w:hanging="360"/>
+      </w:pPr>
+      <w:rPr>
+        <w:rFonts w:ascii="Wingdings" w:hAnsi="Wingdings" w:hint="default"/>
+        <w:sz w:val="20"/>
+      </w:rPr>
+    </w:lvl>
+    <w:lvl w:ilvl="7" w:tentative="1">
+      <w:start w:val="1"/>
+      <w:numFmt w:val="bullet"/>
+      <w:lvlText w:val=""/>
+      <w:lvlJc w:val="left"/>
+      <w:pPr>
+        <w:tabs>
+          <w:tab w:val="num" w:pos="5760"/>
+        </w:tabs>
+        <w:ind w:left="5760" w:hanging="360"/>
+      </w:pPr>
+      <w:rPr>
+        <w:rFonts w:ascii="Wingdings" w:hAnsi="Wingdings" w:hint="default"/>
+        <w:sz w:val="20"/>
+      </w:rPr>
+    </w:lvl>
+    <w:lvl w:ilvl="8" w:tentative="1">
+      <w:start w:val="1"/>
+      <w:numFmt w:val="bullet"/>
+      <w:lvlText w:val=""/>
+      <w:lvlJc w:val="left"/>
+      <w:pPr>
+        <w:tabs>
+          <w:tab w:val="num" w:pos="6480"/>
+        </w:tabs>
+        <w:ind w:left="6480" w:hanging="360"/>
+      </w:pPr>
+      <w:rPr>
+        <w:rFonts w:ascii="Wingdings" w:hAnsi="Wingdings" w:hint="default"/>
+        <w:sz w:val="20"/>
+      </w:rPr>
+    </w:lvl>
+  </w:abstractNum>
+  <w:abstractNum w:abstractNumId="8" w15:restartNumberingAfterBreak="0">
+    <w:nsid w:val="47816459"/>
+    <w:multiLevelType w:val="multilevel"/>
+    <w:tmpl w:val="E30C08E2"/>
+    <w:lvl w:ilvl="0">
+      <w:start w:val="1"/>
+      <w:numFmt w:val="bullet"/>
+      <w:lvlText w:val=""/>
+      <w:lvlJc w:val="left"/>
+      <w:pPr>
+        <w:tabs>
+          <w:tab w:val="num" w:pos="720"/>
+        </w:tabs>
+        <w:ind w:left="720" w:hanging="360"/>
+      </w:pPr>
+      <w:rPr>
+        <w:rFonts w:ascii="Symbol" w:hAnsi="Symbol" w:hint="default"/>
+        <w:sz w:val="20"/>
+      </w:rPr>
+    </w:lvl>
+    <w:lvl w:ilvl="1" w:tentative="1">
+      <w:start w:val="1"/>
+      <w:numFmt w:val="bullet"/>
+      <w:lvlText w:val="o"/>
+      <w:lvlJc w:val="left"/>
+      <w:pPr>
+        <w:tabs>
+          <w:tab w:val="num" w:pos="1440"/>
+        </w:tabs>
+        <w:ind w:left="1440" w:hanging="360"/>
+      </w:pPr>
+      <w:rPr>
+        <w:rFonts w:ascii="Courier New" w:hAnsi="Courier New" w:hint="default"/>
+        <w:sz w:val="20"/>
+      </w:rPr>
+    </w:lvl>
+    <w:lvl w:ilvl="2" w:tentative="1">
+      <w:start w:val="1"/>
+      <w:numFmt w:val="bullet"/>
+      <w:lvlText w:val=""/>
+      <w:lvlJc w:val="left"/>
+      <w:pPr>
+        <w:tabs>
+          <w:tab w:val="num" w:pos="2160"/>
+        </w:tabs>
+        <w:ind w:left="2160" w:hanging="360"/>
+      </w:pPr>
+      <w:rPr>
+        <w:rFonts w:ascii="Wingdings" w:hAnsi="Wingdings" w:hint="default"/>
+        <w:sz w:val="20"/>
+      </w:rPr>
+    </w:lvl>
+    <w:lvl w:ilvl="3" w:tentative="1">
+      <w:start w:val="1"/>
+      <w:numFmt w:val="bullet"/>
+      <w:lvlText w:val=""/>
+      <w:lvlJc w:val="left"/>
+      <w:pPr>
+        <w:tabs>
+          <w:tab w:val="num" w:pos="2880"/>
+        </w:tabs>
+        <w:ind w:left="2880" w:hanging="360"/>
+      </w:pPr>
+      <w:rPr>
+        <w:rFonts w:ascii="Wingdings" w:hAnsi="Wingdings" w:hint="default"/>
+        <w:sz w:val="20"/>
+      </w:rPr>
+    </w:lvl>
+    <w:lvl w:ilvl="4" w:tentative="1">
+      <w:start w:val="1"/>
+      <w:numFmt w:val="bullet"/>
+      <w:lvlText w:val=""/>
+      <w:lvlJc w:val="left"/>
+      <w:pPr>
+        <w:tabs>
+          <w:tab w:val="num" w:pos="3600"/>
+        </w:tabs>
+        <w:ind w:left="3600" w:hanging="360"/>
+      </w:pPr>
+      <w:rPr>
+        <w:rFonts w:ascii="Wingdings" w:hAnsi="Wingdings" w:hint="default"/>
+        <w:sz w:val="20"/>
+      </w:rPr>
+    </w:lvl>
+    <w:lvl w:ilvl="5" w:tentative="1">
+      <w:start w:val="1"/>
+      <w:numFmt w:val="bullet"/>
+      <w:lvlText w:val=""/>
+      <w:lvlJc w:val="left"/>
+      <w:pPr>
+        <w:tabs>
+          <w:tab w:val="num" w:pos="4320"/>
+        </w:tabs>
+        <w:ind w:left="4320" w:hanging="360"/>
+      </w:pPr>
+      <w:rPr>
+        <w:rFonts w:ascii="Wingdings" w:hAnsi="Wingdings" w:hint="default"/>
+        <w:sz w:val="20"/>
+      </w:rPr>
+    </w:lvl>
+    <w:lvl w:ilvl="6" w:tentative="1">
+      <w:start w:val="1"/>
+      <w:numFmt w:val="bullet"/>
+      <w:lvlText w:val=""/>
+      <w:lvlJc w:val="left"/>
+      <w:pPr>
+        <w:tabs>
+          <w:tab w:val="num" w:pos="5040"/>
+        </w:tabs>
+        <w:ind w:left="5040" w:hanging="360"/>
+      </w:pPr>
+      <w:rPr>
+        <w:rFonts w:ascii="Wingdings" w:hAnsi="Wingdings" w:hint="default"/>
+        <w:sz w:val="20"/>
+      </w:rPr>
+    </w:lvl>
+    <w:lvl w:ilvl="7" w:tentative="1">
+      <w:start w:val="1"/>
+      <w:numFmt w:val="bullet"/>
+      <w:lvlText w:val=""/>
+      <w:lvlJc w:val="left"/>
+      <w:pPr>
+        <w:tabs>
+          <w:tab w:val="num" w:pos="5760"/>
+        </w:tabs>
+        <w:ind w:left="5760" w:hanging="360"/>
+      </w:pPr>
+      <w:rPr>
+        <w:rFonts w:ascii="Wingdings" w:hAnsi="Wingdings" w:hint="default"/>
+        <w:sz w:val="20"/>
+      </w:rPr>
+    </w:lvl>
+    <w:lvl w:ilvl="8" w:tentative="1">
+      <w:start w:val="1"/>
+      <w:numFmt w:val="bullet"/>
+      <w:lvlText w:val=""/>
+      <w:lvlJc w:val="left"/>
+      <w:pPr>
+        <w:tabs>
+          <w:tab w:val="num" w:pos="6480"/>
+        </w:tabs>
+        <w:ind w:left="6480" w:hanging="360"/>
+      </w:pPr>
+      <w:rPr>
+        <w:rFonts w:ascii="Wingdings" w:hAnsi="Wingdings" w:hint="default"/>
+        <w:sz w:val="20"/>
+      </w:rPr>
+    </w:lvl>
+  </w:abstractNum>
+  <w:abstractNum w:abstractNumId="9" w15:restartNumberingAfterBreak="0">
     <w:nsid w:val="4CD7157A"/>
     <w:multiLevelType w:val="multilevel"/>
     <w:tmpl w:val="33D6124E"/>
@@ -1366,7 +6577,7 @@
       </w:rPr>
     </w:lvl>
   </w:abstractNum>
-  <w:abstractNum w:abstractNumId="4" w15:restartNumberingAfterBreak="0">
+  <w:abstractNum w:abstractNumId="10" w15:restartNumberingAfterBreak="0">
     <w:nsid w:val="4DB1510F"/>
     <w:multiLevelType w:val="multilevel"/>
     <w:tmpl w:val="C8A284FE"/>
@@ -1515,7 +6726,7 @@
       </w:rPr>
     </w:lvl>
   </w:abstractNum>
-  <w:abstractNum w:abstractNumId="5" w15:restartNumberingAfterBreak="0">
+  <w:abstractNum w:abstractNumId="11" w15:restartNumberingAfterBreak="0">
     <w:nsid w:val="6AD65FB0"/>
     <w:multiLevelType w:val="multilevel"/>
     <w:tmpl w:val="81AE788C"/>
@@ -1664,7 +6875,7 @@
       </w:rPr>
     </w:lvl>
   </w:abstractNum>
-  <w:abstractNum w:abstractNumId="6" w15:restartNumberingAfterBreak="0">
+  <w:abstractNum w:abstractNumId="12" w15:restartNumberingAfterBreak="0">
     <w:nsid w:val="761E2407"/>
     <w:multiLevelType w:val="hybridMultilevel"/>
     <w:tmpl w:val="993046BA"/>
@@ -1777,7 +6988,7 @@
       </w:rPr>
     </w:lvl>
   </w:abstractNum>
-  <w:abstractNum w:abstractNumId="7" w15:restartNumberingAfterBreak="0">
+  <w:abstractNum w:abstractNumId="13" w15:restartNumberingAfterBreak="0">
     <w:nsid w:val="765D3080"/>
     <w:multiLevelType w:val="multilevel"/>
     <w:tmpl w:val="C610F44C"/>
@@ -1926,28 +7137,198 @@
       </w:rPr>
     </w:lvl>
   </w:abstractNum>
+  <w:abstractNum w:abstractNumId="14" w15:restartNumberingAfterBreak="0">
+    <w:nsid w:val="7FF778A4"/>
+    <w:multiLevelType w:val="multilevel"/>
+    <w:tmpl w:val="106AF4D0"/>
+    <w:lvl w:ilvl="0">
+      <w:start w:val="1"/>
+      <w:numFmt w:val="bullet"/>
+      <w:lvlText w:val=""/>
+      <w:lvlJc w:val="left"/>
+      <w:pPr>
+        <w:tabs>
+          <w:tab w:val="num" w:pos="720"/>
+        </w:tabs>
+        <w:ind w:left="720" w:hanging="360"/>
+      </w:pPr>
+      <w:rPr>
+        <w:rFonts w:ascii="Symbol" w:hAnsi="Symbol" w:hint="default"/>
+        <w:sz w:val="20"/>
+      </w:rPr>
+    </w:lvl>
+    <w:lvl w:ilvl="1" w:tentative="1">
+      <w:start w:val="1"/>
+      <w:numFmt w:val="bullet"/>
+      <w:lvlText w:val="o"/>
+      <w:lvlJc w:val="left"/>
+      <w:pPr>
+        <w:tabs>
+          <w:tab w:val="num" w:pos="1440"/>
+        </w:tabs>
+        <w:ind w:left="1440" w:hanging="360"/>
+      </w:pPr>
+      <w:rPr>
+        <w:rFonts w:ascii="Courier New" w:hAnsi="Courier New" w:hint="default"/>
+        <w:sz w:val="20"/>
+      </w:rPr>
+    </w:lvl>
+    <w:lvl w:ilvl="2" w:tentative="1">
+      <w:start w:val="1"/>
+      <w:numFmt w:val="bullet"/>
+      <w:lvlText w:val=""/>
+      <w:lvlJc w:val="left"/>
+      <w:pPr>
+        <w:tabs>
+          <w:tab w:val="num" w:pos="2160"/>
+        </w:tabs>
+        <w:ind w:left="2160" w:hanging="360"/>
+      </w:pPr>
+      <w:rPr>
+        <w:rFonts w:ascii="Wingdings" w:hAnsi="Wingdings" w:hint="default"/>
+        <w:sz w:val="20"/>
+      </w:rPr>
+    </w:lvl>
+    <w:lvl w:ilvl="3" w:tentative="1">
+      <w:start w:val="1"/>
+      <w:numFmt w:val="bullet"/>
+      <w:lvlText w:val=""/>
+      <w:lvlJc w:val="left"/>
+      <w:pPr>
+        <w:tabs>
+          <w:tab w:val="num" w:pos="2880"/>
+        </w:tabs>
+        <w:ind w:left="2880" w:hanging="360"/>
+      </w:pPr>
+      <w:rPr>
+        <w:rFonts w:ascii="Wingdings" w:hAnsi="Wingdings" w:hint="default"/>
+        <w:sz w:val="20"/>
+      </w:rPr>
+    </w:lvl>
+    <w:lvl w:ilvl="4" w:tentative="1">
+      <w:start w:val="1"/>
+      <w:numFmt w:val="bullet"/>
+      <w:lvlText w:val=""/>
+      <w:lvlJc w:val="left"/>
+      <w:pPr>
+        <w:tabs>
+          <w:tab w:val="num" w:pos="3600"/>
+        </w:tabs>
+        <w:ind w:left="3600" w:hanging="360"/>
+      </w:pPr>
+      <w:rPr>
+        <w:rFonts w:ascii="Wingdings" w:hAnsi="Wingdings" w:hint="default"/>
+        <w:sz w:val="20"/>
+      </w:rPr>
+    </w:lvl>
+    <w:lvl w:ilvl="5" w:tentative="1">
+      <w:start w:val="1"/>
+      <w:numFmt w:val="bullet"/>
+      <w:lvlText w:val=""/>
+      <w:lvlJc w:val="left"/>
+      <w:pPr>
+        <w:tabs>
+          <w:tab w:val="num" w:pos="4320"/>
+        </w:tabs>
+        <w:ind w:left="4320" w:hanging="360"/>
+      </w:pPr>
+      <w:rPr>
+        <w:rFonts w:ascii="Wingdings" w:hAnsi="Wingdings" w:hint="default"/>
+        <w:sz w:val="20"/>
+      </w:rPr>
+    </w:lvl>
+    <w:lvl w:ilvl="6" w:tentative="1">
+      <w:start w:val="1"/>
+      <w:numFmt w:val="bullet"/>
+      <w:lvlText w:val=""/>
+      <w:lvlJc w:val="left"/>
+      <w:pPr>
+        <w:tabs>
+          <w:tab w:val="num" w:pos="5040"/>
+        </w:tabs>
+        <w:ind w:left="5040" w:hanging="360"/>
+      </w:pPr>
+      <w:rPr>
+        <w:rFonts w:ascii="Wingdings" w:hAnsi="Wingdings" w:hint="default"/>
+        <w:sz w:val="20"/>
+      </w:rPr>
+    </w:lvl>
+    <w:lvl w:ilvl="7" w:tentative="1">
+      <w:start w:val="1"/>
+      <w:numFmt w:val="bullet"/>
+      <w:lvlText w:val=""/>
+      <w:lvlJc w:val="left"/>
+      <w:pPr>
+        <w:tabs>
+          <w:tab w:val="num" w:pos="5760"/>
+        </w:tabs>
+        <w:ind w:left="5760" w:hanging="360"/>
+      </w:pPr>
+      <w:rPr>
+        <w:rFonts w:ascii="Wingdings" w:hAnsi="Wingdings" w:hint="default"/>
+        <w:sz w:val="20"/>
+      </w:rPr>
+    </w:lvl>
+    <w:lvl w:ilvl="8" w:tentative="1">
+      <w:start w:val="1"/>
+      <w:numFmt w:val="bullet"/>
+      <w:lvlText w:val=""/>
+      <w:lvlJc w:val="left"/>
+      <w:pPr>
+        <w:tabs>
+          <w:tab w:val="num" w:pos="6480"/>
+        </w:tabs>
+        <w:ind w:left="6480" w:hanging="360"/>
+      </w:pPr>
+      <w:rPr>
+        <w:rFonts w:ascii="Wingdings" w:hAnsi="Wingdings" w:hint="default"/>
+        <w:sz w:val="20"/>
+      </w:rPr>
+    </w:lvl>
+  </w:abstractNum>
   <w:num w:numId="1" w16cid:durableId="1187791112">
+    <w:abstractNumId w:val="9"/>
+  </w:num>
+  <w:num w:numId="2" w16cid:durableId="328944070">
+    <w:abstractNumId w:val="12"/>
+  </w:num>
+  <w:num w:numId="3" w16cid:durableId="1606307082">
+    <w:abstractNumId w:val="4"/>
+  </w:num>
+  <w:num w:numId="4" w16cid:durableId="817920134">
+    <w:abstractNumId w:val="6"/>
+  </w:num>
+  <w:num w:numId="5" w16cid:durableId="1241939156">
+    <w:abstractNumId w:val="13"/>
+  </w:num>
+  <w:num w:numId="6" w16cid:durableId="505051155">
+    <w:abstractNumId w:val="2"/>
+  </w:num>
+  <w:num w:numId="7" w16cid:durableId="1075275174">
+    <w:abstractNumId w:val="10"/>
+  </w:num>
+  <w:num w:numId="8" w16cid:durableId="393622275">
+    <w:abstractNumId w:val="11"/>
+  </w:num>
+  <w:num w:numId="9" w16cid:durableId="379667844">
+    <w:abstractNumId w:val="8"/>
+  </w:num>
+  <w:num w:numId="10" w16cid:durableId="588930217">
     <w:abstractNumId w:val="3"/>
   </w:num>
-  <w:num w:numId="2" w16cid:durableId="328944070">
-    <w:abstractNumId w:val="6"/>
+  <w:num w:numId="11" w16cid:durableId="1224608513">
+    <w:abstractNumId w:val="14"/>
   </w:num>
-  <w:num w:numId="3" w16cid:durableId="1606307082">
+  <w:num w:numId="12" w16cid:durableId="1599829030">
+    <w:abstractNumId w:val="7"/>
+  </w:num>
+  <w:num w:numId="13" w16cid:durableId="245498156">
     <w:abstractNumId w:val="1"/>
   </w:num>
-  <w:num w:numId="4" w16cid:durableId="817920134">
-    <w:abstractNumId w:val="2"/>
-  </w:num>
-  <w:num w:numId="5" w16cid:durableId="1241939156">
-    <w:abstractNumId w:val="7"/>
-  </w:num>
-  <w:num w:numId="6" w16cid:durableId="505051155">
+  <w:num w:numId="14" w16cid:durableId="1142967029">
     <w:abstractNumId w:val="0"/>
   </w:num>
-  <w:num w:numId="7" w16cid:durableId="1075275174">
-    <w:abstractNumId w:val="4"/>
-  </w:num>
-  <w:num w:numId="8" w16cid:durableId="393622275">
+  <w:num w:numId="15" w16cid:durableId="813717264">
     <w:abstractNumId w:val="5"/>
   </w:num>
 </w:numbering>
@@ -2381,7 +7762,6 @@
     <w:next w:val="Normal"/>
     <w:link w:val="Heading2Char"/>
     <w:uiPriority w:val="9"/>
-    <w:semiHidden/>
     <w:unhideWhenUsed/>
     <w:qFormat/>
     <w:rsid w:val="005546E8"/>
@@ -2426,7 +7806,6 @@
     <w:next w:val="Normal"/>
     <w:link w:val="Heading4Char"/>
     <w:uiPriority w:val="9"/>
-    <w:semiHidden/>
     <w:unhideWhenUsed/>
     <w:qFormat/>
     <w:rsid w:val="005546E8"/>
@@ -2597,7 +7976,6 @@
     <w:basedOn w:val="DefaultParagraphFont"/>
     <w:link w:val="Heading2"/>
     <w:uiPriority w:val="9"/>
-    <w:semiHidden/>
     <w:rsid w:val="005546E8"/>
     <w:rPr>
       <w:rFonts w:asciiTheme="majorHAnsi" w:eastAsiaTheme="majorEastAsia" w:hAnsiTheme="majorHAnsi" w:cstheme="majorBidi"/>
@@ -2624,7 +8002,6 @@
     <w:basedOn w:val="DefaultParagraphFont"/>
     <w:link w:val="Heading4"/>
     <w:uiPriority w:val="9"/>
-    <w:semiHidden/>
     <w:rsid w:val="005546E8"/>
     <w:rPr>
       <w:rFonts w:eastAsiaTheme="majorEastAsia" w:cstheme="majorBidi"/>
@@ -2892,6 +8269,76 @@
     <w:rPr>
       <w:b/>
       <w:bCs/>
+    </w:rPr>
+  </w:style>
+  <w:style w:type="character" w:customStyle="1" w:styleId="whitespace-normal">
+    <w:name w:val="whitespace-normal"/>
+    <w:basedOn w:val="DefaultParagraphFont"/>
+    <w:rsid w:val="00BF14A1"/>
+  </w:style>
+  <w:style w:type="paragraph" w:styleId="HTMLPreformatted">
+    <w:name w:val="HTML Preformatted"/>
+    <w:basedOn w:val="Normal"/>
+    <w:link w:val="HTMLPreformattedChar"/>
+    <w:uiPriority w:val="99"/>
+    <w:semiHidden/>
+    <w:unhideWhenUsed/>
+    <w:rsid w:val="007240E7"/>
+    <w:pPr>
+      <w:tabs>
+        <w:tab w:val="left" w:pos="916"/>
+        <w:tab w:val="left" w:pos="1832"/>
+        <w:tab w:val="left" w:pos="2748"/>
+        <w:tab w:val="left" w:pos="3664"/>
+        <w:tab w:val="left" w:pos="4580"/>
+        <w:tab w:val="left" w:pos="5496"/>
+        <w:tab w:val="left" w:pos="6412"/>
+        <w:tab w:val="left" w:pos="7328"/>
+        <w:tab w:val="left" w:pos="8244"/>
+        <w:tab w:val="left" w:pos="9160"/>
+        <w:tab w:val="left" w:pos="10076"/>
+        <w:tab w:val="left" w:pos="10992"/>
+        <w:tab w:val="left" w:pos="11908"/>
+        <w:tab w:val="left" w:pos="12824"/>
+        <w:tab w:val="left" w:pos="13740"/>
+        <w:tab w:val="left" w:pos="14656"/>
+      </w:tabs>
+      <w:spacing w:after="0" w:line="240" w:lineRule="auto"/>
+    </w:pPr>
+    <w:rPr>
+      <w:rFonts w:ascii="Courier New" w:eastAsia="Times New Roman" w:hAnsi="Courier New" w:cs="Courier New"/>
+      <w:kern w:val="0"/>
+      <w:sz w:val="20"/>
+      <w:szCs w:val="20"/>
+      <w14:ligatures w14:val="none"/>
+    </w:rPr>
+  </w:style>
+  <w:style w:type="character" w:customStyle="1" w:styleId="HTMLPreformattedChar">
+    <w:name w:val="HTML Preformatted Char"/>
+    <w:basedOn w:val="DefaultParagraphFont"/>
+    <w:link w:val="HTMLPreformatted"/>
+    <w:uiPriority w:val="99"/>
+    <w:semiHidden/>
+    <w:rsid w:val="007240E7"/>
+    <w:rPr>
+      <w:rFonts w:ascii="Courier New" w:eastAsia="Times New Roman" w:hAnsi="Courier New" w:cs="Courier New"/>
+      <w:kern w:val="0"/>
+      <w:sz w:val="20"/>
+      <w:szCs w:val="20"/>
+      <w14:ligatures w14:val="none"/>
+    </w:rPr>
+  </w:style>
+  <w:style w:type="character" w:styleId="HTMLCode">
+    <w:name w:val="HTML Code"/>
+    <w:basedOn w:val="DefaultParagraphFont"/>
+    <w:uiPriority w:val="99"/>
+    <w:semiHidden/>
+    <w:unhideWhenUsed/>
+    <w:rsid w:val="007240E7"/>
+    <w:rPr>
+      <w:rFonts w:ascii="Courier New" w:eastAsia="Times New Roman" w:hAnsi="Courier New" w:cs="Courier New"/>
+      <w:sz w:val="20"/>
+      <w:szCs w:val="20"/>
     </w:rPr>
   </w:style>
 </w:styles>
